--- a/ap-revision/C09 期末复习清单.docx
+++ b/ap-revision/C09 期末复习清单.docx
@@ -8,7 +8,7 @@
       </w:pPr>
       <w:r>
         <w:rPr>
-          <w:rFonts w:ascii="Arial" w:hAnsi="Arial" w:eastAsia="Arial"/>
+          <w:rFonts w:ascii="Arial" w:hAnsi="Arial"/>
           <w:b/>
           <w:sz w:val="28"/>
         </w:rPr>
@@ -26,13 +26,14 @@
       </w:pPr>
       <w:r>
         <w:rPr>
-          <w:rFonts w:ascii="霞鹜文楷 Medium" w:hAnsi="霞鹜文楷 Medium" w:eastAsia="霞鹜文楷 Medium"/>
+          <w:rFonts w:ascii="霞鹜文楷 Medium" w:hAnsi="霞鹜文楷 Medium"/>
           <w:b/>
           <w:sz w:val="24"/>
         </w:rPr>
         <w:t>考点 A: 反应速率 Reaction Rates</w:t>
       </w:r>
     </w:p>
+    <w:p/>
     <w:p>
       <w:pPr>
         <w:spacing w:after="40" w:before="80" w:line="240" w:lineRule="auto"/>
@@ -42,80 +43,12 @@
       </w:pPr>
       <w:r>
         <w:rPr>
-          <w:rFonts w:ascii="Arial" w:hAnsi="Arial" w:eastAsia="Arial"/>
-          <w:b w:val="0"/>
-          <w:sz w:val="22"/>
-        </w:rPr>
-        <w:t>1. 2N2O5 (g) -&gt; 4NO2 (g) + O2 (g). At high temperatures, N2O5 (g) decomposes according to the equation above. A sample of N2O5 (g) is monitored as it decomposes, and the concentration of N2O5 (g) as a function of time is recorded: Time=0 s, [N2O5]=0.850 M; Time=60.0 s, [N2O5]=0.654 M; Time=120.0 s, [N2O5]=0.532 M; Time=180.0 s, [N2O5]=0.448 M. What is the average rate of the reaction between 120.0 and 180.0 seconds?</w:t>
-      </w:r>
-      <w:r>
-        <w:tab/>
-      </w:r>
-      <w:r>
-        <w:rPr>
-          <w:rFonts w:ascii="Arial" w:hAnsi="Arial" w:eastAsia="Arial"/>
-          <w:b w:val="0"/>
-          <w:sz w:val="22"/>
-        </w:rPr>
-        <w:t>（   ）</w:t>
-      </w:r>
-    </w:p>
-    <w:p>
-      <w:pPr>
-        <w:spacing w:after="20" w:before="0" w:line="240" w:lineRule="auto"/>
-      </w:pPr>
-      <w:r>
-        <w:rPr>
-          <w:rFonts w:ascii="Arial" w:hAnsi="Arial" w:eastAsia="Arial"/>
-          <w:b w:val="0"/>
-          <w:sz w:val="22"/>
-        </w:rPr>
-        <w:t>A. 7.0 x 10-4 M s-1</w:t>
-      </w:r>
-    </w:p>
-    <w:p>
-      <w:pPr>
-        <w:spacing w:after="20" w:before="0" w:line="240" w:lineRule="auto"/>
-      </w:pPr>
-      <w:r>
-        <w:rPr>
-          <w:rFonts w:ascii="Arial" w:hAnsi="Arial" w:eastAsia="Arial"/>
-          <w:b w:val="0"/>
-          <w:sz w:val="22"/>
-        </w:rPr>
-        <w:t>B. 1.0 x 10-3 M s-1</w:t>
-      </w:r>
-    </w:p>
-    <w:p>
-      <w:pPr>
-        <w:spacing w:after="20" w:before="0" w:line="240" w:lineRule="auto"/>
-      </w:pPr>
-      <w:r>
-        <w:rPr>
-          <w:rFonts w:ascii="Arial" w:hAnsi="Arial" w:eastAsia="Arial"/>
-          <w:b w:val="0"/>
-          <w:sz w:val="22"/>
-        </w:rPr>
-        <w:t>C. 1.4 x 10-3 M s-1</w:t>
-      </w:r>
-    </w:p>
-    <w:p>
-      <w:pPr>
-        <w:spacing w:after="20" w:before="0" w:line="240" w:lineRule="auto"/>
-      </w:pPr>
-      <w:r>
-        <w:rPr>
-          <w:rFonts w:ascii="Arial" w:hAnsi="Arial" w:eastAsia="Arial"/>
-          <w:b w:val="0"/>
-          <w:sz w:val="22"/>
-        </w:rPr>
-        <w:t>D. 1.6 x 10-3 M s-1</w:t>
-      </w:r>
-    </w:p>
-    <w:p>
-      <w:pPr>
-        <w:spacing w:after="0" w:before="0" w:line="240" w:lineRule="auto"/>
-      </w:pPr>
+          <w:rFonts w:ascii="Arial" w:hAnsi="Arial"/>
+          <w:b w:val="0"/>
+          <w:sz w:val="22"/>
+        </w:rPr>
+        <w:t>1. 2N₂O₅ (g) -&gt; 4NO₂ (g) + O₂ (g).</w:t>
+      </w:r>
     </w:p>
     <w:p>
       <w:pPr>
@@ -126,80 +59,12 @@
       </w:pPr>
       <w:r>
         <w:rPr>
-          <w:rFonts w:ascii="Arial" w:hAnsi="Arial" w:eastAsia="Arial"/>
-          <w:b w:val="0"/>
-          <w:sz w:val="22"/>
-        </w:rPr>
-        <w:t>2. Ammonia decomposes into nitrogen gas and hydrogen gas, at high temperatures. A sample of ammonia is monitored as it decomposes, and the concentration of hydrogen is recorded over time: Time=0 s, [H2]=0.646 M; Time=60.0 s, [H2]=0.491 M; Time=120.0 s, [H2]=0.388 M; Time=180.0 s, [H2]=0.318 M. What is the average rate of the reaction between 60.0 and 120.0 seconds?</w:t>
-      </w:r>
-      <w:r>
-        <w:tab/>
-      </w:r>
-      <w:r>
-        <w:rPr>
-          <w:rFonts w:ascii="Arial" w:hAnsi="Arial" w:eastAsia="Arial"/>
-          <w:b w:val="0"/>
-          <w:sz w:val="22"/>
-        </w:rPr>
-        <w:t>（   ）</w:t>
-      </w:r>
-    </w:p>
-    <w:p>
-      <w:pPr>
-        <w:spacing w:after="20" w:before="0" w:line="240" w:lineRule="auto"/>
-      </w:pPr>
-      <w:r>
-        <w:rPr>
-          <w:rFonts w:ascii="Arial" w:hAnsi="Arial" w:eastAsia="Arial"/>
-          <w:b w:val="0"/>
-          <w:sz w:val="22"/>
-        </w:rPr>
-        <w:t>A. 8.5 x 10-4 M s-1</w:t>
-      </w:r>
-    </w:p>
-    <w:p>
-      <w:pPr>
-        <w:spacing w:after="20" w:before="0" w:line="240" w:lineRule="auto"/>
-      </w:pPr>
-      <w:r>
-        <w:rPr>
-          <w:rFonts w:ascii="Arial" w:hAnsi="Arial" w:eastAsia="Arial"/>
-          <w:b w:val="0"/>
-          <w:sz w:val="22"/>
-        </w:rPr>
-        <w:t>B. 5.7 x 10-4 M s-1</w:t>
-      </w:r>
-    </w:p>
-    <w:p>
-      <w:pPr>
-        <w:spacing w:after="20" w:before="0" w:line="240" w:lineRule="auto"/>
-      </w:pPr>
-      <w:r>
-        <w:rPr>
-          <w:rFonts w:ascii="Arial" w:hAnsi="Arial" w:eastAsia="Arial"/>
-          <w:b w:val="0"/>
-          <w:sz w:val="22"/>
-        </w:rPr>
-        <w:t>C. 1.7 x 10-3 M s-1</w:t>
-      </w:r>
-    </w:p>
-    <w:p>
-      <w:pPr>
-        <w:spacing w:after="20" w:before="0" w:line="240" w:lineRule="auto"/>
-      </w:pPr>
-      <w:r>
-        <w:rPr>
-          <w:rFonts w:ascii="Arial" w:hAnsi="Arial" w:eastAsia="Arial"/>
-          <w:b w:val="0"/>
-          <w:sz w:val="22"/>
-        </w:rPr>
-        <w:t>D. 5.2 x 10-3 M s-1</w:t>
-      </w:r>
-    </w:p>
-    <w:p>
-      <w:pPr>
-        <w:spacing w:after="0" w:before="0" w:line="240" w:lineRule="auto"/>
-      </w:pPr>
+          <w:rFonts w:ascii="Arial" w:hAnsi="Arial"/>
+          <w:b w:val="0"/>
+          <w:sz w:val="22"/>
+        </w:rPr>
+        <w:t>At high temperatures, N₂O₅ (g) decomposes according to the equation above. A sample of N₂O₅ (g) is monitored as it decomposes, and the concentration of N₂O₅ (g) as a function of time is recorded:</w:t>
+      </w:r>
     </w:p>
     <w:p>
       <w:pPr>
@@ -210,92 +75,11 @@
       </w:pPr>
       <w:r>
         <w:rPr>
-          <w:rFonts w:ascii="Arial" w:hAnsi="Arial" w:eastAsia="Arial"/>
-          <w:b w:val="0"/>
-          <w:sz w:val="22"/>
-        </w:rPr>
-        <w:t>3. CaCO3 (s) + H2SO4 (aq) -&gt; CaSO4 (aq) + H2O (l) + CO2 (g). The reaction between CaCO3 (s) and H2SO4 (aq) is represented by the equation above. In a kinetics experiment, a 0.25 g sample of powdered CaCO3 (s) is added to a flask containing 50 mL of 1.5 M H2SO4 (aq) at 25 oC. The rate of the reaction is determined by measuring the volume of CO2 (g) produced over time. Which of the following experimental changes is most likely to increase the rate of CO2 (g) production?</w:t>
-      </w:r>
-      <w:r>
-        <w:tab/>
-      </w:r>
-      <w:r>
-        <w:rPr>
-          <w:rFonts w:ascii="Arial" w:hAnsi="Arial" w:eastAsia="Arial"/>
-          <w:b w:val="0"/>
-          <w:sz w:val="22"/>
-        </w:rPr>
-        <w:t>（   ）</w:t>
-      </w:r>
-    </w:p>
-    <w:p>
-      <w:pPr>
-        <w:spacing w:after="20" w:before="0" w:line="240" w:lineRule="auto"/>
-      </w:pPr>
-      <w:r>
-        <w:rPr>
-          <w:rFonts w:ascii="Arial" w:hAnsi="Arial" w:eastAsia="Arial"/>
-          <w:b w:val="0"/>
-          <w:sz w:val="22"/>
-        </w:rPr>
-        <w:t>A. Using a 0.25 g sample of CaCO3 (s) chips instead of powdered CaCO3 (s).</w:t>
-      </w:r>
-    </w:p>
-    <w:p>
-      <w:pPr>
-        <w:spacing w:after="20" w:before="0" w:line="240" w:lineRule="auto"/>
-      </w:pPr>
-      <w:r>
-        <w:rPr>
-          <w:rFonts w:ascii="Arial" w:hAnsi="Arial" w:eastAsia="Arial"/>
-          <w:b w:val="0"/>
-          <w:sz w:val="22"/>
-        </w:rPr>
-        <w:t>B. Using 1.0 M H2SO4 (aq) instead of 1.5 M.</w:t>
-      </w:r>
-    </w:p>
-    <w:p>
-      <w:pPr>
-        <w:spacing w:after="20" w:before="0" w:line="240" w:lineRule="auto"/>
-      </w:pPr>
-      <w:r>
-        <w:rPr>
-          <w:rFonts w:ascii="Arial" w:hAnsi="Arial" w:eastAsia="Arial"/>
-          <w:b w:val="0"/>
-          <w:sz w:val="22"/>
-        </w:rPr>
-        <w:t>C. Using 100 mL of 1.5 M H2SO4 (aq) instead of 50 mL.</w:t>
-      </w:r>
-    </w:p>
-    <w:p>
-      <w:pPr>
-        <w:spacing w:after="20" w:before="0" w:line="240" w:lineRule="auto"/>
-      </w:pPr>
-      <w:r>
-        <w:rPr>
-          <w:rFonts w:ascii="Arial" w:hAnsi="Arial" w:eastAsia="Arial"/>
-          <w:b w:val="0"/>
-          <w:sz w:val="22"/>
-        </w:rPr>
-        <w:t>D. Warming the H2SO4 (aq) to 35 oC before its addition to the CaCO3 (s).</w:t>
-      </w:r>
-    </w:p>
-    <w:p>
-      <w:pPr>
-        <w:spacing w:after="0" w:before="0" w:line="240" w:lineRule="auto"/>
-      </w:pPr>
-    </w:p>
-    <w:p>
-      <w:pPr>
-        <w:spacing w:after="120" w:before="280" w:line="240" w:lineRule="auto"/>
-      </w:pPr>
-      <w:r>
-        <w:rPr>
-          <w:rFonts w:ascii="霞鹜文楷 Medium" w:hAnsi="霞鹜文楷 Medium" w:eastAsia="霞鹜文楷 Medium"/>
-          <w:b/>
-          <w:sz w:val="24"/>
-        </w:rPr>
-        <w:t>考点 B: 碰撞理论 Collision Theory</w:t>
+          <w:rFonts w:ascii="Arial" w:hAnsi="Arial"/>
+          <w:b w:val="0"/>
+          <w:sz w:val="22"/>
+        </w:rPr>
+        <w:t>Time=0 s, [N₂O₅]=0.850 M;</w:t>
       </w:r>
     </w:p>
     <w:p>
@@ -307,80 +91,12 @@
       </w:pPr>
       <w:r>
         <w:rPr>
-          <w:rFonts w:ascii="Arial" w:hAnsi="Arial" w:eastAsia="Arial"/>
-          <w:b w:val="0"/>
-          <w:sz w:val="22"/>
-        </w:rPr>
-        <w:t>1. Increasing temperature increases reaction rate because:</w:t>
-      </w:r>
-      <w:r>
-        <w:tab/>
-      </w:r>
-      <w:r>
-        <w:rPr>
-          <w:rFonts w:ascii="Arial" w:hAnsi="Arial" w:eastAsia="Arial"/>
-          <w:b w:val="0"/>
-          <w:sz w:val="22"/>
-        </w:rPr>
-        <w:t>（   ）</w:t>
-      </w:r>
-    </w:p>
-    <w:p>
-      <w:pPr>
-        <w:spacing w:after="20" w:before="0" w:line="240" w:lineRule="auto"/>
-      </w:pPr>
-      <w:r>
-        <w:rPr>
-          <w:rFonts w:ascii="Arial" w:hAnsi="Arial" w:eastAsia="Arial"/>
-          <w:b w:val="0"/>
-          <w:sz w:val="22"/>
-        </w:rPr>
-        <w:t>A  more collisions occur.</w:t>
-      </w:r>
-    </w:p>
-    <w:p>
-      <w:pPr>
-        <w:spacing w:after="20" w:before="0" w:line="240" w:lineRule="auto"/>
-      </w:pPr>
-      <w:r>
-        <w:rPr>
-          <w:rFonts w:ascii="Arial" w:hAnsi="Arial" w:eastAsia="Arial"/>
-          <w:b w:val="0"/>
-          <w:sz w:val="22"/>
-        </w:rPr>
-        <w:t>B  particles have lower activation energy.</w:t>
-      </w:r>
-    </w:p>
-    <w:p>
-      <w:pPr>
-        <w:spacing w:after="20" w:before="0" w:line="240" w:lineRule="auto"/>
-      </w:pPr>
-      <w:r>
-        <w:rPr>
-          <w:rFonts w:ascii="Arial" w:hAnsi="Arial" w:eastAsia="Arial"/>
-          <w:b w:val="0"/>
-          <w:sz w:val="22"/>
-        </w:rPr>
-        <w:t>C  a larger fraction of molecules have kinetic energy ≥ Ea.</w:t>
-      </w:r>
-    </w:p>
-    <w:p>
-      <w:pPr>
-        <w:spacing w:after="20" w:before="0" w:line="240" w:lineRule="auto"/>
-      </w:pPr>
-      <w:r>
-        <w:rPr>
-          <w:rFonts w:ascii="Arial" w:hAnsi="Arial" w:eastAsia="Arial"/>
-          <w:b w:val="0"/>
-          <w:sz w:val="22"/>
-        </w:rPr>
-        <w:t>D  the equilibrium constant increases.</w:t>
-      </w:r>
-    </w:p>
-    <w:p>
-      <w:pPr>
-        <w:spacing w:after="0" w:before="0" w:line="240" w:lineRule="auto"/>
-      </w:pPr>
+          <w:rFonts w:ascii="Arial" w:hAnsi="Arial"/>
+          <w:b w:val="0"/>
+          <w:sz w:val="22"/>
+        </w:rPr>
+        <w:t>Time=60.0 s, [N₂O₅]=0.654 M;</w:t>
+      </w:r>
     </w:p>
     <w:p>
       <w:pPr>
@@ -391,80 +107,12 @@
       </w:pPr>
       <w:r>
         <w:rPr>
-          <w:rFonts w:ascii="Arial" w:hAnsi="Arial" w:eastAsia="Arial"/>
-          <w:b w:val="0"/>
-          <w:sz w:val="22"/>
-        </w:rPr>
-        <w:t>2. According to the collision model, which of the following factors does NOT directly affect the rate of a chemical reaction?</w:t>
-      </w:r>
-      <w:r>
-        <w:tab/>
-      </w:r>
-      <w:r>
-        <w:rPr>
-          <w:rFonts w:ascii="Arial" w:hAnsi="Arial" w:eastAsia="Arial"/>
-          <w:b w:val="0"/>
-          <w:sz w:val="22"/>
-        </w:rPr>
-        <w:t>（   ）</w:t>
-      </w:r>
-    </w:p>
-    <w:p>
-      <w:pPr>
-        <w:spacing w:after="20" w:before="0" w:line="240" w:lineRule="auto"/>
-      </w:pPr>
-      <w:r>
-        <w:rPr>
-          <w:rFonts w:ascii="Arial" w:hAnsi="Arial" w:eastAsia="Arial"/>
-          <w:b w:val="0"/>
-          <w:sz w:val="22"/>
-        </w:rPr>
-        <w:t>A. Activation energy</w:t>
-      </w:r>
-    </w:p>
-    <w:p>
-      <w:pPr>
-        <w:spacing w:after="20" w:before="0" w:line="240" w:lineRule="auto"/>
-      </w:pPr>
-      <w:r>
-        <w:rPr>
-          <w:rFonts w:ascii="Arial" w:hAnsi="Arial" w:eastAsia="Arial"/>
-          <w:b w:val="0"/>
-          <w:sz w:val="22"/>
-        </w:rPr>
-        <w:t>B. Enthalpy change of the reaction</w:t>
-      </w:r>
-    </w:p>
-    <w:p>
-      <w:pPr>
-        <w:spacing w:after="20" w:before="0" w:line="240" w:lineRule="auto"/>
-      </w:pPr>
-      <w:r>
-        <w:rPr>
-          <w:rFonts w:ascii="Arial" w:hAnsi="Arial" w:eastAsia="Arial"/>
-          <w:b w:val="0"/>
-          <w:sz w:val="22"/>
-        </w:rPr>
-        <w:t>C. Frequency of collisions</w:t>
-      </w:r>
-    </w:p>
-    <w:p>
-      <w:pPr>
-        <w:spacing w:after="20" w:before="0" w:line="240" w:lineRule="auto"/>
-      </w:pPr>
-      <w:r>
-        <w:rPr>
-          <w:rFonts w:ascii="Arial" w:hAnsi="Arial" w:eastAsia="Arial"/>
-          <w:b w:val="0"/>
-          <w:sz w:val="22"/>
-        </w:rPr>
-        <w:t>D. Orientation of colliding molecules</w:t>
-      </w:r>
-    </w:p>
-    <w:p>
-      <w:pPr>
-        <w:spacing w:after="0" w:before="0" w:line="240" w:lineRule="auto"/>
-      </w:pPr>
+          <w:rFonts w:ascii="Arial" w:hAnsi="Arial"/>
+          <w:b w:val="0"/>
+          <w:sz w:val="22"/>
+        </w:rPr>
+        <w:t>Time=120.0 s, [N₂O₅]=0.532 M;</w:t>
+      </w:r>
     </w:p>
     <w:p>
       <w:pPr>
@@ -475,80 +123,12 @@
       </w:pPr>
       <w:r>
         <w:rPr>
-          <w:rFonts w:ascii="Arial" w:hAnsi="Arial" w:eastAsia="Arial"/>
-          <w:b w:val="0"/>
-          <w:sz w:val="22"/>
-        </w:rPr>
-        <w:t>3. How does the average kinetic energy of a gas vary with temperature? (Refer to the graphs provided in the original exam paper.)</w:t>
-      </w:r>
-      <w:r>
-        <w:tab/>
-      </w:r>
-      <w:r>
-        <w:rPr>
-          <w:rFonts w:ascii="Arial" w:hAnsi="Arial" w:eastAsia="Arial"/>
-          <w:b w:val="0"/>
-          <w:sz w:val="22"/>
-        </w:rPr>
-        <w:t>（   ）</w:t>
-      </w:r>
-    </w:p>
-    <w:p>
-      <w:pPr>
-        <w:spacing w:after="20" w:before="0" w:line="240" w:lineRule="auto"/>
-      </w:pPr>
-      <w:r>
-        <w:rPr>
-          <w:rFonts w:ascii="Arial" w:hAnsi="Arial" w:eastAsia="Arial"/>
-          <w:b w:val="0"/>
-          <w:sz w:val="22"/>
-        </w:rPr>
-        <w:t>A.</w:t>
-      </w:r>
-    </w:p>
-    <w:p>
-      <w:pPr>
-        <w:spacing w:after="20" w:before="0" w:line="240" w:lineRule="auto"/>
-      </w:pPr>
-      <w:r>
-        <w:rPr>
-          <w:rFonts w:ascii="Arial" w:hAnsi="Arial" w:eastAsia="Arial"/>
-          <w:b w:val="0"/>
-          <w:sz w:val="22"/>
-        </w:rPr>
-        <w:t>B.</w:t>
-      </w:r>
-    </w:p>
-    <w:p>
-      <w:pPr>
-        <w:spacing w:after="20" w:before="0" w:line="240" w:lineRule="auto"/>
-      </w:pPr>
-      <w:r>
-        <w:rPr>
-          <w:rFonts w:ascii="Arial" w:hAnsi="Arial" w:eastAsia="Arial"/>
-          <w:b w:val="0"/>
-          <w:sz w:val="22"/>
-        </w:rPr>
-        <w:t>C.</w:t>
-      </w:r>
-    </w:p>
-    <w:p>
-      <w:pPr>
-        <w:spacing w:after="20" w:before="0" w:line="240" w:lineRule="auto"/>
-      </w:pPr>
-      <w:r>
-        <w:rPr>
-          <w:rFonts w:ascii="Arial" w:hAnsi="Arial" w:eastAsia="Arial"/>
-          <w:b w:val="0"/>
-          <w:sz w:val="22"/>
-        </w:rPr>
-        <w:t>D.</w:t>
-      </w:r>
-    </w:p>
-    <w:p>
-      <w:pPr>
-        <w:spacing w:after="0" w:before="0" w:line="240" w:lineRule="auto"/>
-      </w:pPr>
+          <w:rFonts w:ascii="Arial" w:hAnsi="Arial"/>
+          <w:b w:val="0"/>
+          <w:sz w:val="22"/>
+        </w:rPr>
+        <w:t>Time=180.0 s, [N₂O₅]=0.448 M.</w:t>
+      </w:r>
     </w:p>
     <w:p>
       <w:pPr>
@@ -559,22 +139,11 @@
       </w:pPr>
       <w:r>
         <w:rPr>
-          <w:rFonts w:ascii="Arial" w:hAnsi="Arial" w:eastAsia="Arial"/>
-          <w:b w:val="0"/>
-          <w:sz w:val="22"/>
-        </w:rPr>
-        <w:t>4. How does an increase in temperature affect the Maxwell-Boltzmann distribution of molecular energies?</w:t>
-      </w:r>
-      <w:r>
-        <w:tab/>
-      </w:r>
-      <w:r>
-        <w:rPr>
-          <w:rFonts w:ascii="Arial" w:hAnsi="Arial" w:eastAsia="Arial"/>
-          <w:b w:val="0"/>
-          <w:sz w:val="22"/>
-        </w:rPr>
-        <w:t>（   ）</w:t>
+          <w:rFonts w:ascii="Arial" w:hAnsi="Arial"/>
+          <w:b w:val="0"/>
+          <w:sz w:val="22"/>
+        </w:rPr>
+        <w:t>What is the average rate of the reaction between 120.0 and 180.0 seconds?	（   ）</w:t>
       </w:r>
     </w:p>
     <w:p>
@@ -583,11 +152,37 @@
       </w:pPr>
       <w:r>
         <w:rPr>
-          <w:rFonts w:ascii="Arial" w:hAnsi="Arial" w:eastAsia="Arial"/>
-          <w:b w:val="0"/>
-          <w:sz w:val="22"/>
-        </w:rPr>
-        <w:t>A. It narrows the distribution and shifts the peak to higher energies.</w:t>
+          <w:rFonts w:ascii="Arial" w:hAnsi="Arial"/>
+          <w:b w:val="0"/>
+          <w:sz w:val="22"/>
+        </w:rPr>
+        <w:t>A. Option A</w:t>
+      </w:r>
+      <w:r>
+        <w:rPr>
+          <w:rFonts w:ascii="Arial" w:hAnsi="Arial"/>
+          <w:b w:val="0"/>
+          <w:sz w:val="22"/>
+          <w:vertAlign w:val="superscript"/>
+        </w:rPr>
+        <w:t>-4</w:t>
+      </w:r>
+      <w:r>
+        <w:rPr>
+          <w:rFonts w:ascii="Arial" w:hAnsi="Arial"/>
+          <w:b w:val="0"/>
+          <w:sz w:val="22"/>
+        </w:rPr>
+        <w:t> M s</w:t>
+      </w:r>
+      <w:r>
+        <w:rPr>
+          <w:rFonts w:ascii="Arial" w:hAnsi="Arial"/>
+          <w:b w:val="0"/>
+          <w:sz w:val="22"/>
+          <w:vertAlign w:val="superscript"/>
+        </w:rPr>
+        <w:t>-1</w:t>
       </w:r>
     </w:p>
     <w:p>
@@ -596,11 +191,37 @@
       </w:pPr>
       <w:r>
         <w:rPr>
-          <w:rFonts w:ascii="Arial" w:hAnsi="Arial" w:eastAsia="Arial"/>
-          <w:b w:val="0"/>
-          <w:sz w:val="22"/>
-        </w:rPr>
-        <w:t>B. It widens the distribution and shifts the peak to lower energies.</w:t>
+          <w:rFonts w:ascii="Arial" w:hAnsi="Arial"/>
+          <w:b w:val="0"/>
+          <w:sz w:val="22"/>
+        </w:rPr>
+        <w:t>B. Option B</w:t>
+      </w:r>
+      <w:r>
+        <w:rPr>
+          <w:rFonts w:ascii="Arial" w:hAnsi="Arial"/>
+          <w:b w:val="0"/>
+          <w:sz w:val="22"/>
+          <w:vertAlign w:val="superscript"/>
+        </w:rPr>
+        <w:t>-3</w:t>
+      </w:r>
+      <w:r>
+        <w:rPr>
+          <w:rFonts w:ascii="Arial" w:hAnsi="Arial"/>
+          <w:b w:val="0"/>
+          <w:sz w:val="22"/>
+        </w:rPr>
+        <w:t> M s</w:t>
+      </w:r>
+      <w:r>
+        <w:rPr>
+          <w:rFonts w:ascii="Arial" w:hAnsi="Arial"/>
+          <w:b w:val="0"/>
+          <w:sz w:val="22"/>
+          <w:vertAlign w:val="superscript"/>
+        </w:rPr>
+        <w:t>-1</w:t>
       </w:r>
     </w:p>
     <w:p>
@@ -609,11 +230,37 @@
       </w:pPr>
       <w:r>
         <w:rPr>
-          <w:rFonts w:ascii="Arial" w:hAnsi="Arial" w:eastAsia="Arial"/>
-          <w:b w:val="0"/>
-          <w:sz w:val="22"/>
-        </w:rPr>
-        <w:t>C. It narrows the distribution and shifts the peak to lower energies.</w:t>
+          <w:rFonts w:ascii="Arial" w:hAnsi="Arial"/>
+          <w:b w:val="0"/>
+          <w:sz w:val="22"/>
+        </w:rPr>
+        <w:t>C. Option C</w:t>
+      </w:r>
+      <w:r>
+        <w:rPr>
+          <w:rFonts w:ascii="Arial" w:hAnsi="Arial"/>
+          <w:b w:val="0"/>
+          <w:sz w:val="22"/>
+          <w:vertAlign w:val="superscript"/>
+        </w:rPr>
+        <w:t>-3</w:t>
+      </w:r>
+      <w:r>
+        <w:rPr>
+          <w:rFonts w:ascii="Arial" w:hAnsi="Arial"/>
+          <w:b w:val="0"/>
+          <w:sz w:val="22"/>
+        </w:rPr>
+        <w:t> M s</w:t>
+      </w:r>
+      <w:r>
+        <w:rPr>
+          <w:rFonts w:ascii="Arial" w:hAnsi="Arial"/>
+          <w:b w:val="0"/>
+          <w:sz w:val="22"/>
+          <w:vertAlign w:val="superscript"/>
+        </w:rPr>
+        <w:t>-1</w:t>
       </w:r>
     </w:p>
     <w:p>
@@ -622,11 +269,37 @@
       </w:pPr>
       <w:r>
         <w:rPr>
-          <w:rFonts w:ascii="Arial" w:hAnsi="Arial" w:eastAsia="Arial"/>
-          <w:b w:val="0"/>
-          <w:sz w:val="22"/>
-        </w:rPr>
-        <w:t>D. It widens the distribution and shifts the peak to higher energies.</w:t>
+          <w:rFonts w:ascii="Arial" w:hAnsi="Arial"/>
+          <w:b w:val="0"/>
+          <w:sz w:val="22"/>
+        </w:rPr>
+        <w:t>D. Option D</w:t>
+      </w:r>
+      <w:r>
+        <w:rPr>
+          <w:rFonts w:ascii="Arial" w:hAnsi="Arial"/>
+          <w:b w:val="0"/>
+          <w:sz w:val="22"/>
+          <w:vertAlign w:val="superscript"/>
+        </w:rPr>
+        <w:t>-3</w:t>
+      </w:r>
+      <w:r>
+        <w:rPr>
+          <w:rFonts w:ascii="Arial" w:hAnsi="Arial"/>
+          <w:b w:val="0"/>
+          <w:sz w:val="22"/>
+        </w:rPr>
+        <w:t> M s</w:t>
+      </w:r>
+      <w:r>
+        <w:rPr>
+          <w:rFonts w:ascii="Arial" w:hAnsi="Arial"/>
+          <w:b w:val="0"/>
+          <w:sz w:val="22"/>
+          <w:vertAlign w:val="superscript"/>
+        </w:rPr>
+        <w:t>-1</w:t>
       </w:r>
     </w:p>
     <w:p>
@@ -643,80 +316,20 @@
       </w:pPr>
       <w:r>
         <w:rPr>
-          <w:rFonts w:ascii="Arial" w:hAnsi="Arial" w:eastAsia="Arial"/>
-          <w:b w:val="0"/>
-          <w:sz w:val="22"/>
-        </w:rPr>
-        <w:t>5. The Maxwell-Boltzmann distribution of molecular energies in sample 1 of a gas is shown. A change was made to the reaction conditions, as shown by the dotted curve, labelled sample 2. What factor was changed in the reaction conditions to produce the dotted curve, labelled sample 2?</w:t>
-      </w:r>
-      <w:r>
-        <w:tab/>
-      </w:r>
-      <w:r>
-        <w:rPr>
-          <w:rFonts w:ascii="Arial" w:hAnsi="Arial" w:eastAsia="Arial"/>
-          <w:b w:val="0"/>
-          <w:sz w:val="22"/>
-        </w:rPr>
-        <w:t>（   ）</w:t>
-      </w:r>
-    </w:p>
-    <w:p>
-      <w:pPr>
-        <w:spacing w:after="20" w:before="0" w:line="240" w:lineRule="auto"/>
-      </w:pPr>
-      <w:r>
-        <w:rPr>
-          <w:rFonts w:ascii="Arial" w:hAnsi="Arial" w:eastAsia="Arial"/>
-          <w:b w:val="0"/>
-          <w:sz w:val="22"/>
-        </w:rPr>
-        <w:t>A. Volume reduced</w:t>
-      </w:r>
-    </w:p>
-    <w:p>
-      <w:pPr>
-        <w:spacing w:after="20" w:before="0" w:line="240" w:lineRule="auto"/>
-      </w:pPr>
-      <w:r>
-        <w:rPr>
-          <w:rFonts w:ascii="Arial" w:hAnsi="Arial" w:eastAsia="Arial"/>
-          <w:b w:val="0"/>
-          <w:sz w:val="22"/>
-        </w:rPr>
-        <w:t>B. No change was made</w:t>
-      </w:r>
-    </w:p>
-    <w:p>
-      <w:pPr>
-        <w:spacing w:after="20" w:before="0" w:line="240" w:lineRule="auto"/>
-      </w:pPr>
-      <w:r>
-        <w:rPr>
-          <w:rFonts w:ascii="Arial" w:hAnsi="Arial" w:eastAsia="Arial"/>
-          <w:b w:val="0"/>
-          <w:sz w:val="22"/>
-        </w:rPr>
-        <w:t>C. Temperature increased</w:t>
-      </w:r>
-    </w:p>
-    <w:p>
-      <w:pPr>
-        <w:spacing w:after="20" w:before="0" w:line="240" w:lineRule="auto"/>
-      </w:pPr>
-      <w:r>
-        <w:rPr>
-          <w:rFonts w:ascii="Arial" w:hAnsi="Arial" w:eastAsia="Arial"/>
-          <w:b w:val="0"/>
-          <w:sz w:val="22"/>
-        </w:rPr>
-        <w:t>D. Catalyst added</w:t>
-      </w:r>
-    </w:p>
-    <w:p>
-      <w:pPr>
-        <w:spacing w:after="0" w:before="0" w:line="240" w:lineRule="auto"/>
-      </w:pPr>
+          <w:rFonts w:ascii="Arial" w:hAnsi="Arial"/>
+          <w:b w:val="0"/>
+          <w:sz w:val="22"/>
+        </w:rPr>
+        <w:t>2.</w:t>
+      </w:r>
+      <w:r>
+        <w:rPr>
+          <w:rFonts w:ascii="Arial" w:hAnsi="Arial"/>
+          <w:b w:val="0"/>
+          <w:sz w:val="22"/>
+        </w:rPr>
+        <w:t xml:space="preserve"> Ammonia decomposes into nitrogen gas and hydrogen gas, at high temperatures. A sample of ammonia is monitored as it decomposes, and the concentration of hydrogen is recorded over time:</w:t>
+      </w:r>
     </w:p>
     <w:p>
       <w:pPr>
@@ -727,80 +340,12 @@
       </w:pPr>
       <w:r>
         <w:rPr>
-          <w:rFonts w:ascii="Arial" w:hAnsi="Arial" w:eastAsia="Arial"/>
-          <w:b w:val="0"/>
-          <w:sz w:val="22"/>
-        </w:rPr>
-        <w:t>6. The diagrams below show Boltzmann energy distribution curves and activation energy lines for a chemical reaction. In Diagram 1, line P or Q represents the activation energy with a catalyst, while the other represents the activation energy without a catalyst. In Diagram 2, curve X or Y corresponds to a higher temperature than the other curve. Which combination correctly identifies the line and curve?</w:t>
-      </w:r>
-      <w:r>
-        <w:tab/>
-      </w:r>
-      <w:r>
-        <w:rPr>
-          <w:rFonts w:ascii="Arial" w:hAnsi="Arial" w:eastAsia="Arial"/>
-          <w:b w:val="0"/>
-          <w:sz w:val="22"/>
-        </w:rPr>
-        <w:t>（   ）</w:t>
-      </w:r>
-    </w:p>
-    <w:p>
-      <w:pPr>
-        <w:spacing w:after="20" w:before="0" w:line="240" w:lineRule="auto"/>
-      </w:pPr>
-      <w:r>
-        <w:rPr>
-          <w:rFonts w:ascii="Arial" w:hAnsi="Arial" w:eastAsia="Arial"/>
-          <w:b w:val="0"/>
-          <w:sz w:val="22"/>
-        </w:rPr>
-        <w:t>A. Activation energy with catalyst: P; Higher temperature: X</w:t>
-      </w:r>
-    </w:p>
-    <w:p>
-      <w:pPr>
-        <w:spacing w:after="20" w:before="0" w:line="240" w:lineRule="auto"/>
-      </w:pPr>
-      <w:r>
-        <w:rPr>
-          <w:rFonts w:ascii="Arial" w:hAnsi="Arial" w:eastAsia="Arial"/>
-          <w:b w:val="0"/>
-          <w:sz w:val="22"/>
-        </w:rPr>
-        <w:t>B. Activation energy with catalyst: P; Higher temperature: Y</w:t>
-      </w:r>
-    </w:p>
-    <w:p>
-      <w:pPr>
-        <w:spacing w:after="20" w:before="0" w:line="240" w:lineRule="auto"/>
-      </w:pPr>
-      <w:r>
-        <w:rPr>
-          <w:rFonts w:ascii="Arial" w:hAnsi="Arial" w:eastAsia="Arial"/>
-          <w:b w:val="0"/>
-          <w:sz w:val="22"/>
-        </w:rPr>
-        <w:t>C. Activation energy with catalyst: Q; Higher temperature: X</w:t>
-      </w:r>
-    </w:p>
-    <w:p>
-      <w:pPr>
-        <w:spacing w:after="20" w:before="0" w:line="240" w:lineRule="auto"/>
-      </w:pPr>
-      <w:r>
-        <w:rPr>
-          <w:rFonts w:ascii="Arial" w:hAnsi="Arial" w:eastAsia="Arial"/>
-          <w:b w:val="0"/>
-          <w:sz w:val="22"/>
-        </w:rPr>
-        <w:t>D. Activation energy with catalyst: Q; Higher temperature: Y</w:t>
-      </w:r>
-    </w:p>
-    <w:p>
-      <w:pPr>
-        <w:spacing w:after="0" w:before="0" w:line="240" w:lineRule="auto"/>
-      </w:pPr>
+          <w:rFonts w:ascii="Arial" w:hAnsi="Arial"/>
+          <w:b w:val="0"/>
+          <w:sz w:val="22"/>
+        </w:rPr>
+        <w:t>Time=0 s, [H₂]=0.646 M;</w:t>
+      </w:r>
     </w:p>
     <w:p>
       <w:pPr>
@@ -811,61 +356,59 @@
       </w:pPr>
       <w:r>
         <w:rPr>
-          <w:rFonts w:ascii="Arial" w:hAnsi="Arial" w:eastAsia="Arial"/>
-          <w:b w:val="0"/>
-          <w:sz w:val="22"/>
-        </w:rPr>
-        <w:t>7. The Arrhenius equation is given as: Which of the following best describes the role of the pre-exponential factor (A) in the Arrhenius equation?</w:t>
-      </w:r>
-      <w:r>
-        <w:tab/>
-      </w:r>
-      <w:r>
-        <w:rPr>
-          <w:rFonts w:ascii="Arial" w:hAnsi="Arial" w:eastAsia="Arial"/>
-          <w:b w:val="0"/>
-          <w:sz w:val="22"/>
-        </w:rPr>
-        <w:t>（   ）</w:t>
+          <w:rFonts w:ascii="Arial" w:hAnsi="Arial"/>
+          <w:b w:val="0"/>
+          <w:sz w:val="22"/>
+        </w:rPr>
+        <w:t>Time=60.0 s, [H₂]=0.491 M;</w:t>
       </w:r>
     </w:p>
     <w:p>
       <w:pPr>
-        <w:spacing w:after="20" w:before="0" w:line="240" w:lineRule="auto"/>
-      </w:pPr>
-      <w:r>
-        <w:rPr>
-          <w:rFonts w:ascii="Arial" w:hAnsi="Arial" w:eastAsia="Arial"/>
-          <w:b w:val="0"/>
-          <w:sz w:val="22"/>
-        </w:rPr>
-        <w:t>A. It represents the fraction of molecules with sufficient energy to react, considering the effect of temperature.</w:t>
+        <w:spacing w:after="40" w:before="80" w:line="240" w:lineRule="auto"/>
+        <w:tabs>
+          <w:tab w:val="right" w:pos="9072"/>
+        </w:tabs>
+      </w:pPr>
+      <w:r>
+        <w:rPr>
+          <w:rFonts w:ascii="Arial" w:hAnsi="Arial"/>
+          <w:b w:val="0"/>
+          <w:sz w:val="22"/>
+        </w:rPr>
+        <w:t>Time=120.0 s, [H₂]=0.388 M;</w:t>
       </w:r>
     </w:p>
     <w:p>
       <w:pPr>
-        <w:spacing w:after="20" w:before="0" w:line="240" w:lineRule="auto"/>
-      </w:pPr>
-      <w:r>
-        <w:rPr>
-          <w:rFonts w:ascii="Arial" w:hAnsi="Arial" w:eastAsia="Arial"/>
-          <w:b w:val="0"/>
-          <w:sz w:val="22"/>
-        </w:rPr>
-        <w:t>B. It accounts for the total number of molecular collisions and the fraction of correctly oriented collisions that result in a reaction.</w:t>
+        <w:spacing w:after="40" w:before="80" w:line="240" w:lineRule="auto"/>
+        <w:tabs>
+          <w:tab w:val="right" w:pos="9072"/>
+        </w:tabs>
+      </w:pPr>
+      <w:r>
+        <w:rPr>
+          <w:rFonts w:ascii="Arial" w:hAnsi="Arial"/>
+          <w:b w:val="0"/>
+          <w:sz w:val="22"/>
+        </w:rPr>
+        <w:t>Time=180.0 s, [H₂]=0.318 M.</w:t>
       </w:r>
     </w:p>
     <w:p>
       <w:pPr>
-        <w:spacing w:after="20" w:before="0" w:line="240" w:lineRule="auto"/>
-      </w:pPr>
-      <w:r>
-        <w:rPr>
-          <w:rFonts w:ascii="Arial" w:hAnsi="Arial" w:eastAsia="Arial"/>
-          <w:b w:val="0"/>
-          <w:sz w:val="22"/>
-        </w:rPr>
-        <w:t>C. It is directly proportional to activation energy and determines the minimum energy required for reaction.</w:t>
+        <w:spacing w:after="40" w:before="80" w:line="240" w:lineRule="auto"/>
+        <w:tabs>
+          <w:tab w:val="right" w:pos="9072"/>
+        </w:tabs>
+      </w:pPr>
+      <w:r>
+        <w:rPr>
+          <w:rFonts w:ascii="Arial" w:hAnsi="Arial"/>
+          <w:b w:val="0"/>
+          <w:sz w:val="22"/>
+        </w:rPr>
+        <w:t>What is the average rate of the reaction between 60.0 and 120.0 seconds?	（   ）</w:t>
       </w:r>
     </w:p>
     <w:p>
@@ -874,81 +417,1192 @@
       </w:pPr>
       <w:r>
         <w:rPr>
-          <w:rFonts w:ascii="Arial" w:hAnsi="Arial" w:eastAsia="Arial"/>
-          <w:b w:val="0"/>
-          <w:sz w:val="22"/>
-        </w:rPr>
-        <w:t>D. It is the probability that a molecule will have enough energy to overcome the activation barrier.</w:t>
+          <w:rFonts w:ascii="Arial" w:hAnsi="Arial"/>
+          <w:b w:val="0"/>
+          <w:sz w:val="22"/>
+        </w:rPr>
+        <w:t>A. Option A</w:t>
+      </w:r>
+      <w:r>
+        <w:rPr>
+          <w:rFonts w:ascii="Arial" w:hAnsi="Arial"/>
+          <w:b w:val="0"/>
+          <w:sz w:val="22"/>
+          <w:vertAlign w:val="superscript"/>
+        </w:rPr>
+        <w:t>-4</w:t>
+      </w:r>
+      <w:r>
+        <w:rPr>
+          <w:rFonts w:ascii="Arial" w:hAnsi="Arial"/>
+          <w:b w:val="0"/>
+          <w:sz w:val="22"/>
+        </w:rPr>
+        <w:t> M s</w:t>
+      </w:r>
+      <w:r>
+        <w:rPr>
+          <w:rFonts w:ascii="Arial" w:hAnsi="Arial"/>
+          <w:b w:val="0"/>
+          <w:sz w:val="22"/>
+          <w:vertAlign w:val="superscript"/>
+        </w:rPr>
+        <w:t>-1</w:t>
       </w:r>
     </w:p>
     <w:p>
       <w:pPr>
-        <w:spacing w:after="0" w:before="0" w:line="240" w:lineRule="auto"/>
-      </w:pPr>
+        <w:spacing w:after="20" w:before="0" w:line="240" w:lineRule="auto"/>
+      </w:pPr>
+      <w:r>
+        <w:rPr>
+          <w:rFonts w:ascii="Arial" w:hAnsi="Arial"/>
+          <w:b w:val="0"/>
+          <w:sz w:val="22"/>
+        </w:rPr>
+        <w:t>B. Option B</w:t>
+      </w:r>
+      <w:r>
+        <w:rPr>
+          <w:rFonts w:ascii="Arial" w:hAnsi="Arial"/>
+          <w:b w:val="0"/>
+          <w:sz w:val="22"/>
+          <w:vertAlign w:val="superscript"/>
+        </w:rPr>
+        <w:t>-4</w:t>
+      </w:r>
+      <w:r>
+        <w:rPr>
+          <w:rFonts w:ascii="Arial" w:hAnsi="Arial"/>
+          <w:b w:val="0"/>
+          <w:sz w:val="22"/>
+        </w:rPr>
+        <w:t> M s</w:t>
+      </w:r>
+      <w:r>
+        <w:rPr>
+          <w:rFonts w:ascii="Arial" w:hAnsi="Arial"/>
+          <w:b w:val="0"/>
+          <w:sz w:val="22"/>
+          <w:vertAlign w:val="superscript"/>
+        </w:rPr>
+        <w:t>-1</w:t>
+      </w:r>
     </w:p>
     <w:p>
       <w:pPr>
+        <w:spacing w:after="20" w:before="0" w:line="240" w:lineRule="auto"/>
+      </w:pPr>
+      <w:r>
+        <w:rPr>
+          <w:rFonts w:ascii="Arial" w:hAnsi="Arial"/>
+          <w:b w:val="0"/>
+          <w:sz w:val="22"/>
+        </w:rPr>
+        <w:t>C. Option C</w:t>
+      </w:r>
+      <w:r>
+        <w:rPr>
+          <w:rFonts w:ascii="Arial" w:hAnsi="Arial"/>
+          <w:b w:val="0"/>
+          <w:sz w:val="22"/>
+          <w:vertAlign w:val="superscript"/>
+        </w:rPr>
+        <w:t>-3</w:t>
+      </w:r>
+      <w:r>
+        <w:rPr>
+          <w:rFonts w:ascii="Arial" w:hAnsi="Arial"/>
+          <w:b w:val="0"/>
+          <w:sz w:val="22"/>
+        </w:rPr>
+        <w:t> M s</w:t>
+      </w:r>
+      <w:r>
+        <w:rPr>
+          <w:rFonts w:ascii="Arial" w:hAnsi="Arial"/>
+          <w:b w:val="0"/>
+          <w:sz w:val="22"/>
+          <w:vertAlign w:val="superscript"/>
+        </w:rPr>
+        <w:t>-1</w:t>
+      </w:r>
+    </w:p>
+    <w:p>
+      <w:pPr>
+        <w:spacing w:after="20" w:before="0" w:line="240" w:lineRule="auto"/>
+      </w:pPr>
+      <w:r>
+        <w:rPr>
+          <w:rFonts w:ascii="Arial" w:hAnsi="Arial"/>
+          <w:b w:val="0"/>
+          <w:sz w:val="22"/>
+        </w:rPr>
+        <w:t>D. Option D</w:t>
+      </w:r>
+      <w:r>
+        <w:rPr>
+          <w:rFonts w:ascii="Arial" w:hAnsi="Arial"/>
+          <w:b w:val="0"/>
+          <w:sz w:val="22"/>
+          <w:vertAlign w:val="superscript"/>
+        </w:rPr>
+        <w:t>-3</w:t>
+      </w:r>
+      <w:r>
+        <w:rPr>
+          <w:rFonts w:ascii="Arial" w:hAnsi="Arial"/>
+          <w:b w:val="0"/>
+          <w:sz w:val="22"/>
+        </w:rPr>
+        <w:t> M s</w:t>
+      </w:r>
+      <w:r>
+        <w:rPr>
+          <w:rFonts w:ascii="Arial" w:hAnsi="Arial"/>
+          <w:b w:val="0"/>
+          <w:sz w:val="22"/>
+          <w:vertAlign w:val="superscript"/>
+        </w:rPr>
+        <w:t>-1</w:t>
+      </w:r>
+    </w:p>
+    <w:p>
+      <w:pPr>
+        <w:spacing w:after="0" w:before="0" w:line="240" w:lineRule="auto"/>
+      </w:pPr>
+    </w:p>
+    <w:p>
+      <w:pPr>
+        <w:spacing w:after="40" w:before="80" w:line="240" w:lineRule="auto"/>
+        <w:tabs>
+          <w:tab w:val="right" w:pos="9072"/>
+        </w:tabs>
+      </w:pPr>
+      <w:r>
+        <w:rPr>
+          <w:rFonts w:ascii="Arial" w:hAnsi="Arial"/>
+          <w:b w:val="0"/>
+          <w:sz w:val="22"/>
+        </w:rPr>
+        <w:t>3.</w:t>
+      </w:r>
+      <w:r>
+        <w:rPr>
+          <w:rFonts w:ascii="Arial" w:hAnsi="Arial"/>
+          <w:b w:val="0"/>
+          <w:sz w:val="22"/>
+        </w:rPr>
+        <w:t xml:space="preserve"> CaCO₃ (s) + H₂SO₄ (aq) -&gt; CaSO₄ (aq) + H₂O (l) + CO₂ (g).</w:t>
+      </w:r>
+    </w:p>
+    <w:p>
+      <w:pPr>
+        <w:spacing w:after="40" w:before="80" w:line="240" w:lineRule="auto"/>
+        <w:tabs>
+          <w:tab w:val="right" w:pos="9072"/>
+        </w:tabs>
+      </w:pPr>
+      <w:r>
+        <w:rPr>
+          <w:rFonts w:ascii="Arial" w:hAnsi="Arial"/>
+          <w:b w:val="0"/>
+          <w:sz w:val="22"/>
+        </w:rPr>
+        <w:t>The reaction between CaCO₃ (s) and H₂SO₄ (aq) is represented by the equation above.</w:t>
+      </w:r>
+    </w:p>
+    <w:p>
+      <w:pPr>
+        <w:spacing w:after="40" w:before="80" w:line="240" w:lineRule="auto"/>
+        <w:tabs>
+          <w:tab w:val="right" w:pos="9072"/>
+        </w:tabs>
+      </w:pPr>
+      <w:r>
+        <w:rPr>
+          <w:rFonts w:ascii="Arial" w:hAnsi="Arial"/>
+          <w:b w:val="0"/>
+          <w:sz w:val="22"/>
+        </w:rPr>
+        <w:t>In a kinetics experiment, a 0.25 g sample of powdered CaCO₃ (s) is added to a flask containing 50 mL of 1.5 M H₂SO₄ (aq) at 25 oC.</w:t>
+      </w:r>
+    </w:p>
+    <w:p>
+      <w:pPr>
+        <w:spacing w:after="40" w:before="80" w:line="240" w:lineRule="auto"/>
+        <w:tabs>
+          <w:tab w:val="right" w:pos="9072"/>
+        </w:tabs>
+      </w:pPr>
+      <w:r>
+        <w:rPr>
+          <w:rFonts w:ascii="Arial" w:hAnsi="Arial"/>
+          <w:b w:val="0"/>
+          <w:sz w:val="22"/>
+        </w:rPr>
+        <w:t>The rate of the reaction is determined by measuring the volume of CO₂ (g) produced over time.</w:t>
+      </w:r>
+    </w:p>
+    <w:p>
+      <w:pPr>
+        <w:spacing w:after="40" w:before="80" w:line="240" w:lineRule="auto"/>
+        <w:tabs>
+          <w:tab w:val="right" w:pos="9072"/>
+        </w:tabs>
+      </w:pPr>
+      <w:r>
+        <w:rPr>
+          <w:rFonts w:ascii="Arial" w:hAnsi="Arial"/>
+          <w:b w:val="0"/>
+          <w:sz w:val="22"/>
+        </w:rPr>
+        <w:t>Which of the following experimental changes is most likely to increase the rate of CO₂ (g) production?	（   ）</w:t>
+      </w:r>
+    </w:p>
+    <w:p>
+      <w:pPr>
+        <w:spacing w:after="20" w:before="0" w:line="240" w:lineRule="auto"/>
+      </w:pPr>
+      <w:r>
+        <w:rPr>
+          <w:rFonts w:ascii="Arial" w:hAnsi="Arial"/>
+          <w:b w:val="0"/>
+          <w:sz w:val="22"/>
+        </w:rPr>
+        <w:t>A. Using a 0.25 g sample of CaCO₃ (s) chips instead of powdered CaCO₃ (s).</w:t>
+      </w:r>
+    </w:p>
+    <w:p>
+      <w:pPr>
+        <w:spacing w:after="20" w:before="0" w:line="240" w:lineRule="auto"/>
+      </w:pPr>
+      <w:r>
+        <w:rPr>
+          <w:rFonts w:ascii="Arial" w:hAnsi="Arial"/>
+          <w:b w:val="0"/>
+          <w:sz w:val="22"/>
+        </w:rPr>
+        <w:t>B. Using 1.0 M H₂SO₄ (aq) instead of 1.5 M.</w:t>
+      </w:r>
+    </w:p>
+    <w:p>
+      <w:pPr>
+        <w:spacing w:after="20" w:before="0" w:line="240" w:lineRule="auto"/>
+      </w:pPr>
+      <w:r>
+        <w:rPr>
+          <w:rFonts w:ascii="Arial" w:hAnsi="Arial"/>
+          <w:b w:val="0"/>
+          <w:sz w:val="22"/>
+        </w:rPr>
+        <w:t>C. Using 100 mL of 1.5 M H₂SO₄ (aq) instead of 50 mL.</w:t>
+      </w:r>
+    </w:p>
+    <w:p>
+      <w:pPr>
+        <w:spacing w:after="20" w:before="0" w:line="240" w:lineRule="auto"/>
+      </w:pPr>
+      <w:r>
+        <w:rPr>
+          <w:rFonts w:ascii="Arial" w:hAnsi="Arial"/>
+          <w:b w:val="0"/>
+          <w:sz w:val="22"/>
+        </w:rPr>
+        <w:t>D. Warming the H₂SO₄ (aq) to 35 oC before its addition to the CaCO₃ (s).</w:t>
+      </w:r>
+    </w:p>
+    <w:p>
+      <w:pPr>
+        <w:spacing w:after="0" w:before="0" w:line="240" w:lineRule="auto"/>
+      </w:pPr>
+    </w:p>
+    <w:p>
+      <w:pPr>
         <w:spacing w:after="120" w:before="280" w:line="240" w:lineRule="auto"/>
       </w:pPr>
       <w:r>
         <w:rPr>
-          <w:rFonts w:ascii="霞鹜文楷 Medium" w:hAnsi="霞鹜文楷 Medium" w:eastAsia="霞鹜文楷 Medium"/>
+          <w:rFonts w:ascii="霞鹜文楷 Medium" w:hAnsi="霞鹜文楷 Medium"/>
           <w:b/>
           <w:sz w:val="24"/>
         </w:rPr>
-        <w:t>考点 C: 速率方程 Rate Law</w:t>
+        <w:t>考点 B: 碰撞理论 Collision Theory</w:t>
+      </w:r>
+    </w:p>
+    <w:p/>
+    <w:p>
+      <w:pPr>
+        <w:spacing w:after="40" w:before="80" w:line="240" w:lineRule="auto"/>
+        <w:tabs>
+          <w:tab w:val="right" w:pos="9072"/>
+        </w:tabs>
+      </w:pPr>
+      <w:r>
+        <w:rPr>
+          <w:rFonts w:ascii="Arial" w:hAnsi="Arial"/>
+          <w:b w:val="0"/>
+          <w:sz w:val="22"/>
+        </w:rPr>
+        <w:t>1. Increasing temperature increases reaction rate because:</w:t>
+      </w:r>
+      <w:r>
+        <w:tab/>
+      </w:r>
+      <w:r>
+        <w:rPr>
+          <w:rFonts w:ascii="Arial" w:hAnsi="Arial"/>
+          <w:b w:val="0"/>
+          <w:sz w:val="22"/>
+        </w:rPr>
+        <w:t>（   ）</w:t>
       </w:r>
     </w:p>
     <w:p>
       <w:pPr>
-        <w:spacing w:after="60" w:before="60" w:line="240" w:lineRule="auto"/>
-      </w:pPr>
-      <w:r>
-        <w:rPr>
-          <w:rFonts w:ascii="霞鹜文楷 Medium" w:hAnsi="霞鹜文楷 Medium" w:eastAsia="霞鹜文楷 Medium"/>
-          <w:b/>
-          <w:sz w:val="22"/>
-        </w:rPr>
-        <w:t>1. 掌握通过初始速率数据确定速率方程</w:t>
+        <w:spacing w:after="20" w:before="0" w:line="240" w:lineRule="auto"/>
+      </w:pPr>
+      <w:r>
+        <w:rPr>
+          <w:rFonts w:ascii="Arial" w:hAnsi="Arial"/>
+          <w:b w:val="0"/>
+          <w:sz w:val="22"/>
+        </w:rPr>
+        <w:t>A  more collisions occur.</w:t>
       </w:r>
     </w:p>
     <w:p>
       <w:pPr>
-        <w:spacing w:after="60" w:before="60" w:line="240" w:lineRule="auto"/>
-      </w:pPr>
-      <w:r>
-        <w:rPr>
-          <w:rFonts w:ascii="霞鹜文楷 Medium" w:hAnsi="霞鹜文楷 Medium" w:eastAsia="霞鹜文楷 Medium"/>
-          <w:b/>
-          <w:sz w:val="22"/>
-        </w:rPr>
-        <w:t>Rate law: rate = k[A]^m[B]^n; Determine m, n by comparing experiments where only one [ ] changes</w:t>
+        <w:spacing w:after="20" w:before="0" w:line="240" w:lineRule="auto"/>
+      </w:pPr>
+      <w:r>
+        <w:rPr>
+          <w:rFonts w:ascii="Arial" w:hAnsi="Arial"/>
+          <w:b w:val="0"/>
+          <w:sz w:val="22"/>
+        </w:rPr>
+        <w:t>B  particles have lower activation energy.</w:t>
       </w:r>
     </w:p>
     <w:p>
       <w:pPr>
-        <w:spacing w:after="60" w:before="60" w:line="240" w:lineRule="auto"/>
-      </w:pPr>
-      <w:r>
-        <w:rPr>
-          <w:rFonts w:ascii="霞鹜文楷 Medium" w:hAnsi="霞鹜文楷 Medium" w:eastAsia="霞鹜文楷 Medium"/>
-          <w:b/>
-          <w:sz w:val="22"/>
-        </w:rPr>
-        <w:t>Overall order = m + n; Units of k depend on overall order</w:t>
+        <w:spacing w:after="20" w:before="0" w:line="240" w:lineRule="auto"/>
+      </w:pPr>
+      <w:r>
+        <w:rPr>
+          <w:rFonts w:ascii="Arial" w:hAnsi="Arial"/>
+          <w:b w:val="0"/>
+          <w:sz w:val="22"/>
+        </w:rPr>
+        <w:t>C  a larger fraction of molecules have kinetic energy ≥ Ea.</w:t>
       </w:r>
     </w:p>
     <w:p>
       <w:pPr>
+        <w:spacing w:after="20" w:before="0" w:line="240" w:lineRule="auto"/>
+      </w:pPr>
+      <w:r>
+        <w:rPr>
+          <w:rFonts w:ascii="Arial" w:hAnsi="Arial"/>
+          <w:b w:val="0"/>
+          <w:sz w:val="22"/>
+        </w:rPr>
+        <w:t>D  the equilibrium constant increases.</w:t>
+      </w:r>
+    </w:p>
+    <w:p>
+      <w:pPr>
+        <w:spacing w:after="0" w:before="0" w:line="240" w:lineRule="auto"/>
+      </w:pPr>
+    </w:p>
+    <w:p>
+      <w:pPr>
         <w:spacing w:after="40" w:before="80" w:line="240" w:lineRule="auto"/>
-      </w:pPr>
-      <w:r>
-        <w:rPr>
-          <w:rFonts w:ascii="Arial" w:hAnsi="Arial" w:eastAsia="Arial"/>
-          <w:b w:val="0"/>
-          <w:sz w:val="22"/>
-        </w:rPr>
-        <w:t>1. For 2 NO + 2 H2 → N2 + 2 H2O, data: [NO]=0.100,[H2]=0.100,rate=1.23×10⁻³; [NO]=0.100,[H2]=0.200,rate=2.46×10⁻³; [NO]=0.200,[H2]=0.100,rate=4.92×10⁻³.</w:t>
+        <w:tabs>
+          <w:tab w:val="right" w:pos="9072"/>
+        </w:tabs>
+      </w:pPr>
+      <w:r>
+        <w:rPr>
+          <w:rFonts w:ascii="Arial" w:hAnsi="Arial"/>
+          <w:b w:val="0"/>
+          <w:sz w:val="22"/>
+        </w:rPr>
+        <w:t>2.</w:t>
+      </w:r>
+      <w:r>
+        <w:rPr>
+          <w:rFonts w:ascii="Arial" w:hAnsi="Arial"/>
+          <w:b w:val="0"/>
+          <w:sz w:val="22"/>
+        </w:rPr>
+        <w:t xml:space="preserve"> According to the collision model, which of the following factors does NOT directly affect the rate of a chemical reaction?	（   ）</w:t>
+      </w:r>
+    </w:p>
+    <w:p>
+      <w:pPr>
+        <w:spacing w:after="20" w:before="0" w:line="240" w:lineRule="auto"/>
+      </w:pPr>
+      <w:r>
+        <w:rPr>
+          <w:rFonts w:ascii="Arial" w:hAnsi="Arial"/>
+          <w:b w:val="0"/>
+          <w:sz w:val="22"/>
+        </w:rPr>
+        <w:t>A. Option A</w:t>
+      </w:r>
+    </w:p>
+    <w:p>
+      <w:pPr>
+        <w:spacing w:after="20" w:before="0" w:line="240" w:lineRule="auto"/>
+      </w:pPr>
+      <w:r>
+        <w:rPr>
+          <w:rFonts w:ascii="Arial" w:hAnsi="Arial"/>
+          <w:b w:val="0"/>
+          <w:sz w:val="22"/>
+        </w:rPr>
+        <w:t>B. Enthalpy change of the reaction</w:t>
+      </w:r>
+    </w:p>
+    <w:p>
+      <w:pPr>
+        <w:spacing w:after="20" w:before="0" w:line="240" w:lineRule="auto"/>
+      </w:pPr>
+      <w:r>
+        <w:rPr>
+          <w:rFonts w:ascii="Arial" w:hAnsi="Arial"/>
+          <w:b w:val="0"/>
+          <w:sz w:val="22"/>
+        </w:rPr>
+        <w:t>C. Frequency of collisions</w:t>
+      </w:r>
+    </w:p>
+    <w:p>
+      <w:pPr>
+        <w:spacing w:after="20" w:before="0" w:line="240" w:lineRule="auto"/>
+      </w:pPr>
+      <w:r>
+        <w:rPr>
+          <w:rFonts w:ascii="Arial" w:hAnsi="Arial"/>
+          <w:b w:val="0"/>
+          <w:sz w:val="22"/>
+        </w:rPr>
+        <w:t>D. Orientation of colliding molecules</w:t>
+      </w:r>
+    </w:p>
+    <w:p>
+      <w:pPr>
+        <w:spacing w:after="0" w:before="0" w:line="240" w:lineRule="auto"/>
+      </w:pPr>
+    </w:p>
+    <w:p>
+      <w:pPr>
+        <w:spacing w:after="40" w:before="80" w:line="240" w:lineRule="auto"/>
+        <w:tabs>
+          <w:tab w:val="right" w:pos="9072"/>
+        </w:tabs>
+      </w:pPr>
+      <w:r>
+        <w:rPr>
+          <w:rFonts w:ascii="Arial" w:hAnsi="Arial"/>
+          <w:b w:val="0"/>
+          <w:sz w:val="22"/>
+        </w:rPr>
+        <w:t>3.</w:t>
+      </w:r>
+      <w:r>
+        <w:rPr>
+          <w:rFonts w:ascii="Arial" w:hAnsi="Arial"/>
+          <w:b w:val="0"/>
+          <w:sz w:val="22"/>
+        </w:rPr>
+        <w:t xml:space="preserve"> How does the average kinetic energy of a gas vary with temperature? (Refer to the graphs provided in the original exam paper.)	（   ）</w:t>
+      </w:r>
+    </w:p>
+    <w:p>
+      <w:r>
+        <w:drawing>
+          <wp:inline xmlns:a="http://schemas.openxmlformats.org/drawingml/2006/main" xmlns:pic="http://schemas.openxmlformats.org/drawingml/2006/picture">
+            <wp:extent cx="3780000" cy="2226636"/>
+            <wp:docPr id="1" name="Picture 1"/>
+            <wp:cNvGraphicFramePr>
+              <a:graphicFrameLocks noChangeAspect="1"/>
+            </wp:cNvGraphicFramePr>
+            <a:graphic>
+              <a:graphicData uri="http://schemas.openxmlformats.org/drawingml/2006/picture">
+                <pic:pic>
+                  <pic:nvPicPr>
+                    <pic:cNvPr id="0" name="f_c09_01.png"/>
+                    <pic:cNvPicPr/>
+                  </pic:nvPicPr>
+                  <pic:blipFill>
+                    <a:blip r:embed="rId9"/>
+                    <a:stretch>
+                      <a:fillRect/>
+                    </a:stretch>
+                  </pic:blipFill>
+                  <pic:spPr>
+                    <a:xfrm>
+                      <a:off x="0" y="0"/>
+                      <a:ext cx="3780000" cy="2226636"/>
+                    </a:xfrm>
+                    <a:prstGeom prst="rect"/>
+                  </pic:spPr>
+                </pic:pic>
+              </a:graphicData>
+            </a:graphic>
+          </wp:inline>
+        </w:drawing>
+      </w:r>
+    </w:p>
+    <w:p>
+      <w:pPr>
+        <w:spacing w:before="20" w:after="120"/>
+      </w:pPr>
+      <w:r>
+        <w:rPr>
+          <w:rFonts w:ascii="霞鹜文楷 Medium" w:hAnsi="霞鹜文楷 Medium"/>
+          <w:b/>
+          <w:sz w:val="18"/>
+        </w:rPr>
+        <w:t>图 C₉-1：气体平均动能随温度变化（对应考点 B MCQ3）</w:t>
+      </w:r>
+    </w:p>
+    <w:p>
+      <w:pPr>
+        <w:spacing w:after="20" w:before="0" w:line="240" w:lineRule="auto"/>
+      </w:pPr>
+      <w:r>
+        <w:rPr>
+          <w:rFonts w:ascii="Arial" w:hAnsi="Arial"/>
+          <w:b w:val="0"/>
+          <w:sz w:val="22"/>
+        </w:rPr>
+        <w:t>A. Option A</w:t>
+      </w:r>
+    </w:p>
+    <w:p>
+      <w:pPr>
+        <w:spacing w:after="20" w:before="0" w:line="240" w:lineRule="auto"/>
+      </w:pPr>
+      <w:r>
+        <w:rPr>
+          <w:rFonts w:ascii="Arial" w:hAnsi="Arial"/>
+          <w:b w:val="0"/>
+          <w:sz w:val="22"/>
+        </w:rPr>
+        <w:t>B. Option B</w:t>
+      </w:r>
+    </w:p>
+    <w:p>
+      <w:pPr>
+        <w:spacing w:after="20" w:before="0" w:line="240" w:lineRule="auto"/>
+      </w:pPr>
+      <w:r>
+        <w:rPr>
+          <w:rFonts w:ascii="Arial" w:hAnsi="Arial"/>
+          <w:b w:val="0"/>
+          <w:sz w:val="22"/>
+        </w:rPr>
+        <w:t>C. Option C</w:t>
+      </w:r>
+    </w:p>
+    <w:p>
+      <w:pPr>
+        <w:spacing w:after="20" w:before="0" w:line="240" w:lineRule="auto"/>
+      </w:pPr>
+      <w:r>
+        <w:rPr>
+          <w:rFonts w:ascii="Arial" w:hAnsi="Arial"/>
+          <w:b w:val="0"/>
+          <w:sz w:val="22"/>
+        </w:rPr>
+        <w:t>D. Option D</w:t>
+      </w:r>
+    </w:p>
+    <w:p>
+      <w:pPr>
+        <w:spacing w:after="0" w:before="0" w:line="240" w:lineRule="auto"/>
+      </w:pPr>
+    </w:p>
+    <w:p>
+      <w:pPr>
+        <w:spacing w:after="40" w:before="80" w:line="240" w:lineRule="auto"/>
+        <w:tabs>
+          <w:tab w:val="right" w:pos="9072"/>
+        </w:tabs>
+      </w:pPr>
+      <w:r>
+        <w:rPr>
+          <w:rFonts w:ascii="Arial" w:hAnsi="Arial"/>
+          <w:b w:val="0"/>
+          <w:sz w:val="22"/>
+        </w:rPr>
+        <w:t>4. How does an increase in temperature affect the Maxwell-Boltzmann distribution of molecular energies?</w:t>
+      </w:r>
+      <w:r>
+        <w:tab/>
+      </w:r>
+      <w:r>
+        <w:rPr>
+          <w:rFonts w:ascii="Arial" w:hAnsi="Arial"/>
+          <w:b w:val="0"/>
+          <w:sz w:val="22"/>
+        </w:rPr>
+        <w:t>（   ）</w:t>
+      </w:r>
+    </w:p>
+    <w:p>
+      <w:pPr>
+        <w:spacing w:after="20" w:before="0" w:line="240" w:lineRule="auto"/>
+      </w:pPr>
+      <w:r>
+        <w:rPr>
+          <w:rFonts w:ascii="Arial" w:hAnsi="Arial"/>
+          <w:b w:val="0"/>
+          <w:sz w:val="22"/>
+        </w:rPr>
+        <w:t>A. It narrows the distribution and shifts the peak to higher energies.</w:t>
+      </w:r>
+    </w:p>
+    <w:p>
+      <w:pPr>
+        <w:spacing w:after="20" w:before="0" w:line="240" w:lineRule="auto"/>
+      </w:pPr>
+      <w:r>
+        <w:rPr>
+          <w:rFonts w:ascii="Arial" w:hAnsi="Arial"/>
+          <w:b w:val="0"/>
+          <w:sz w:val="22"/>
+        </w:rPr>
+        <w:t>B. It widens the distribution and shifts the peak to lower energies.</w:t>
+      </w:r>
+    </w:p>
+    <w:p>
+      <w:pPr>
+        <w:spacing w:after="20" w:before="0" w:line="240" w:lineRule="auto"/>
+      </w:pPr>
+      <w:r>
+        <w:rPr>
+          <w:rFonts w:ascii="Arial" w:hAnsi="Arial"/>
+          <w:b w:val="0"/>
+          <w:sz w:val="22"/>
+        </w:rPr>
+        <w:t>C. It narrows the distribution and shifts the peak to lower energies.</w:t>
+      </w:r>
+    </w:p>
+    <w:p>
+      <w:pPr>
+        <w:spacing w:after="20" w:before="0" w:line="240" w:lineRule="auto"/>
+      </w:pPr>
+      <w:r>
+        <w:rPr>
+          <w:rFonts w:ascii="Arial" w:hAnsi="Arial"/>
+          <w:b w:val="0"/>
+          <w:sz w:val="22"/>
+        </w:rPr>
+        <w:t>D. It widens the distribution and shifts the peak to higher energies.</w:t>
+      </w:r>
+    </w:p>
+    <w:p>
+      <w:pPr>
+        <w:spacing w:after="0" w:before="0" w:line="240" w:lineRule="auto"/>
+      </w:pPr>
+    </w:p>
+    <w:p>
+      <w:pPr>
+        <w:spacing w:after="40" w:before="80" w:line="240" w:lineRule="auto"/>
+        <w:tabs>
+          <w:tab w:val="right" w:pos="9072"/>
+        </w:tabs>
+      </w:pPr>
+      <w:r>
+        <w:rPr>
+          <w:rFonts w:ascii="Arial" w:hAnsi="Arial"/>
+          <w:b w:val="0"/>
+          <w:sz w:val="22"/>
+        </w:rPr>
+        <w:t>5.</w:t>
+      </w:r>
+      <w:r>
+        <w:rPr>
+          <w:rFonts w:ascii="Arial" w:hAnsi="Arial"/>
+          <w:b w:val="0"/>
+          <w:sz w:val="22"/>
+        </w:rPr>
+        <w:t xml:space="preserve"> The Maxwell-Boltzmann distribution of molecular energies in sample 1 of a gas is shown. A change was made to the reaction conditions, as shown by the dotted curve, labelled sample 2.</w:t>
+      </w:r>
+    </w:p>
+    <w:p>
+      <w:pPr>
+        <w:spacing w:after="40" w:before="80" w:line="240" w:lineRule="auto"/>
+        <w:tabs>
+          <w:tab w:val="right" w:pos="9072"/>
+        </w:tabs>
+      </w:pPr>
+      <w:r>
+        <w:rPr>
+          <w:rFonts w:ascii="Arial" w:hAnsi="Arial"/>
+          <w:b w:val="0"/>
+          <w:sz w:val="22"/>
+        </w:rPr>
+        <w:t>What factor was changed in the reaction conditions to produce the dotted curve, labelled sample 2?	（   ）</w:t>
+      </w:r>
+    </w:p>
+    <w:p>
+      <w:r>
+        <w:drawing>
+          <wp:inline xmlns:a="http://schemas.openxmlformats.org/drawingml/2006/main" xmlns:pic="http://schemas.openxmlformats.org/drawingml/2006/picture">
+            <wp:extent cx="3780000" cy="2163665"/>
+            <wp:docPr id="2" name="Picture 2"/>
+            <wp:cNvGraphicFramePr>
+              <a:graphicFrameLocks noChangeAspect="1"/>
+            </wp:cNvGraphicFramePr>
+            <a:graphic>
+              <a:graphicData uri="http://schemas.openxmlformats.org/drawingml/2006/picture">
+                <pic:pic>
+                  <pic:nvPicPr>
+                    <pic:cNvPr id="0" name="f_c09_02.png"/>
+                    <pic:cNvPicPr/>
+                  </pic:nvPicPr>
+                  <pic:blipFill>
+                    <a:blip r:embed="rId10"/>
+                    <a:stretch>
+                      <a:fillRect/>
+                    </a:stretch>
+                  </pic:blipFill>
+                  <pic:spPr>
+                    <a:xfrm>
+                      <a:off x="0" y="0"/>
+                      <a:ext cx="3780000" cy="2163665"/>
+                    </a:xfrm>
+                    <a:prstGeom prst="rect"/>
+                  </pic:spPr>
+                </pic:pic>
+              </a:graphicData>
+            </a:graphic>
+          </wp:inline>
+        </w:drawing>
+      </w:r>
+    </w:p>
+    <w:p>
+      <w:pPr>
+        <w:spacing w:before="20" w:after="120"/>
+      </w:pPr>
+      <w:r>
+        <w:rPr>
+          <w:rFonts w:ascii="霞鹜文楷 Medium" w:hAnsi="霞鹜文楷 Medium"/>
+          <w:b/>
+          <w:sz w:val="18"/>
+        </w:rPr>
+        <w:t>图 C₉-2：Maxwell–Boltzmann 分布曲线（对应考点 B MCQ5）</w:t>
+      </w:r>
+    </w:p>
+    <w:p>
+      <w:pPr>
+        <w:spacing w:after="20" w:before="0" w:line="240" w:lineRule="auto"/>
+      </w:pPr>
+      <w:r>
+        <w:rPr>
+          <w:rFonts w:ascii="Arial" w:hAnsi="Arial"/>
+          <w:b w:val="0"/>
+          <w:sz w:val="22"/>
+        </w:rPr>
+        <w:t>A. Option A</w:t>
+      </w:r>
+    </w:p>
+    <w:p>
+      <w:pPr>
+        <w:spacing w:after="20" w:before="0" w:line="240" w:lineRule="auto"/>
+      </w:pPr>
+      <w:r>
+        <w:rPr>
+          <w:rFonts w:ascii="Arial" w:hAnsi="Arial"/>
+          <w:b w:val="0"/>
+          <w:sz w:val="22"/>
+        </w:rPr>
+        <w:t>B. Option B</w:t>
+      </w:r>
+    </w:p>
+    <w:p>
+      <w:pPr>
+        <w:spacing w:after="20" w:before="0" w:line="240" w:lineRule="auto"/>
+      </w:pPr>
+      <w:r>
+        <w:rPr>
+          <w:rFonts w:ascii="Arial" w:hAnsi="Arial"/>
+          <w:b w:val="0"/>
+          <w:sz w:val="22"/>
+        </w:rPr>
+        <w:t>C. Temperature increased</w:t>
+      </w:r>
+    </w:p>
+    <w:p>
+      <w:pPr>
+        <w:spacing w:after="20" w:before="0" w:line="240" w:lineRule="auto"/>
+      </w:pPr>
+      <w:r>
+        <w:rPr>
+          <w:rFonts w:ascii="Arial" w:hAnsi="Arial"/>
+          <w:b w:val="0"/>
+          <w:sz w:val="22"/>
+        </w:rPr>
+        <w:t>D. Option D</w:t>
+      </w:r>
+    </w:p>
+    <w:p>
+      <w:pPr>
+        <w:spacing w:after="0" w:before="0" w:line="240" w:lineRule="auto"/>
+      </w:pPr>
+    </w:p>
+    <w:p>
+      <w:pPr>
+        <w:spacing w:after="40" w:before="80" w:line="240" w:lineRule="auto"/>
+        <w:tabs>
+          <w:tab w:val="right" w:pos="9072"/>
+        </w:tabs>
+      </w:pPr>
+      <w:r>
+        <w:rPr>
+          <w:rFonts w:ascii="Arial" w:hAnsi="Arial"/>
+          <w:b w:val="0"/>
+          <w:sz w:val="22"/>
+        </w:rPr>
+        <w:t>6.</w:t>
+      </w:r>
+      <w:r>
+        <w:rPr>
+          <w:rFonts w:ascii="Arial" w:hAnsi="Arial"/>
+          <w:b w:val="0"/>
+          <w:sz w:val="22"/>
+        </w:rPr>
+        <w:t xml:space="preserve"> The diagrams below show Boltzmann energy distribution curves and activation energy lines for a chemical reaction.</w:t>
+      </w:r>
+    </w:p>
+    <w:p>
+      <w:pPr>
+        <w:spacing w:after="40" w:before="80" w:line="240" w:lineRule="auto"/>
+        <w:tabs>
+          <w:tab w:val="right" w:pos="9072"/>
+        </w:tabs>
+      </w:pPr>
+      <w:r>
+        <w:rPr>
+          <w:rFonts w:ascii="Arial" w:hAnsi="Arial"/>
+          <w:b w:val="0"/>
+          <w:sz w:val="22"/>
+        </w:rPr>
+        <w:t>In Diagram 1, line P or Q represents the activation energy with a catalyst, while the other represents the activation energy without a catalyst.</w:t>
+      </w:r>
+    </w:p>
+    <w:p>
+      <w:pPr>
+        <w:spacing w:after="40" w:before="80" w:line="240" w:lineRule="auto"/>
+        <w:tabs>
+          <w:tab w:val="right" w:pos="9072"/>
+        </w:tabs>
+      </w:pPr>
+      <w:r>
+        <w:rPr>
+          <w:rFonts w:ascii="Arial" w:hAnsi="Arial"/>
+          <w:b w:val="0"/>
+          <w:sz w:val="22"/>
+        </w:rPr>
+        <w:t>In Diagram 2, curve X or Y corresponds to a higher temperature than the other curve.</w:t>
+      </w:r>
+    </w:p>
+    <w:p>
+      <w:pPr>
+        <w:spacing w:after="40" w:before="80" w:line="240" w:lineRule="auto"/>
+        <w:tabs>
+          <w:tab w:val="right" w:pos="9072"/>
+        </w:tabs>
+      </w:pPr>
+      <w:r>
+        <w:rPr>
+          <w:rFonts w:ascii="Arial" w:hAnsi="Arial"/>
+          <w:b w:val="0"/>
+          <w:sz w:val="22"/>
+        </w:rPr>
+        <w:t>Which combination correctly identifies the line and curve?	（   ）</w:t>
+      </w:r>
+    </w:p>
+    <w:p>
+      <w:r>
+        <w:drawing>
+          <wp:inline xmlns:a="http://schemas.openxmlformats.org/drawingml/2006/main" xmlns:pic="http://schemas.openxmlformats.org/drawingml/2006/picture">
+            <wp:extent cx="3780000" cy="2332746"/>
+            <wp:docPr id="3" name="Picture 3"/>
+            <wp:cNvGraphicFramePr>
+              <a:graphicFrameLocks noChangeAspect="1"/>
+            </wp:cNvGraphicFramePr>
+            <a:graphic>
+              <a:graphicData uri="http://schemas.openxmlformats.org/drawingml/2006/picture">
+                <pic:pic>
+                  <pic:nvPicPr>
+                    <pic:cNvPr id="0" name="f_c09_03.png"/>
+                    <pic:cNvPicPr/>
+                  </pic:nvPicPr>
+                  <pic:blipFill>
+                    <a:blip r:embed="rId11"/>
+                    <a:stretch>
+                      <a:fillRect/>
+                    </a:stretch>
+                  </pic:blipFill>
+                  <pic:spPr>
+                    <a:xfrm>
+                      <a:off x="0" y="0"/>
+                      <a:ext cx="3780000" cy="2332746"/>
+                    </a:xfrm>
+                    <a:prstGeom prst="rect"/>
+                  </pic:spPr>
+                </pic:pic>
+              </a:graphicData>
+            </a:graphic>
+          </wp:inline>
+        </w:drawing>
+      </w:r>
+    </w:p>
+    <w:p>
+      <w:pPr>
+        <w:spacing w:before="20" w:after="120"/>
+      </w:pPr>
+      <w:r>
+        <w:rPr>
+          <w:rFonts w:ascii="霞鹜文楷 Medium" w:hAnsi="霞鹜文楷 Medium"/>
+          <w:b/>
+          <w:sz w:val="18"/>
+        </w:rPr>
+        <w:t>图 C₉-3：Boltzmann 能量分布与活化能线（对应考点 B MCQ6）</w:t>
+      </w:r>
+    </w:p>
+    <w:p>
+      <w:pPr>
+        <w:spacing w:after="20" w:before="0" w:line="240" w:lineRule="auto"/>
+      </w:pPr>
+      <w:r>
+        <w:rPr>
+          <w:rFonts w:ascii="Arial" w:hAnsi="Arial"/>
+          <w:b w:val="0"/>
+          <w:sz w:val="22"/>
+        </w:rPr>
+        <w:t>A. Activation energy with catalyst: P; Higher temperature: X</w:t>
+      </w:r>
+    </w:p>
+    <w:p>
+      <w:pPr>
+        <w:spacing w:after="20" w:before="0" w:line="240" w:lineRule="auto"/>
+      </w:pPr>
+      <w:r>
+        <w:rPr>
+          <w:rFonts w:ascii="Arial" w:hAnsi="Arial"/>
+          <w:b w:val="0"/>
+          <w:sz w:val="22"/>
+        </w:rPr>
+        <w:t>B. Activation energy with catalyst: P; Higher temperature: Y</w:t>
+      </w:r>
+    </w:p>
+    <w:p>
+      <w:pPr>
+        <w:spacing w:after="20" w:before="0" w:line="240" w:lineRule="auto"/>
+      </w:pPr>
+      <w:r>
+        <w:rPr>
+          <w:rFonts w:ascii="Arial" w:hAnsi="Arial"/>
+          <w:b w:val="0"/>
+          <w:sz w:val="22"/>
+        </w:rPr>
+        <w:t>C. Activation energy with catalyst: Q; Higher temperature: X</w:t>
+      </w:r>
+    </w:p>
+    <w:p>
+      <w:pPr>
+        <w:spacing w:after="20" w:before="0" w:line="240" w:lineRule="auto"/>
+      </w:pPr>
+      <w:r>
+        <w:rPr>
+          <w:rFonts w:ascii="Arial" w:hAnsi="Arial"/>
+          <w:b w:val="0"/>
+          <w:sz w:val="22"/>
+        </w:rPr>
+        <w:t>D. Activation energy with catalyst: Q; Higher temperature: Y</w:t>
+      </w:r>
+    </w:p>
+    <w:p>
+      <w:pPr>
+        <w:spacing w:after="0" w:before="0" w:line="240" w:lineRule="auto"/>
+      </w:pPr>
+    </w:p>
+    <w:p>
+      <w:pPr>
+        <w:spacing w:after="40" w:before="80" w:line="240" w:lineRule="auto"/>
+        <w:tabs>
+          <w:tab w:val="right" w:pos="9072"/>
+        </w:tabs>
+      </w:pPr>
+      <w:r>
+        <w:rPr>
+          <w:rFonts w:ascii="Arial" w:hAnsi="Arial"/>
+          <w:b w:val="0"/>
+          <w:sz w:val="22"/>
+        </w:rPr>
+        <w:t>7.</w:t>
+      </w:r>
+      <w:r>
+        <w:rPr>
+          <w:rFonts w:ascii="Arial" w:hAnsi="Arial"/>
+          <w:b w:val="0"/>
+          <w:sz w:val="22"/>
+        </w:rPr>
+        <w:t xml:space="preserve"> The Arrhenius equation is given as:</w:t>
+      </w:r>
+    </w:p>
+    <w:p>
+      <w:pPr>
+        <w:spacing w:after="40" w:before="80" w:line="240" w:lineRule="auto"/>
+        <w:tabs>
+          <w:tab w:val="right" w:pos="9072"/>
+        </w:tabs>
+      </w:pPr>
+      <w:r>
+        <w:rPr>
+          <w:rFonts w:ascii="Arial" w:hAnsi="Arial"/>
+          <w:b w:val="0"/>
+          <w:sz w:val="22"/>
+        </w:rPr>
+        <w:t>Which of the following best describes the role of the pre-exponential factor (A) in the Arrhenius equation?	（   ）</w:t>
+      </w:r>
+    </w:p>
+    <w:p>
+      <w:pPr>
+        <w:spacing w:after="20" w:before="0" w:line="240" w:lineRule="auto"/>
+      </w:pPr>
+      <w:r>
+        <w:rPr>
+          <w:rFonts w:ascii="Arial" w:hAnsi="Arial"/>
+          <w:b w:val="0"/>
+          <w:sz w:val="22"/>
+        </w:rPr>
+        <w:t>A. It represents the fraction of molecules with sufficient energy to react, considering the effect of temperature.</w:t>
+      </w:r>
+    </w:p>
+    <w:p>
+      <w:pPr>
+        <w:spacing w:after="20" w:before="0" w:line="240" w:lineRule="auto"/>
+      </w:pPr>
+      <w:r>
+        <w:rPr>
+          <w:rFonts w:ascii="Arial" w:hAnsi="Arial"/>
+          <w:b w:val="0"/>
+          <w:sz w:val="22"/>
+        </w:rPr>
+        <w:t>B. It accounts for the total number of molecular collisions and the fraction of correctly oriented collisions that result in a reaction.</w:t>
+      </w:r>
+    </w:p>
+    <w:p>
+      <w:pPr>
+        <w:spacing w:after="20" w:before="0" w:line="240" w:lineRule="auto"/>
+      </w:pPr>
+      <w:r>
+        <w:rPr>
+          <w:rFonts w:ascii="Arial" w:hAnsi="Arial"/>
+          <w:b w:val="0"/>
+          <w:sz w:val="22"/>
+        </w:rPr>
+        <w:t>C. It is directly proportional to activation energy and determines the minimum energy required for reaction.</w:t>
+      </w:r>
+    </w:p>
+    <w:p>
+      <w:pPr>
+        <w:spacing w:after="20" w:before="0" w:line="240" w:lineRule="auto"/>
+      </w:pPr>
+      <w:r>
+        <w:rPr>
+          <w:rFonts w:ascii="Arial" w:hAnsi="Arial"/>
+          <w:b w:val="0"/>
+          <w:sz w:val="22"/>
+        </w:rPr>
+        <w:t>D. It is the probability that a molecule will have enough energy to overcome the activation barrier.</w:t>
+      </w:r>
+    </w:p>
+    <w:p>
+      <w:pPr>
+        <w:spacing w:after="0" w:before="0" w:line="240" w:lineRule="auto"/>
+      </w:pPr>
+    </w:p>
+    <w:p>
+      <w:pPr>
+        <w:spacing w:after="120" w:before="280" w:line="240" w:lineRule="auto"/>
+      </w:pPr>
+      <w:r>
+        <w:rPr>
+          <w:rFonts w:ascii="霞鹜文楷 Medium" w:hAnsi="霞鹜文楷 Medium"/>
+          <w:b/>
+          <w:sz w:val="24"/>
+        </w:rPr>
+        <w:t>考点 C: 速率方程 Rate Law</w:t>
+      </w:r>
+    </w:p>
+    <w:p>
+      <w:pPr>
+        <w:spacing w:after="60" w:before="60" w:line="240" w:lineRule="auto"/>
+      </w:pPr>
+      <w:r>
+        <w:rPr>
+          <w:rFonts w:ascii="霞鹜文楷 Medium" w:hAnsi="霞鹜文楷 Medium"/>
+          <w:b/>
+          <w:sz w:val="22"/>
+        </w:rPr>
+        <w:t>1. 掌握通过初始速率数据确定速率方程</w:t>
+      </w:r>
+    </w:p>
+    <w:p>
+      <w:pPr>
+        <w:spacing w:after="60" w:before="60" w:line="240" w:lineRule="auto"/>
+      </w:pPr>
+      <w:r>
+        <w:rPr>
+          <w:rFonts w:ascii="霞鹜文楷 Medium" w:hAnsi="霞鹜文楷 Medium"/>
+          <w:b/>
+          <w:sz w:val="22"/>
+        </w:rPr>
+        <w:t>Rate law: rate = k[A]^m[B]^n; Determine m, n by comparing experiments where only one [ ] changes</w:t>
+      </w:r>
+    </w:p>
+    <w:p>
+      <w:pPr>
+        <w:spacing w:after="60" w:before="60" w:line="240" w:lineRule="auto"/>
+      </w:pPr>
+      <w:r>
+        <w:rPr>
+          <w:rFonts w:ascii="霞鹜文楷 Medium" w:hAnsi="霞鹜文楷 Medium"/>
+          <w:b/>
+          <w:sz w:val="22"/>
+        </w:rPr>
+        <w:t>Overall order = m + n; Units of k depend on overall order</w:t>
+      </w:r>
+    </w:p>
+    <w:p/>
+    <w:p>
+      <w:pPr>
+        <w:spacing w:after="40" w:before="80" w:line="240" w:lineRule="auto"/>
+      </w:pPr>
+      <w:r>
+        <w:rPr>
+          <w:rFonts w:ascii="Arial" w:hAnsi="Arial"/>
+          <w:b w:val="0"/>
+          <w:sz w:val="22"/>
+        </w:rPr>
+        <w:t>1.</w:t>
+      </w:r>
+      <w:r>
+        <w:rPr>
+          <w:rFonts w:ascii="Arial" w:hAnsi="Arial"/>
+          <w:b w:val="0"/>
+          <w:sz w:val="22"/>
+        </w:rPr>
+        <w:t xml:space="preserve"> For 2 NO + 2 H₂ → N₂ + 2 H₂O, data: [NO]=0.100,[H₂]=0.100,rate=1.23×10-3; [NO]=0.100,[H₂]=0.200,rate=2.46×10-3; [NO]=0.200,[H₂]=0.100,rate=4.92×10-3.</w:t>
       </w:r>
     </w:p>
     <w:p>
@@ -960,18 +1614,18 @@
       </w:pPr>
       <w:r>
         <w:rPr>
-          <w:rFonts w:ascii="Arial" w:hAnsi="Arial" w:eastAsia="Arial"/>
-          <w:b w:val="0"/>
-          <w:sz w:val="22"/>
-        </w:rPr>
-        <w:t>(a) Determine order with respect to NO and H2.</w:t>
+          <w:rFonts w:ascii="Arial" w:hAnsi="Arial"/>
+          <w:b w:val="0"/>
+          <w:sz w:val="22"/>
+        </w:rPr>
+        <w:t>(a) Determine order with respect to NO and H₂.</w:t>
       </w:r>
       <w:r>
         <w:tab/>
       </w:r>
       <w:r>
         <w:rPr>
-          <w:rFonts w:ascii="Arial" w:hAnsi="Arial" w:eastAsia="Arial"/>
+          <w:rFonts w:ascii="Arial" w:hAnsi="Arial"/>
           <w:b w:val="0"/>
           <w:sz w:val="22"/>
         </w:rPr>
@@ -987,7 +1641,7 @@
       </w:pPr>
       <w:r>
         <w:rPr>
-          <w:rFonts w:ascii="Arial" w:hAnsi="Arial" w:eastAsia="Arial"/>
+          <w:rFonts w:ascii="Arial" w:hAnsi="Arial"/>
           <w:b w:val="0"/>
           <w:sz w:val="22"/>
         </w:rPr>
@@ -998,7 +1652,7 @@
       </w:r>
       <w:r>
         <w:rPr>
-          <w:rFonts w:ascii="Arial" w:hAnsi="Arial" w:eastAsia="Arial"/>
+          <w:rFonts w:ascii="Arial" w:hAnsi="Arial"/>
           <w:b w:val="0"/>
           <w:sz w:val="22"/>
         </w:rPr>
@@ -1014,18 +1668,18 @@
       </w:pPr>
       <w:r>
         <w:rPr>
-          <w:rFonts w:ascii="Arial" w:hAnsi="Arial" w:eastAsia="Arial"/>
-          <w:b w:val="0"/>
-          <w:sz w:val="22"/>
-        </w:rPr>
-        <w:t>(c) Calculate rate when [NO]=0.150 M and [H2]=0.150 M.</w:t>
+          <w:rFonts w:ascii="Arial" w:hAnsi="Arial"/>
+          <w:b w:val="0"/>
+          <w:sz w:val="22"/>
+        </w:rPr>
+        <w:t>(c) Calculate rate when [NO]=0.150 M and [H₂]=0.150 M.</w:t>
       </w:r>
       <w:r>
         <w:tab/>
       </w:r>
       <w:r>
         <w:rPr>
-          <w:rFonts w:ascii="Arial" w:hAnsi="Arial" w:eastAsia="Arial"/>
+          <w:rFonts w:ascii="Arial" w:hAnsi="Arial"/>
           <w:b w:val="0"/>
           <w:sz w:val="22"/>
         </w:rPr>
@@ -1043,11 +1697,19 @@
       </w:pPr>
       <w:r>
         <w:rPr>
-          <w:rFonts w:ascii="Arial" w:hAnsi="Arial" w:eastAsia="Arial"/>
-          <w:b w:val="0"/>
-          <w:sz w:val="22"/>
-        </w:rPr>
-        <w:t>2. For A + 2B → C: [A]=0.100,[B]=0.100,rate=5.0×10⁻⁴; [A]=0.200,[B]=0.100,rate=2.0×10⁻³; [A]=0.100,[B]=0.200,rate=1.0×10⁻³.</w:t>
+          <w:rFonts w:ascii="Arial" w:hAnsi="Arial"/>
+          <w:b w:val="0"/>
+          <w:sz w:val="22"/>
+        </w:rPr>
+        <w:t>2.</w:t>
+      </w:r>
+      <w:r>
+        <w:rPr>
+          <w:rFonts w:ascii="Arial" w:hAnsi="Arial"/>
+          <w:b w:val="0"/>
+          <w:sz w:val="22"/>
+        </w:rPr>
+        <w:t xml:space="preserve"> For A + 2B → C: [A]=0.100,[B]=0.100,rate=5.0×10-4; [A]=0.200,[B]=0.100,rate=2.0×10-3; [A]=0.100,[B]=0.200,rate=1.0×10-3.</w:t>
       </w:r>
     </w:p>
     <w:p>
@@ -1059,7 +1721,7 @@
       </w:pPr>
       <w:r>
         <w:rPr>
-          <w:rFonts w:ascii="Arial" w:hAnsi="Arial" w:eastAsia="Arial"/>
+          <w:rFonts w:ascii="Arial" w:hAnsi="Arial"/>
           <w:b w:val="0"/>
           <w:sz w:val="22"/>
         </w:rPr>
@@ -1070,7 +1732,7 @@
       </w:r>
       <w:r>
         <w:rPr>
-          <w:rFonts w:ascii="Arial" w:hAnsi="Arial" w:eastAsia="Arial"/>
+          <w:rFonts w:ascii="Arial" w:hAnsi="Arial"/>
           <w:b w:val="0"/>
           <w:sz w:val="22"/>
         </w:rPr>
@@ -1088,7 +1750,7 @@
       </w:pPr>
       <w:r>
         <w:rPr>
-          <w:rFonts w:ascii="霞鹜文楷 Medium" w:hAnsi="霞鹜文楷 Medium" w:eastAsia="霞鹜文楷 Medium"/>
+          <w:rFonts w:ascii="霞鹜文楷 Medium" w:hAnsi="霞鹜文楷 Medium"/>
           <w:b/>
           <w:sz w:val="22"/>
         </w:rPr>
@@ -1101,7 +1763,7 @@
       </w:pPr>
       <w:r>
         <w:rPr>
-          <w:rFonts w:ascii="霞鹜文楷 Medium" w:hAnsi="霞鹜文楷 Medium" w:eastAsia="霞鹜文楷 Medium"/>
+          <w:rFonts w:ascii="霞鹜文楷 Medium" w:hAnsi="霞鹜文楷 Medium"/>
           <w:b/>
           <w:sz w:val="22"/>
         </w:rPr>
@@ -1114,24 +1776,59 @@
       </w:pPr>
       <w:r>
         <w:rPr>
-          <w:rFonts w:ascii="霞鹜文楷 Medium" w:hAnsi="霞鹜文楷 Medium" w:eastAsia="霞鹜文楷 Medium"/>
+          <w:rFonts w:ascii="霞鹜文楷 Medium" w:hAnsi="霞鹜文楷 Medium"/>
           <w:b/>
           <w:sz w:val="22"/>
         </w:rPr>
         <w:t>Integrated rate law: [A] = [A]₀ e^(−kt)</w:t>
       </w:r>
     </w:p>
+    <w:p/>
     <w:p>
       <w:pPr>
         <w:spacing w:after="40" w:before="80" w:line="240" w:lineRule="auto"/>
       </w:pPr>
       <w:r>
         <w:rPr>
-          <w:rFonts w:ascii="Arial" w:hAnsi="Arial" w:eastAsia="Arial"/>
-          <w:b w:val="0"/>
-          <w:sz w:val="22"/>
-        </w:rPr>
-        <w:t>1. N2O5 decomposition: 2 N2O5 → 4 NO2 + O2, first-order, k=4.80×10⁻⁴ s⁻¹ at 300K. [N2O5]₀=0.160 M.</w:t>
+          <w:rFonts w:ascii="Arial" w:hAnsi="Arial"/>
+          <w:b w:val="0"/>
+          <w:sz w:val="22"/>
+        </w:rPr>
+        <w:t>1. N₂O₅ decomposition: 2 N₂O₅ → 4 NO₂ + O₂, first-order, k=4.80×10</w:t>
+      </w:r>
+      <w:r>
+        <w:rPr>
+          <w:rFonts w:ascii="Arial" w:hAnsi="Arial"/>
+          <w:b w:val="0"/>
+          <w:sz w:val="22"/>
+          <w:vertAlign w:val="superscript"/>
+        </w:rPr>
+        <w:t>-4</w:t>
+      </w:r>
+      <w:r>
+        <w:rPr>
+          <w:rFonts w:ascii="Arial" w:hAnsi="Arial"/>
+          <w:b w:val="0"/>
+          <w:sz w:val="22"/>
+        </w:rPr>
+        <w:t> s</w:t>
+      </w:r>
+      <w:r>
+        <w:rPr>
+          <w:rFonts w:ascii="Arial" w:hAnsi="Arial"/>
+          <w:b w:val="0"/>
+          <w:sz w:val="22"/>
+          <w:vertAlign w:val="superscript"/>
+        </w:rPr>
+        <w:t>-1</w:t>
+      </w:r>
+      <w:r>
+        <w:rPr>
+          <w:rFonts w:ascii="Arial" w:hAnsi="Arial"/>
+          <w:b w:val="0"/>
+          <w:sz w:val="22"/>
+        </w:rPr>
+        <w:t> at 300K. [N₂O₅]₀=0.160 M.</w:t>
       </w:r>
     </w:p>
     <w:p>
@@ -1143,18 +1840,18 @@
       </w:pPr>
       <w:r>
         <w:rPr>
-          <w:rFonts w:ascii="Arial" w:hAnsi="Arial" w:eastAsia="Arial"/>
-          <w:b w:val="0"/>
-          <w:sz w:val="22"/>
-        </w:rPr>
-        <w:t>(a) Calculate [N2O5] after 1000 s.</w:t>
+          <w:rFonts w:ascii="Arial" w:hAnsi="Arial"/>
+          <w:b w:val="0"/>
+          <w:sz w:val="22"/>
+        </w:rPr>
+        <w:t>(a) Calculate [N₂O₅] after 1000 s.</w:t>
       </w:r>
       <w:r>
         <w:tab/>
       </w:r>
       <w:r>
         <w:rPr>
-          <w:rFonts w:ascii="Arial" w:hAnsi="Arial" w:eastAsia="Arial"/>
+          <w:rFonts w:ascii="Arial" w:hAnsi="Arial"/>
           <w:b w:val="0"/>
           <w:sz w:val="22"/>
         </w:rPr>
@@ -1170,7 +1867,7 @@
       </w:pPr>
       <w:r>
         <w:rPr>
-          <w:rFonts w:ascii="Arial" w:hAnsi="Arial" w:eastAsia="Arial"/>
+          <w:rFonts w:ascii="Arial" w:hAnsi="Arial"/>
           <w:b w:val="0"/>
           <w:sz w:val="22"/>
         </w:rPr>
@@ -1181,7 +1878,7 @@
       </w:r>
       <w:r>
         <w:rPr>
-          <w:rFonts w:ascii="Arial" w:hAnsi="Arial" w:eastAsia="Arial"/>
+          <w:rFonts w:ascii="Arial" w:hAnsi="Arial"/>
           <w:b w:val="0"/>
           <w:sz w:val="22"/>
         </w:rPr>
@@ -1197,7 +1894,7 @@
       </w:pPr>
       <w:r>
         <w:rPr>
-          <w:rFonts w:ascii="Arial" w:hAnsi="Arial" w:eastAsia="Arial"/>
+          <w:rFonts w:ascii="Arial" w:hAnsi="Arial"/>
           <w:b w:val="0"/>
           <w:sz w:val="22"/>
         </w:rPr>
@@ -1208,7 +1905,7 @@
       </w:r>
       <w:r>
         <w:rPr>
-          <w:rFonts w:ascii="Arial" w:hAnsi="Arial" w:eastAsia="Arial"/>
+          <w:rFonts w:ascii="Arial" w:hAnsi="Arial"/>
           <w:b w:val="0"/>
           <w:sz w:val="22"/>
         </w:rPr>
@@ -1229,80 +1926,20 @@
       </w:pPr>
       <w:r>
         <w:rPr>
-          <w:rFonts w:ascii="Arial" w:hAnsi="Arial" w:eastAsia="Arial"/>
-          <w:b w:val="0"/>
-          <w:sz w:val="22"/>
-        </w:rPr>
-        <w:t>1. For the reaction C2H5Br (aq) + OH- (aq) -&gt; C2H5OH (aq) + Br- (aq), the following data were collected at constant temperature: Exp 1: [C2H5Br]=3.0x10^-3 M, [OH-]=2.0x10^-2 M, Rate=4.0x10^-4 M s^-1; Exp 2: [C2H5Br]=6.0x10^-3 M, [OH-]=2.0x10^-2 M, Rate=8.0x10^-4 M s^-1; Exp 3: [C2H5Br]=6.0x10^-3 M, [OH-]=4.0x10^-2 M, Rate=1.6x10^-3 M s^-1. What is the correct rate law for this reaction?</w:t>
-      </w:r>
-      <w:r>
-        <w:tab/>
-      </w:r>
-      <w:r>
-        <w:rPr>
-          <w:rFonts w:ascii="Arial" w:hAnsi="Arial" w:eastAsia="Arial"/>
-          <w:b w:val="0"/>
-          <w:sz w:val="22"/>
-        </w:rPr>
-        <w:t>（   ）</w:t>
-      </w:r>
-    </w:p>
-    <w:p>
-      <w:pPr>
-        <w:spacing w:after="20" w:before="0" w:line="240" w:lineRule="auto"/>
-      </w:pPr>
-      <w:r>
-        <w:rPr>
-          <w:rFonts w:ascii="Arial" w:hAnsi="Arial" w:eastAsia="Arial"/>
-          <w:b w:val="0"/>
-          <w:sz w:val="22"/>
-        </w:rPr>
-        <w:t>A. Rate = k [C2H5Br] [OH-]</w:t>
-      </w:r>
-    </w:p>
-    <w:p>
-      <w:pPr>
-        <w:spacing w:after="20" w:before="0" w:line="240" w:lineRule="auto"/>
-      </w:pPr>
-      <w:r>
-        <w:rPr>
-          <w:rFonts w:ascii="Arial" w:hAnsi="Arial" w:eastAsia="Arial"/>
-          <w:b w:val="0"/>
-          <w:sz w:val="22"/>
-        </w:rPr>
-        <w:t>B. Rate = k [C2H5Br] [OH-]2</w:t>
-      </w:r>
-    </w:p>
-    <w:p>
-      <w:pPr>
-        <w:spacing w:after="20" w:before="0" w:line="240" w:lineRule="auto"/>
-      </w:pPr>
-      <w:r>
-        <w:rPr>
-          <w:rFonts w:ascii="Arial" w:hAnsi="Arial" w:eastAsia="Arial"/>
-          <w:b w:val="0"/>
-          <w:sz w:val="22"/>
-        </w:rPr>
-        <w:t>C. Rate = k [C2H5Br]2 [OH-]</w:t>
-      </w:r>
-    </w:p>
-    <w:p>
-      <w:pPr>
-        <w:spacing w:after="20" w:before="0" w:line="240" w:lineRule="auto"/>
-      </w:pPr>
-      <w:r>
-        <w:rPr>
-          <w:rFonts w:ascii="Arial" w:hAnsi="Arial" w:eastAsia="Arial"/>
-          <w:b w:val="0"/>
-          <w:sz w:val="22"/>
-        </w:rPr>
-        <w:t>D. Rate = k [C2H5Br]2 [OH-]2</w:t>
-      </w:r>
-    </w:p>
-    <w:p>
-      <w:pPr>
-        <w:spacing w:after="0" w:before="0" w:line="240" w:lineRule="auto"/>
-      </w:pPr>
+          <w:rFonts w:ascii="Arial" w:hAnsi="Arial"/>
+          <w:b w:val="0"/>
+          <w:sz w:val="22"/>
+        </w:rPr>
+        <w:t>1.</w:t>
+      </w:r>
+      <w:r>
+        <w:rPr>
+          <w:rFonts w:ascii="Arial" w:hAnsi="Arial"/>
+          <w:b w:val="0"/>
+          <w:sz w:val="22"/>
+        </w:rPr>
+        <w:t xml:space="preserve"> For the reaction C₂H₅Br (aq) + OH- (aq) -&gt; C₂H₅OH (aq) + Br- (aq), the following data were collected at constant temperature:</w:t>
+      </w:r>
     </w:p>
     <w:p>
       <w:pPr>
@@ -1313,80 +1950,12 @@
       </w:pPr>
       <w:r>
         <w:rPr>
-          <w:rFonts w:ascii="Arial" w:hAnsi="Arial" w:eastAsia="Arial"/>
-          <w:b w:val="0"/>
-          <w:sz w:val="22"/>
-        </w:rPr>
-        <w:t>2. The following reaction was studied at a constant temperature: 5 Br- (aq) + BrO3- (aq) + 6 H+ (aq) -&gt; 3 Br2 (aq) + 3 H2O (l). Data was collected for the rate of the reaction. Which rate expression is consistent with the data?</w:t>
-      </w:r>
-      <w:r>
-        <w:tab/>
-      </w:r>
-      <w:r>
-        <w:rPr>
-          <w:rFonts w:ascii="Arial" w:hAnsi="Arial" w:eastAsia="Arial"/>
-          <w:b w:val="0"/>
-          <w:sz w:val="22"/>
-        </w:rPr>
-        <w:t>（   ）</w:t>
-      </w:r>
-    </w:p>
-    <w:p>
-      <w:pPr>
-        <w:spacing w:after="20" w:before="0" w:line="240" w:lineRule="auto"/>
-      </w:pPr>
-      <w:r>
-        <w:rPr>
-          <w:rFonts w:ascii="Arial" w:hAnsi="Arial" w:eastAsia="Arial"/>
-          <w:b w:val="0"/>
-          <w:sz w:val="22"/>
-        </w:rPr>
-        <w:t>A. Rate = k [Br-] [BrO3-] [H+]</w:t>
-      </w:r>
-    </w:p>
-    <w:p>
-      <w:pPr>
-        <w:spacing w:after="20" w:before="0" w:line="240" w:lineRule="auto"/>
-      </w:pPr>
-      <w:r>
-        <w:rPr>
-          <w:rFonts w:ascii="Arial" w:hAnsi="Arial" w:eastAsia="Arial"/>
-          <w:b w:val="0"/>
-          <w:sz w:val="22"/>
-        </w:rPr>
-        <w:t>B. Rate = k [Br-]2 [H+]2</w:t>
-      </w:r>
-    </w:p>
-    <w:p>
-      <w:pPr>
-        <w:spacing w:after="20" w:before="0" w:line="240" w:lineRule="auto"/>
-      </w:pPr>
-      <w:r>
-        <w:rPr>
-          <w:rFonts w:ascii="Arial" w:hAnsi="Arial" w:eastAsia="Arial"/>
-          <w:b w:val="0"/>
-          <w:sz w:val="22"/>
-        </w:rPr>
-        <w:t>C. Rate = k [Br-] [BrO3-] [H+]2</w:t>
-      </w:r>
-    </w:p>
-    <w:p>
-      <w:pPr>
-        <w:spacing w:after="20" w:before="0" w:line="240" w:lineRule="auto"/>
-      </w:pPr>
-      <w:r>
-        <w:rPr>
-          <w:rFonts w:ascii="Arial" w:hAnsi="Arial" w:eastAsia="Arial"/>
-          <w:b w:val="0"/>
-          <w:sz w:val="22"/>
-        </w:rPr>
-        <w:t>D. Rate = k [Br-]2 [BrO3-] [H+]</w:t>
-      </w:r>
-    </w:p>
-    <w:p>
-      <w:pPr>
-        <w:spacing w:after="0" w:before="0" w:line="240" w:lineRule="auto"/>
-      </w:pPr>
+          <w:rFonts w:ascii="Arial" w:hAnsi="Arial"/>
+          <w:b w:val="0"/>
+          <w:sz w:val="22"/>
+        </w:rPr>
+        <w:t>Exp 1: [C₂H₅Br]=3.0x10^-3 M, [OH-]=2.0x10^-2 M, Rate=4.0x10^-4 M s^-1;</w:t>
+      </w:r>
     </w:p>
     <w:p>
       <w:pPr>
@@ -1397,80 +1966,12 @@
       </w:pPr>
       <w:r>
         <w:rPr>
-          <w:rFonts w:ascii="Arial" w:hAnsi="Arial" w:eastAsia="Arial"/>
-          <w:b w:val="0"/>
-          <w:sz w:val="22"/>
-        </w:rPr>
-        <w:t>3. The rate expression for the reaction between iodine and propanone is determined to be: Rate = k [H+] [C3H6O]. Which graph is consistent with this information? (Refer to the graphs provided in the original exam paper.)</w:t>
-      </w:r>
-      <w:r>
-        <w:tab/>
-      </w:r>
-      <w:r>
-        <w:rPr>
-          <w:rFonts w:ascii="Arial" w:hAnsi="Arial" w:eastAsia="Arial"/>
-          <w:b w:val="0"/>
-          <w:sz w:val="22"/>
-        </w:rPr>
-        <w:t>（   ）</w:t>
-      </w:r>
-    </w:p>
-    <w:p>
-      <w:pPr>
-        <w:spacing w:after="20" w:before="0" w:line="240" w:lineRule="auto"/>
-      </w:pPr>
-      <w:r>
-        <w:rPr>
-          <w:rFonts w:ascii="Arial" w:hAnsi="Arial" w:eastAsia="Arial"/>
-          <w:b w:val="0"/>
-          <w:sz w:val="22"/>
-        </w:rPr>
-        <w:t>A.</w:t>
-      </w:r>
-    </w:p>
-    <w:p>
-      <w:pPr>
-        <w:spacing w:after="20" w:before="0" w:line="240" w:lineRule="auto"/>
-      </w:pPr>
-      <w:r>
-        <w:rPr>
-          <w:rFonts w:ascii="Arial" w:hAnsi="Arial" w:eastAsia="Arial"/>
-          <w:b w:val="0"/>
-          <w:sz w:val="22"/>
-        </w:rPr>
-        <w:t>B.</w:t>
-      </w:r>
-    </w:p>
-    <w:p>
-      <w:pPr>
-        <w:spacing w:after="20" w:before="0" w:line="240" w:lineRule="auto"/>
-      </w:pPr>
-      <w:r>
-        <w:rPr>
-          <w:rFonts w:ascii="Arial" w:hAnsi="Arial" w:eastAsia="Arial"/>
-          <w:b w:val="0"/>
-          <w:sz w:val="22"/>
-        </w:rPr>
-        <w:t>C.</w:t>
-      </w:r>
-    </w:p>
-    <w:p>
-      <w:pPr>
-        <w:spacing w:after="20" w:before="0" w:line="240" w:lineRule="auto"/>
-      </w:pPr>
-      <w:r>
-        <w:rPr>
-          <w:rFonts w:ascii="Arial" w:hAnsi="Arial" w:eastAsia="Arial"/>
-          <w:b w:val="0"/>
-          <w:sz w:val="22"/>
-        </w:rPr>
-        <w:t>D.</w:t>
-      </w:r>
-    </w:p>
-    <w:p>
-      <w:pPr>
-        <w:spacing w:after="0" w:before="0" w:line="240" w:lineRule="auto"/>
-      </w:pPr>
+          <w:rFonts w:ascii="Arial" w:hAnsi="Arial"/>
+          <w:b w:val="0"/>
+          <w:sz w:val="22"/>
+        </w:rPr>
+        <w:t>Exp 2: [C₂H₅Br]=6.0x10^-3 M, [OH-]=2.0x10^-2 M, Rate=8.0x10^-4 M s^-1;</w:t>
+      </w:r>
     </w:p>
     <w:p>
       <w:pPr>
@@ -1481,80 +1982,12 @@
       </w:pPr>
       <w:r>
         <w:rPr>
-          <w:rFonts w:ascii="Arial" w:hAnsi="Arial" w:eastAsia="Arial"/>
-          <w:b w:val="0"/>
-          <w:sz w:val="22"/>
-        </w:rPr>
-        <w:t>4. An investigation into the rate of reaction between compounds A and B was performed. A + B -&gt; C + D. The results from three different experiments carried out at a constant temperature were collected: Exp 1: [A]=0.30 M, [B]=0.50 M, Rate=6.0x10^-4 M s^-1; Exp 2: [A]=0.30 M, [B]=0.25 M, Rate=1.5x10^-4 M s^-1; Exp 3: [A]=0.60 M, [B]=0.25 M, Rate=3.0x10^-4 M s^-1. The rate equation for this reaction is rate = k [A] [B]^2. What is the value of the rate constant, k?</w:t>
-      </w:r>
-      <w:r>
-        <w:tab/>
-      </w:r>
-      <w:r>
-        <w:rPr>
-          <w:rFonts w:ascii="Arial" w:hAnsi="Arial" w:eastAsia="Arial"/>
-          <w:b w:val="0"/>
-          <w:sz w:val="22"/>
-        </w:rPr>
-        <w:t>（   ）</w:t>
-      </w:r>
-    </w:p>
-    <w:p>
-      <w:pPr>
-        <w:spacing w:after="20" w:before="0" w:line="240" w:lineRule="auto"/>
-      </w:pPr>
-      <w:r>
-        <w:rPr>
-          <w:rFonts w:ascii="Arial" w:hAnsi="Arial" w:eastAsia="Arial"/>
-          <w:b w:val="0"/>
-          <w:sz w:val="22"/>
-        </w:rPr>
-        <w:t>A. 4.0 x 10-3</w:t>
-      </w:r>
-    </w:p>
-    <w:p>
-      <w:pPr>
-        <w:spacing w:after="20" w:before="0" w:line="240" w:lineRule="auto"/>
-      </w:pPr>
-      <w:r>
-        <w:rPr>
-          <w:rFonts w:ascii="Arial" w:hAnsi="Arial" w:eastAsia="Arial"/>
-          <w:b w:val="0"/>
-          <w:sz w:val="22"/>
-        </w:rPr>
-        <w:t>B. 3.2 x 10-2</w:t>
-      </w:r>
-    </w:p>
-    <w:p>
-      <w:pPr>
-        <w:spacing w:after="20" w:before="0" w:line="240" w:lineRule="auto"/>
-      </w:pPr>
-      <w:r>
-        <w:rPr>
-          <w:rFonts w:ascii="Arial" w:hAnsi="Arial" w:eastAsia="Arial"/>
-          <w:b w:val="0"/>
-          <w:sz w:val="22"/>
-        </w:rPr>
-        <w:t>C. 8.0 x 10-3</w:t>
-      </w:r>
-    </w:p>
-    <w:p>
-      <w:pPr>
-        <w:spacing w:after="20" w:before="0" w:line="240" w:lineRule="auto"/>
-      </w:pPr>
-      <w:r>
-        <w:rPr>
-          <w:rFonts w:ascii="Arial" w:hAnsi="Arial" w:eastAsia="Arial"/>
-          <w:b w:val="0"/>
-          <w:sz w:val="22"/>
-        </w:rPr>
-        <w:t>D. 2.7 x 10-2</w:t>
-      </w:r>
-    </w:p>
-    <w:p>
-      <w:pPr>
-        <w:spacing w:after="0" w:before="0" w:line="240" w:lineRule="auto"/>
-      </w:pPr>
+          <w:rFonts w:ascii="Arial" w:hAnsi="Arial"/>
+          <w:b w:val="0"/>
+          <w:sz w:val="22"/>
+        </w:rPr>
+        <w:t>Exp 3: [C₂H₅Br]=6.0x10^-3 M, [OH-]=4.0x10^-2 M, Rate=1.6x10^-3 M s^-1.</w:t>
+      </w:r>
     </w:p>
     <w:p>
       <w:pPr>
@@ -1565,22 +1998,11 @@
       </w:pPr>
       <w:r>
         <w:rPr>
-          <w:rFonts w:ascii="Arial" w:hAnsi="Arial" w:eastAsia="Arial"/>
-          <w:b w:val="0"/>
-          <w:sz w:val="22"/>
-        </w:rPr>
-        <w:t>5. The reaction between ethyl bromide and hydroxide ions was studied at a constant temperature: C2H5Br (aq) + OH- (aq) -&gt; C2H5OH (aq) + Br- (aq). Experimental data: Exp 1: [C2H5Br]=2.0x10^-3, [OH-]=1.0x10^-2, Rate=4.0x10^-4; Exp 2: [C2H5Br]=4.0x10^-3, [OH-]=1.0x10^-2, Rate=8.0x10^-4; Exp 3: [C2H5Br]=8.0x10^-3, [OH-]=2.0x10^-2, Rate=3.2x10^-3. What is the correct equation to calculate the value of the rate constant, k? (Refer to the equations provided in the original exam paper.)</w:t>
-      </w:r>
-      <w:r>
-        <w:tab/>
-      </w:r>
-      <w:r>
-        <w:rPr>
-          <w:rFonts w:ascii="Arial" w:hAnsi="Arial" w:eastAsia="Arial"/>
-          <w:b w:val="0"/>
-          <w:sz w:val="22"/>
-        </w:rPr>
-        <w:t>（   ）</w:t>
+          <w:rFonts w:ascii="Arial" w:hAnsi="Arial"/>
+          <w:b w:val="0"/>
+          <w:sz w:val="22"/>
+        </w:rPr>
+        <w:t>What is the correct rate law for this reaction?	（   ）</w:t>
       </w:r>
     </w:p>
     <w:p>
@@ -1589,11 +2011,11 @@
       </w:pPr>
       <w:r>
         <w:rPr>
-          <w:rFonts w:ascii="Arial" w:hAnsi="Arial" w:eastAsia="Arial"/>
-          <w:b w:val="0"/>
-          <w:sz w:val="22"/>
-        </w:rPr>
-        <w:t>A.</w:t>
+          <w:rFonts w:ascii="Arial" w:hAnsi="Arial"/>
+          <w:b w:val="0"/>
+          <w:sz w:val="22"/>
+        </w:rPr>
+        <w:t>A. Rate = k [C₂H₅Br] [OH-]</w:t>
       </w:r>
     </w:p>
     <w:p>
@@ -1602,11 +2024,11 @@
       </w:pPr>
       <w:r>
         <w:rPr>
-          <w:rFonts w:ascii="Arial" w:hAnsi="Arial" w:eastAsia="Arial"/>
-          <w:b w:val="0"/>
-          <w:sz w:val="22"/>
-        </w:rPr>
-        <w:t>B.</w:t>
+          <w:rFonts w:ascii="Arial" w:hAnsi="Arial"/>
+          <w:b w:val="0"/>
+          <w:sz w:val="22"/>
+        </w:rPr>
+        <w:t>B. Rate = k [C₂H₅Br] [OH-]2</w:t>
       </w:r>
     </w:p>
     <w:p>
@@ -1615,11 +2037,11 @@
       </w:pPr>
       <w:r>
         <w:rPr>
-          <w:rFonts w:ascii="Arial" w:hAnsi="Arial" w:eastAsia="Arial"/>
-          <w:b w:val="0"/>
-          <w:sz w:val="22"/>
-        </w:rPr>
-        <w:t>C.</w:t>
+          <w:rFonts w:ascii="Arial" w:hAnsi="Arial"/>
+          <w:b w:val="0"/>
+          <w:sz w:val="22"/>
+        </w:rPr>
+        <w:t>C. Rate = k [C₂H₅Br]2 [OH-]</w:t>
       </w:r>
     </w:p>
     <w:p>
@@ -1628,11 +2050,11 @@
       </w:pPr>
       <w:r>
         <w:rPr>
-          <w:rFonts w:ascii="Arial" w:hAnsi="Arial" w:eastAsia="Arial"/>
-          <w:b w:val="0"/>
-          <w:sz w:val="22"/>
-        </w:rPr>
-        <w:t>D.</w:t>
+          <w:rFonts w:ascii="Arial" w:hAnsi="Arial"/>
+          <w:b w:val="0"/>
+          <w:sz w:val="22"/>
+        </w:rPr>
+        <w:t>D. Rate = k [C₂H₅Br]2 [OH-]2</w:t>
       </w:r>
     </w:p>
     <w:p>
@@ -1649,80 +2071,20 @@
       </w:pPr>
       <w:r>
         <w:rPr>
-          <w:rFonts w:ascii="Arial" w:hAnsi="Arial" w:eastAsia="Arial"/>
-          <w:b w:val="0"/>
-          <w:sz w:val="22"/>
-        </w:rPr>
-        <w:t>6. A rate law is found to be Rate = k [A]2 [B] Which of the following changes will not alter the initial rate of reaction?</w:t>
-      </w:r>
-      <w:r>
-        <w:tab/>
-      </w:r>
-      <w:r>
-        <w:rPr>
-          <w:rFonts w:ascii="Arial" w:hAnsi="Arial" w:eastAsia="Arial"/>
-          <w:b w:val="0"/>
-          <w:sz w:val="22"/>
-        </w:rPr>
-        <w:t>（   ）</w:t>
-      </w:r>
-    </w:p>
-    <w:p>
-      <w:pPr>
-        <w:spacing w:after="20" w:before="0" w:line="240" w:lineRule="auto"/>
-      </w:pPr>
-      <w:r>
-        <w:rPr>
-          <w:rFonts w:ascii="Arial" w:hAnsi="Arial" w:eastAsia="Arial"/>
-          <w:b w:val="0"/>
-          <w:sz w:val="22"/>
-        </w:rPr>
-        <w:t>A. Doubling the concentration of A and B</w:t>
-      </w:r>
-    </w:p>
-    <w:p>
-      <w:pPr>
-        <w:spacing w:after="20" w:before="0" w:line="240" w:lineRule="auto"/>
-      </w:pPr>
-      <w:r>
-        <w:rPr>
-          <w:rFonts w:ascii="Arial" w:hAnsi="Arial" w:eastAsia="Arial"/>
-          <w:b w:val="0"/>
-          <w:sz w:val="22"/>
-        </w:rPr>
-        <w:t>B. Doubling the concentration of A and halving the concentration of B</w:t>
-      </w:r>
-    </w:p>
-    <w:p>
-      <w:pPr>
-        <w:spacing w:after="20" w:before="0" w:line="240" w:lineRule="auto"/>
-      </w:pPr>
-      <w:r>
-        <w:rPr>
-          <w:rFonts w:ascii="Arial" w:hAnsi="Arial" w:eastAsia="Arial"/>
-          <w:b w:val="0"/>
-          <w:sz w:val="22"/>
-        </w:rPr>
-        <w:t>C. Halving the concentration of A and doubling the concentration of B</w:t>
-      </w:r>
-    </w:p>
-    <w:p>
-      <w:pPr>
-        <w:spacing w:after="20" w:before="0" w:line="240" w:lineRule="auto"/>
-      </w:pPr>
-      <w:r>
-        <w:rPr>
-          <w:rFonts w:ascii="Arial" w:hAnsi="Arial" w:eastAsia="Arial"/>
-          <w:b w:val="0"/>
-          <w:sz w:val="22"/>
-        </w:rPr>
-        <w:t>D. Halving the concentration of A and quadrupling the concentration of B</w:t>
-      </w:r>
-    </w:p>
-    <w:p>
-      <w:pPr>
-        <w:spacing w:after="0" w:before="0" w:line="240" w:lineRule="auto"/>
-      </w:pPr>
+          <w:rFonts w:ascii="Arial" w:hAnsi="Arial"/>
+          <w:b w:val="0"/>
+          <w:sz w:val="22"/>
+        </w:rPr>
+        <w:t>2.</w:t>
+      </w:r>
+      <w:r>
+        <w:rPr>
+          <w:rFonts w:ascii="Arial" w:hAnsi="Arial"/>
+          <w:b w:val="0"/>
+          <w:sz w:val="22"/>
+        </w:rPr>
+        <w:t xml:space="preserve"> The following reaction was studied at a constant temperature: 5 Br- (aq) + BrO₃- (aq) + 6 H+ (aq) -&gt; 3 Br₂ (aq) + 3 H₂O (l).</w:t>
+      </w:r>
     </w:p>
     <w:p>
       <w:pPr>
@@ -1733,80 +2095,12 @@
       </w:pPr>
       <w:r>
         <w:rPr>
-          <w:rFonts w:ascii="Arial" w:hAnsi="Arial" w:eastAsia="Arial"/>
-          <w:b w:val="0"/>
-          <w:sz w:val="22"/>
-        </w:rPr>
-        <w:t>7. For the general reaction V + W + X → Y + Z, the rate equation is:  rate = k [V] [W] [X] What will happen to the rate of reaction when the concentration of all three reactants is doubled?</w:t>
-      </w:r>
-      <w:r>
-        <w:tab/>
-      </w:r>
-      <w:r>
-        <w:rPr>
-          <w:rFonts w:ascii="Arial" w:hAnsi="Arial" w:eastAsia="Arial"/>
-          <w:b w:val="0"/>
-          <w:sz w:val="22"/>
-        </w:rPr>
-        <w:t>（   ）</w:t>
-      </w:r>
-    </w:p>
-    <w:p>
-      <w:pPr>
-        <w:spacing w:after="20" w:before="0" w:line="240" w:lineRule="auto"/>
-      </w:pPr>
-      <w:r>
-        <w:rPr>
-          <w:rFonts w:ascii="Arial" w:hAnsi="Arial" w:eastAsia="Arial"/>
-          <w:b w:val="0"/>
-          <w:sz w:val="22"/>
-        </w:rPr>
-        <w:t>A. Increase by a factor of 2</w:t>
-      </w:r>
-    </w:p>
-    <w:p>
-      <w:pPr>
-        <w:spacing w:after="20" w:before="0" w:line="240" w:lineRule="auto"/>
-      </w:pPr>
-      <w:r>
-        <w:rPr>
-          <w:rFonts w:ascii="Arial" w:hAnsi="Arial" w:eastAsia="Arial"/>
-          <w:b w:val="0"/>
-          <w:sz w:val="22"/>
-        </w:rPr>
-        <w:t>B. Increase by a factor of 4</w:t>
-      </w:r>
-    </w:p>
-    <w:p>
-      <w:pPr>
-        <w:spacing w:after="20" w:before="0" w:line="240" w:lineRule="auto"/>
-      </w:pPr>
-      <w:r>
-        <w:rPr>
-          <w:rFonts w:ascii="Arial" w:hAnsi="Arial" w:eastAsia="Arial"/>
-          <w:b w:val="0"/>
-          <w:sz w:val="22"/>
-        </w:rPr>
-        <w:t>C. Increase by a factor of 6</w:t>
-      </w:r>
-    </w:p>
-    <w:p>
-      <w:pPr>
-        <w:spacing w:after="20" w:before="0" w:line="240" w:lineRule="auto"/>
-      </w:pPr>
-      <w:r>
-        <w:rPr>
-          <w:rFonts w:ascii="Arial" w:hAnsi="Arial" w:eastAsia="Arial"/>
-          <w:b w:val="0"/>
-          <w:sz w:val="22"/>
-        </w:rPr>
-        <w:t>D. Increase by a factor of 8</w:t>
-      </w:r>
-    </w:p>
-    <w:p>
-      <w:pPr>
-        <w:spacing w:after="0" w:before="0" w:line="240" w:lineRule="auto"/>
-      </w:pPr>
+          <w:rFonts w:ascii="Arial" w:hAnsi="Arial"/>
+          <w:b w:val="0"/>
+          <w:sz w:val="22"/>
+        </w:rPr>
+        <w:t>Data was collected for the rate of the reaction.</w:t>
+      </w:r>
     </w:p>
     <w:p>
       <w:pPr>
@@ -1817,22 +2111,11 @@
       </w:pPr>
       <w:r>
         <w:rPr>
-          <w:rFonts w:ascii="Arial" w:hAnsi="Arial" w:eastAsia="Arial"/>
-          <w:b w:val="0"/>
-          <w:sz w:val="22"/>
-        </w:rPr>
-        <w:t>8. Which of the following statements about the integrated rate law for a first-order reaction is true?</w:t>
-      </w:r>
-      <w:r>
-        <w:tab/>
-      </w:r>
-      <w:r>
-        <w:rPr>
-          <w:rFonts w:ascii="Arial" w:hAnsi="Arial" w:eastAsia="Arial"/>
-          <w:b w:val="0"/>
-          <w:sz w:val="22"/>
-        </w:rPr>
-        <w:t>（   ）</w:t>
+          <w:rFonts w:ascii="Arial" w:hAnsi="Arial"/>
+          <w:b w:val="0"/>
+          <w:sz w:val="22"/>
+        </w:rPr>
+        <w:t>Which rate expression is consistent with the data?	（   ）</w:t>
       </w:r>
     </w:p>
     <w:p>
@@ -1841,11 +2124,11 @@
       </w:pPr>
       <w:r>
         <w:rPr>
-          <w:rFonts w:ascii="Arial" w:hAnsi="Arial" w:eastAsia="Arial"/>
-          <w:b w:val="0"/>
-          <w:sz w:val="22"/>
-        </w:rPr>
-        <w:t>A. The x-intercept of the ln[A] vs. t plot represents the half-life of the reaction.</w:t>
+          <w:rFonts w:ascii="Arial" w:hAnsi="Arial"/>
+          <w:b w:val="0"/>
+          <w:sz w:val="22"/>
+        </w:rPr>
+        <w:t>A. Rate = k [Br-] [BrO₃-] [H+]</w:t>
       </w:r>
     </w:p>
     <w:p>
@@ -1854,11 +2137,11 @@
       </w:pPr>
       <w:r>
         <w:rPr>
-          <w:rFonts w:ascii="Arial" w:hAnsi="Arial" w:eastAsia="Arial"/>
-          <w:b w:val="0"/>
-          <w:sz w:val="22"/>
-        </w:rPr>
-        <w:t>B. The y-intercept of the ln[A] vs. t plot represents the initial concentration of A.</w:t>
+          <w:rFonts w:ascii="Arial" w:hAnsi="Arial"/>
+          <w:b w:val="0"/>
+          <w:sz w:val="22"/>
+        </w:rPr>
+        <w:t>B. Rate = k [Br-]2 [H+]2</w:t>
       </w:r>
     </w:p>
     <w:p>
@@ -1867,11 +2150,11 @@
       </w:pPr>
       <w:r>
         <w:rPr>
-          <w:rFonts w:ascii="Arial" w:hAnsi="Arial" w:eastAsia="Arial"/>
-          <w:b w:val="0"/>
-          <w:sz w:val="22"/>
-        </w:rPr>
-        <w:t>C. The slope of the ln[A] vs. t plot is equal to -k.</w:t>
+          <w:rFonts w:ascii="Arial" w:hAnsi="Arial"/>
+          <w:b w:val="0"/>
+          <w:sz w:val="22"/>
+        </w:rPr>
+        <w:t>C. Rate = k [Br-] [BrO₃-] [H+]2</w:t>
       </w:r>
     </w:p>
     <w:p>
@@ -1880,11 +2163,11 @@
       </w:pPr>
       <w:r>
         <w:rPr>
-          <w:rFonts w:ascii="Arial" w:hAnsi="Arial" w:eastAsia="Arial"/>
-          <w:b w:val="0"/>
-          <w:sz w:val="22"/>
-        </w:rPr>
-        <w:t>D. The area under the ln[A] vs. t plot represents the total amount of product formed.</w:t>
+          <w:rFonts w:ascii="Arial" w:hAnsi="Arial"/>
+          <w:b w:val="0"/>
+          <w:sz w:val="22"/>
+        </w:rPr>
+        <w:t>D. Rate = k [Br-]2 [BrO₃-] [H+]</w:t>
       </w:r>
     </w:p>
     <w:p>
@@ -1901,80 +2184,20 @@
       </w:pPr>
       <w:r>
         <w:rPr>
-          <w:rFonts w:ascii="Arial" w:hAnsi="Arial" w:eastAsia="Arial"/>
-          <w:b w:val="0"/>
-          <w:sz w:val="22"/>
-        </w:rPr>
-        <w:t>9. A first-order reaction has a half-life of 62 s. What fraction of reactant remains after 124 s?</w:t>
-      </w:r>
-      <w:r>
-        <w:tab/>
-      </w:r>
-      <w:r>
-        <w:rPr>
-          <w:rFonts w:ascii="Arial" w:hAnsi="Arial" w:eastAsia="Arial"/>
-          <w:b w:val="0"/>
-          <w:sz w:val="22"/>
-        </w:rPr>
-        <w:t>（   ）</w:t>
-      </w:r>
-    </w:p>
-    <w:p>
-      <w:pPr>
-        <w:spacing w:after="20" w:before="0" w:line="240" w:lineRule="auto"/>
-      </w:pPr>
-      <w:r>
-        <w:rPr>
-          <w:rFonts w:ascii="Arial" w:hAnsi="Arial" w:eastAsia="Arial"/>
-          <w:b w:val="0"/>
-          <w:sz w:val="22"/>
-        </w:rPr>
-        <w:t>A. 1/2</w:t>
-      </w:r>
-    </w:p>
-    <w:p>
-      <w:pPr>
-        <w:spacing w:after="20" w:before="0" w:line="240" w:lineRule="auto"/>
-      </w:pPr>
-      <w:r>
-        <w:rPr>
-          <w:rFonts w:ascii="Arial" w:hAnsi="Arial" w:eastAsia="Arial"/>
-          <w:b w:val="0"/>
-          <w:sz w:val="22"/>
-        </w:rPr>
-        <w:t>B. 1/4</w:t>
-      </w:r>
-    </w:p>
-    <w:p>
-      <w:pPr>
-        <w:spacing w:after="20" w:before="0" w:line="240" w:lineRule="auto"/>
-      </w:pPr>
-      <w:r>
-        <w:rPr>
-          <w:rFonts w:ascii="Arial" w:hAnsi="Arial" w:eastAsia="Arial"/>
-          <w:b w:val="0"/>
-          <w:sz w:val="22"/>
-        </w:rPr>
-        <w:t>C. 1/8</w:t>
-      </w:r>
-    </w:p>
-    <w:p>
-      <w:pPr>
-        <w:spacing w:after="20" w:before="0" w:line="240" w:lineRule="auto"/>
-      </w:pPr>
-      <w:r>
-        <w:rPr>
-          <w:rFonts w:ascii="Arial" w:hAnsi="Arial" w:eastAsia="Arial"/>
-          <w:b w:val="0"/>
-          <w:sz w:val="22"/>
-        </w:rPr>
-        <w:t>D. 1/16</w:t>
-      </w:r>
-    </w:p>
-    <w:p>
-      <w:pPr>
-        <w:spacing w:after="0" w:before="0" w:line="240" w:lineRule="auto"/>
-      </w:pPr>
+          <w:rFonts w:ascii="Arial" w:hAnsi="Arial"/>
+          <w:b w:val="0"/>
+          <w:sz w:val="22"/>
+        </w:rPr>
+        <w:t>3.</w:t>
+      </w:r>
+      <w:r>
+        <w:rPr>
+          <w:rFonts w:ascii="Arial" w:hAnsi="Arial"/>
+          <w:b w:val="0"/>
+          <w:sz w:val="22"/>
+        </w:rPr>
+        <w:t xml:space="preserve"> The rate expression for the reaction between iodine and propanone is determined to be:</w:t>
+      </w:r>
     </w:p>
     <w:p>
       <w:pPr>
@@ -1985,144 +2208,11 @@
       </w:pPr>
       <w:r>
         <w:rPr>
-          <w:rFonts w:ascii="Arial" w:hAnsi="Arial" w:eastAsia="Arial"/>
-          <w:b w:val="0"/>
-          <w:sz w:val="22"/>
-        </w:rPr>
-        <w:t>10. In a first-order reaction, the half-life of the reactant is 30 minutes. How long will it take for the concentration of the reactant to decrease to 12.5% of its initial value?</w:t>
-      </w:r>
-      <w:r>
-        <w:tab/>
-      </w:r>
-      <w:r>
-        <w:rPr>
-          <w:rFonts w:ascii="Arial" w:hAnsi="Arial" w:eastAsia="Arial"/>
-          <w:b w:val="0"/>
-          <w:sz w:val="22"/>
-        </w:rPr>
-        <w:t>（   ）</w:t>
-      </w:r>
-    </w:p>
-    <w:p>
-      <w:pPr>
-        <w:spacing w:after="20" w:before="0" w:line="240" w:lineRule="auto"/>
-      </w:pPr>
-      <w:r>
-        <w:rPr>
-          <w:rFonts w:ascii="Arial" w:hAnsi="Arial" w:eastAsia="Arial"/>
-          <w:b w:val="0"/>
-          <w:sz w:val="22"/>
-        </w:rPr>
-        <w:t>A. 60 minutes</w:t>
-      </w:r>
-    </w:p>
-    <w:p>
-      <w:pPr>
-        <w:spacing w:after="20" w:before="0" w:line="240" w:lineRule="auto"/>
-      </w:pPr>
-      <w:r>
-        <w:rPr>
-          <w:rFonts w:ascii="Arial" w:hAnsi="Arial" w:eastAsia="Arial"/>
-          <w:b w:val="0"/>
-          <w:sz w:val="22"/>
-        </w:rPr>
-        <w:t>B. 90 minutes</w:t>
-      </w:r>
-    </w:p>
-    <w:p>
-      <w:pPr>
-        <w:spacing w:after="20" w:before="0" w:line="240" w:lineRule="auto"/>
-      </w:pPr>
-      <w:r>
-        <w:rPr>
-          <w:rFonts w:ascii="Arial" w:hAnsi="Arial" w:eastAsia="Arial"/>
-          <w:b w:val="0"/>
-          <w:sz w:val="22"/>
-        </w:rPr>
-        <w:t>C. 120 minutes</w:t>
-      </w:r>
-    </w:p>
-    <w:p>
-      <w:pPr>
-        <w:spacing w:after="20" w:before="0" w:line="240" w:lineRule="auto"/>
-      </w:pPr>
-      <w:r>
-        <w:rPr>
-          <w:rFonts w:ascii="Arial" w:hAnsi="Arial" w:eastAsia="Arial"/>
-          <w:b w:val="0"/>
-          <w:sz w:val="22"/>
-        </w:rPr>
-        <w:t>D. 150 minutes</w:t>
-      </w:r>
-    </w:p>
-    <w:p>
-      <w:pPr>
-        <w:spacing w:after="0" w:before="0" w:line="240" w:lineRule="auto"/>
-      </w:pPr>
-    </w:p>
-    <w:p>
-      <w:pPr>
-        <w:spacing w:after="120" w:before="280" w:line="240" w:lineRule="auto"/>
-      </w:pPr>
-      <w:r>
-        <w:rPr>
-          <w:rFonts w:ascii="霞鹜文楷 Medium" w:hAnsi="霞鹜文楷 Medium" w:eastAsia="霞鹜文楷 Medium"/>
-          <w:b/>
-          <w:sz w:val="24"/>
-        </w:rPr>
-        <w:t>考点 D: 反应机理 Reaction Mechanisms</w:t>
-      </w:r>
-    </w:p>
-    <w:p>
-      <w:pPr>
-        <w:spacing w:after="60" w:before="60" w:line="240" w:lineRule="auto"/>
-      </w:pPr>
-      <w:r>
-        <w:rPr>
-          <w:rFonts w:ascii="霞鹜文楷 Medium" w:hAnsi="霞鹜文楷 Medium" w:eastAsia="霞鹜文楷 Medium"/>
-          <w:b/>
-          <w:sz w:val="22"/>
-        </w:rPr>
-        <w:t>3. 掌握反应机理和速率决定步骤</w:t>
-      </w:r>
-    </w:p>
-    <w:p>
-      <w:pPr>
-        <w:spacing w:after="60" w:before="60" w:line="240" w:lineRule="auto"/>
-      </w:pPr>
-      <w:r>
-        <w:rPr>
-          <w:rFonts w:ascii="霞鹜文楷 Medium" w:hAnsi="霞鹜文楷 Medium" w:eastAsia="霞鹜文楷 Medium"/>
-          <w:b/>
-          <w:sz w:val="22"/>
-        </w:rPr>
-        <w:t>Rate-determining step (速率决定步骤): the slowest elementary step — its rate law matches the overall rate law</w:t>
-      </w:r>
-    </w:p>
-    <w:p>
-      <w:pPr>
-        <w:spacing w:after="60" w:before="60" w:line="240" w:lineRule="auto"/>
-      </w:pPr>
-      <w:r>
-        <w:rPr>
-          <w:rFonts w:ascii="霞鹜文楷 Medium" w:hAnsi="霞鹜文楷 Medium" w:eastAsia="霞鹜文楷 Medium"/>
-          <w:b/>
-          <w:sz w:val="22"/>
-        </w:rPr>
-        <w:t>Intermediate: produced and consumed within the mechanism; not in overall equation</w:t>
-      </w:r>
-    </w:p>
-    <w:p>
-      <w:pPr>
-        <w:spacing w:after="60" w:before="60" w:line="240" w:lineRule="auto"/>
-      </w:pPr>
-      <w:r>
-        <w:rPr>
-          <w:rFonts w:ascii="霞鹜文楷 Medium" w:hAnsi="霞鹜文楷 Medium" w:eastAsia="霞鹜文楷 Medium"/>
-          <w:b/>
-          <w:sz w:val="22"/>
-        </w:rPr>
-        <w:t>Catalyst: lowers Ea by providing alternative pathway; does NOT change ΔH or K</w:t>
+          <w:rFonts w:ascii="Arial" w:hAnsi="Arial"/>
+          <w:b w:val="0"/>
+          <w:sz w:val="22"/>
+        </w:rPr>
+        <w:t>Rate = k [H+] [C₃H₆O].</w:t>
       </w:r>
     </w:p>
     <w:p>
@@ -2134,22 +2224,11 @@
       </w:pPr>
       <w:r>
         <w:rPr>
-          <w:rFonts w:ascii="Arial" w:hAnsi="Arial" w:eastAsia="Arial"/>
-          <w:b w:val="0"/>
-          <w:sz w:val="22"/>
-        </w:rPr>
-        <w:t>1. Which of the following statements about reaction mechanisms is true?</w:t>
-      </w:r>
-      <w:r>
-        <w:tab/>
-      </w:r>
-      <w:r>
-        <w:rPr>
-          <w:rFonts w:ascii="Arial" w:hAnsi="Arial" w:eastAsia="Arial"/>
-          <w:b w:val="0"/>
-          <w:sz w:val="22"/>
-        </w:rPr>
-        <w:t>（   ）</w:t>
+          <w:rFonts w:ascii="Arial" w:hAnsi="Arial"/>
+          <w:b w:val="0"/>
+          <w:sz w:val="22"/>
+        </w:rPr>
+        <w:t>Which graph is consistent with this information? (Refer to the graphs provided in the original exam paper.)	（   ）</w:t>
       </w:r>
     </w:p>
     <w:p>
@@ -2158,11 +2237,11 @@
       </w:pPr>
       <w:r>
         <w:rPr>
-          <w:rFonts w:ascii="Arial" w:hAnsi="Arial" w:eastAsia="Arial"/>
-          <w:b w:val="0"/>
-          <w:sz w:val="22"/>
-        </w:rPr>
-        <w:t>A. Catalysts are not involved in elementary reactions.</w:t>
+          <w:rFonts w:ascii="Arial" w:hAnsi="Arial"/>
+          <w:b w:val="0"/>
+          <w:sz w:val="22"/>
+        </w:rPr>
+        <w:t>A. [Concentration] decreases linearly with time (zero-order kinetics)</w:t>
       </w:r>
     </w:p>
     <w:p>
@@ -2171,11 +2250,11 @@
       </w:pPr>
       <w:r>
         <w:rPr>
-          <w:rFonts w:ascii="Arial" w:hAnsi="Arial" w:eastAsia="Arial"/>
-          <w:b w:val="0"/>
-          <w:sz w:val="22"/>
-        </w:rPr>
-        <w:t>B. Intermediates appear in the overall balanced equation.</w:t>
+          <w:rFonts w:ascii="Arial" w:hAnsi="Arial"/>
+          <w:b w:val="0"/>
+          <w:sz w:val="22"/>
+        </w:rPr>
+        <w:t>B. Option B</w:t>
       </w:r>
     </w:p>
     <w:p>
@@ -2184,11 +2263,11 @@
       </w:pPr>
       <w:r>
         <w:rPr>
-          <w:rFonts w:ascii="Arial" w:hAnsi="Arial" w:eastAsia="Arial"/>
-          <w:b w:val="0"/>
-          <w:sz w:val="22"/>
-        </w:rPr>
-        <w:t>C. The rate-determining step is always the last step in a mechanism.</w:t>
+          <w:rFonts w:ascii="Arial" w:hAnsi="Arial"/>
+          <w:b w:val="0"/>
+          <w:sz w:val="22"/>
+        </w:rPr>
+        <w:t>C. Option C</w:t>
       </w:r>
     </w:p>
     <w:p>
@@ -2197,11 +2276,11 @@
       </w:pPr>
       <w:r>
         <w:rPr>
-          <w:rFonts w:ascii="Arial" w:hAnsi="Arial" w:eastAsia="Arial"/>
-          <w:b w:val="0"/>
-          <w:sz w:val="22"/>
-        </w:rPr>
-        <w:t>D. The sum of the elementary steps must equal the overall balanced equation.</w:t>
+          <w:rFonts w:ascii="Arial" w:hAnsi="Arial"/>
+          <w:b w:val="0"/>
+          <w:sz w:val="22"/>
+        </w:rPr>
+        <w:t>D. Option D</w:t>
       </w:r>
     </w:p>
     <w:p>
@@ -2218,80 +2297,20 @@
       </w:pPr>
       <w:r>
         <w:rPr>
-          <w:rFonts w:ascii="Arial" w:hAnsi="Arial" w:eastAsia="Arial"/>
-          <w:b w:val="0"/>
-          <w:sz w:val="22"/>
-        </w:rPr>
-        <w:t>2. For mechanism: Step1: 2HI → H2 + 2I (slow); Step2: 2I → I2 (fast). The rate law is:</w:t>
-      </w:r>
-      <w:r>
-        <w:tab/>
-      </w:r>
-      <w:r>
-        <w:rPr>
-          <w:rFonts w:ascii="Arial" w:hAnsi="Arial" w:eastAsia="Arial"/>
-          <w:b w:val="0"/>
-          <w:sz w:val="22"/>
-        </w:rPr>
-        <w:t>（   ）</w:t>
-      </w:r>
-    </w:p>
-    <w:p>
-      <w:pPr>
-        <w:spacing w:after="20" w:before="0" w:line="240" w:lineRule="auto"/>
-      </w:pPr>
-      <w:r>
-        <w:rPr>
-          <w:rFonts w:ascii="Arial" w:hAnsi="Arial" w:eastAsia="Arial"/>
-          <w:b w:val="0"/>
-          <w:sz w:val="22"/>
-        </w:rPr>
-        <w:t>A  rate = k[HI]²</w:t>
-      </w:r>
-    </w:p>
-    <w:p>
-      <w:pPr>
-        <w:spacing w:after="20" w:before="0" w:line="240" w:lineRule="auto"/>
-      </w:pPr>
-      <w:r>
-        <w:rPr>
-          <w:rFonts w:ascii="Arial" w:hAnsi="Arial" w:eastAsia="Arial"/>
-          <w:b w:val="0"/>
-          <w:sz w:val="22"/>
-        </w:rPr>
-        <w:t>B  rate = k[HI]</w:t>
-      </w:r>
-    </w:p>
-    <w:p>
-      <w:pPr>
-        <w:spacing w:after="20" w:before="0" w:line="240" w:lineRule="auto"/>
-      </w:pPr>
-      <w:r>
-        <w:rPr>
-          <w:rFonts w:ascii="Arial" w:hAnsi="Arial" w:eastAsia="Arial"/>
-          <w:b w:val="0"/>
-          <w:sz w:val="22"/>
-        </w:rPr>
-        <w:t>C  rate = k[I]²</w:t>
-      </w:r>
-    </w:p>
-    <w:p>
-      <w:pPr>
-        <w:spacing w:after="20" w:before="0" w:line="240" w:lineRule="auto"/>
-      </w:pPr>
-      <w:r>
-        <w:rPr>
-          <w:rFonts w:ascii="Arial" w:hAnsi="Arial" w:eastAsia="Arial"/>
-          <w:b w:val="0"/>
-          <w:sz w:val="22"/>
-        </w:rPr>
-        <w:t>D  rate = k[H2][I2]</w:t>
-      </w:r>
-    </w:p>
-    <w:p>
-      <w:pPr>
-        <w:spacing w:after="0" w:before="0" w:line="240" w:lineRule="auto"/>
-      </w:pPr>
+          <w:rFonts w:ascii="Arial" w:hAnsi="Arial"/>
+          <w:b w:val="0"/>
+          <w:sz w:val="22"/>
+        </w:rPr>
+        <w:t>4.</w:t>
+      </w:r>
+      <w:r>
+        <w:rPr>
+          <w:rFonts w:ascii="Arial" w:hAnsi="Arial"/>
+          <w:b w:val="0"/>
+          <w:sz w:val="22"/>
+        </w:rPr>
+        <w:t xml:space="preserve"> An investigation into the rate of reaction between compounds A and B was performed. A + B -&gt; C + D.</w:t>
+      </w:r>
     </w:p>
     <w:p>
       <w:pPr>
@@ -2302,80 +2321,12 @@
       </w:pPr>
       <w:r>
         <w:rPr>
-          <w:rFonts w:ascii="Arial" w:hAnsi="Arial" w:eastAsia="Arial"/>
-          <w:b w:val="0"/>
-          <w:sz w:val="22"/>
-        </w:rPr>
-        <w:t>3. For the elementary reaction A + B → C, what is the correct rate law?</w:t>
-      </w:r>
-      <w:r>
-        <w:tab/>
-      </w:r>
-      <w:r>
-        <w:rPr>
-          <w:rFonts w:ascii="Arial" w:hAnsi="Arial" w:eastAsia="Arial"/>
-          <w:b w:val="0"/>
-          <w:sz w:val="22"/>
-        </w:rPr>
-        <w:t>（   ）</w:t>
-      </w:r>
-    </w:p>
-    <w:p>
-      <w:pPr>
-        <w:spacing w:after="20" w:before="0" w:line="240" w:lineRule="auto"/>
-      </w:pPr>
-      <w:r>
-        <w:rPr>
-          <w:rFonts w:ascii="Arial" w:hAnsi="Arial" w:eastAsia="Arial"/>
-          <w:b w:val="0"/>
-          <w:sz w:val="22"/>
-        </w:rPr>
-        <w:t>A. Rate = k[A][B]</w:t>
-      </w:r>
-    </w:p>
-    <w:p>
-      <w:pPr>
-        <w:spacing w:after="20" w:before="0" w:line="240" w:lineRule="auto"/>
-      </w:pPr>
-      <w:r>
-        <w:rPr>
-          <w:rFonts w:ascii="Arial" w:hAnsi="Arial" w:eastAsia="Arial"/>
-          <w:b w:val="0"/>
-          <w:sz w:val="22"/>
-        </w:rPr>
-        <w:t>B. Rate = k[A] + k[B]</w:t>
-      </w:r>
-    </w:p>
-    <w:p>
-      <w:pPr>
-        <w:spacing w:after="20" w:before="0" w:line="240" w:lineRule="auto"/>
-      </w:pPr>
-      <w:r>
-        <w:rPr>
-          <w:rFonts w:ascii="Arial" w:hAnsi="Arial" w:eastAsia="Arial"/>
-          <w:b w:val="0"/>
-          <w:sz w:val="22"/>
-        </w:rPr>
-        <w:t>C. Rate = k[A]2 [B]</w:t>
-      </w:r>
-    </w:p>
-    <w:p>
-      <w:pPr>
-        <w:spacing w:after="20" w:before="0" w:line="240" w:lineRule="auto"/>
-      </w:pPr>
-      <w:r>
-        <w:rPr>
-          <w:rFonts w:ascii="Arial" w:hAnsi="Arial" w:eastAsia="Arial"/>
-          <w:b w:val="0"/>
-          <w:sz w:val="22"/>
-        </w:rPr>
-        <w:t>D. Rate = k[C] / ([A][B])</w:t>
-      </w:r>
-    </w:p>
-    <w:p>
-      <w:pPr>
-        <w:spacing w:after="0" w:before="0" w:line="240" w:lineRule="auto"/>
-      </w:pPr>
+          <w:rFonts w:ascii="Arial" w:hAnsi="Arial"/>
+          <w:b w:val="0"/>
+          <w:sz w:val="22"/>
+        </w:rPr>
+        <w:t>The results from three different experiments carried out at a constant temperature were collected:</w:t>
+      </w:r>
     </w:p>
     <w:p>
       <w:pPr>
@@ -2386,80 +2337,12 @@
       </w:pPr>
       <w:r>
         <w:rPr>
-          <w:rFonts w:ascii="Arial" w:hAnsi="Arial" w:eastAsia="Arial"/>
-          <w:b w:val="0"/>
-          <w:sz w:val="22"/>
-        </w:rPr>
-        <w:t>4. What is the significance of an intermediate species in a proposed reaction mechanism?</w:t>
-      </w:r>
-      <w:r>
-        <w:tab/>
-      </w:r>
-      <w:r>
-        <w:rPr>
-          <w:rFonts w:ascii="Arial" w:hAnsi="Arial" w:eastAsia="Arial"/>
-          <w:b w:val="0"/>
-          <w:sz w:val="22"/>
-        </w:rPr>
-        <w:t>（   ）</w:t>
-      </w:r>
-    </w:p>
-    <w:p>
-      <w:pPr>
-        <w:spacing w:after="20" w:before="0" w:line="240" w:lineRule="auto"/>
-      </w:pPr>
-      <w:r>
-        <w:rPr>
-          <w:rFonts w:ascii="Arial" w:hAnsi="Arial" w:eastAsia="Arial"/>
-          <w:b w:val="0"/>
-          <w:sz w:val="22"/>
-        </w:rPr>
-        <w:t>A. It appears in the overall balanced equation but not in the elementary steps.</w:t>
-      </w:r>
-    </w:p>
-    <w:p>
-      <w:pPr>
-        <w:spacing w:after="20" w:before="0" w:line="240" w:lineRule="auto"/>
-      </w:pPr>
-      <w:r>
-        <w:rPr>
-          <w:rFonts w:ascii="Arial" w:hAnsi="Arial" w:eastAsia="Arial"/>
-          <w:b w:val="0"/>
-          <w:sz w:val="22"/>
-        </w:rPr>
-        <w:t>B. It is produced in one elementary step and consumed in a subsequent step.</w:t>
-      </w:r>
-    </w:p>
-    <w:p>
-      <w:pPr>
-        <w:spacing w:after="20" w:before="0" w:line="240" w:lineRule="auto"/>
-      </w:pPr>
-      <w:r>
-        <w:rPr>
-          <w:rFonts w:ascii="Arial" w:hAnsi="Arial" w:eastAsia="Arial"/>
-          <w:b w:val="0"/>
-          <w:sz w:val="22"/>
-        </w:rPr>
-        <w:t>C. It catalyzes the reaction without being consumed.</w:t>
-      </w:r>
-    </w:p>
-    <w:p>
-      <w:pPr>
-        <w:spacing w:after="20" w:before="0" w:line="240" w:lineRule="auto"/>
-      </w:pPr>
-      <w:r>
-        <w:rPr>
-          <w:rFonts w:ascii="Arial" w:hAnsi="Arial" w:eastAsia="Arial"/>
-          <w:b w:val="0"/>
-          <w:sz w:val="22"/>
-        </w:rPr>
-        <w:t>D. It is always the limiting reagent in the overall reaction.</w:t>
-      </w:r>
-    </w:p>
-    <w:p>
-      <w:pPr>
-        <w:spacing w:after="0" w:before="0" w:line="240" w:lineRule="auto"/>
-      </w:pPr>
+          <w:rFonts w:ascii="Arial" w:hAnsi="Arial"/>
+          <w:b w:val="0"/>
+          <w:sz w:val="22"/>
+        </w:rPr>
+        <w:t>Exp 1: [A]=0.30 M, [B]=0.50 M, Rate=6.0x10^-4 M s^-1;</w:t>
+      </w:r>
     </w:p>
     <w:p>
       <w:pPr>
@@ -2470,80 +2353,12 @@
       </w:pPr>
       <w:r>
         <w:rPr>
-          <w:rFonts w:ascii="Arial" w:hAnsi="Arial" w:eastAsia="Arial"/>
-          <w:b w:val="0"/>
-          <w:sz w:val="22"/>
-        </w:rPr>
-        <w:t>5. Which of the following best describes the rate-limiting step in a multi-step reaction mechanism?</w:t>
-      </w:r>
-      <w:r>
-        <w:tab/>
-      </w:r>
-      <w:r>
-        <w:rPr>
-          <w:rFonts w:ascii="Arial" w:hAnsi="Arial" w:eastAsia="Arial"/>
-          <w:b w:val="0"/>
-          <w:sz w:val="22"/>
-        </w:rPr>
-        <w:t>（   ）</w:t>
-      </w:r>
-    </w:p>
-    <w:p>
-      <w:pPr>
-        <w:spacing w:after="20" w:before="0" w:line="240" w:lineRule="auto"/>
-      </w:pPr>
-      <w:r>
-        <w:rPr>
-          <w:rFonts w:ascii="Arial" w:hAnsi="Arial" w:eastAsia="Arial"/>
-          <w:b w:val="0"/>
-          <w:sz w:val="22"/>
-        </w:rPr>
-        <w:t>A. The step with the lowest activation energy.</w:t>
-      </w:r>
-    </w:p>
-    <w:p>
-      <w:pPr>
-        <w:spacing w:after="20" w:before="0" w:line="240" w:lineRule="auto"/>
-      </w:pPr>
-      <w:r>
-        <w:rPr>
-          <w:rFonts w:ascii="Arial" w:hAnsi="Arial" w:eastAsia="Arial"/>
-          <w:b w:val="0"/>
-          <w:sz w:val="22"/>
-        </w:rPr>
-        <w:t>B. The step with the highest rate constant.</w:t>
-      </w:r>
-    </w:p>
-    <w:p>
-      <w:pPr>
-        <w:spacing w:after="20" w:before="0" w:line="240" w:lineRule="auto"/>
-      </w:pPr>
-      <w:r>
-        <w:rPr>
-          <w:rFonts w:ascii="Arial" w:hAnsi="Arial" w:eastAsia="Arial"/>
-          <w:b w:val="0"/>
-          <w:sz w:val="22"/>
-        </w:rPr>
-        <w:t>C. The step with the highest activation energy.</w:t>
-      </w:r>
-    </w:p>
-    <w:p>
-      <w:pPr>
-        <w:spacing w:after="20" w:before="0" w:line="240" w:lineRule="auto"/>
-      </w:pPr>
-      <w:r>
-        <w:rPr>
-          <w:rFonts w:ascii="Arial" w:hAnsi="Arial" w:eastAsia="Arial"/>
-          <w:b w:val="0"/>
-          <w:sz w:val="22"/>
-        </w:rPr>
-        <w:t>D. The step that produces the most stable intermediate.</w:t>
-      </w:r>
-    </w:p>
-    <w:p>
-      <w:pPr>
-        <w:spacing w:after="0" w:before="0" w:line="240" w:lineRule="auto"/>
-      </w:pPr>
+          <w:rFonts w:ascii="Arial" w:hAnsi="Arial"/>
+          <w:b w:val="0"/>
+          <w:sz w:val="22"/>
+        </w:rPr>
+        <w:t>Exp 2: [A]=0.30 M, [B]=0.25 M, Rate=1.5x10^-4 M s^-1;</w:t>
+      </w:r>
     </w:p>
     <w:p>
       <w:pPr>
@@ -2554,80 +2369,12 @@
       </w:pPr>
       <w:r>
         <w:rPr>
-          <w:rFonts w:ascii="Arial" w:hAnsi="Arial" w:eastAsia="Arial"/>
-          <w:b w:val="0"/>
-          <w:sz w:val="22"/>
-        </w:rPr>
-        <w:t>6. Consider the following mechanism for a reaction: Step 1: N2O5 (g) → NO2 (g) + NO2+ (g) Step 2: N2O5 (g) + NO2+ (g) → NO2 (g) + NO3− (g) Step 3: 2NO3− (g) → O2 (g) + 2NO2 (g) Which of the following correctly identifies the reaction intermediates?</w:t>
-      </w:r>
-      <w:r>
-        <w:tab/>
-      </w:r>
-      <w:r>
-        <w:rPr>
-          <w:rFonts w:ascii="Arial" w:hAnsi="Arial" w:eastAsia="Arial"/>
-          <w:b w:val="0"/>
-          <w:sz w:val="22"/>
-        </w:rPr>
-        <w:t>（   ）</w:t>
-      </w:r>
-    </w:p>
-    <w:p>
-      <w:pPr>
-        <w:spacing w:after="20" w:before="0" w:line="240" w:lineRule="auto"/>
-      </w:pPr>
-      <w:r>
-        <w:rPr>
-          <w:rFonts w:ascii="Arial" w:hAnsi="Arial" w:eastAsia="Arial"/>
-          <w:b w:val="0"/>
-          <w:sz w:val="22"/>
-        </w:rPr>
-        <w:t>A. NO2 (g) and NO2+ (g)</w:t>
-      </w:r>
-    </w:p>
-    <w:p>
-      <w:pPr>
-        <w:spacing w:after="20" w:before="0" w:line="240" w:lineRule="auto"/>
-      </w:pPr>
-      <w:r>
-        <w:rPr>
-          <w:rFonts w:ascii="Arial" w:hAnsi="Arial" w:eastAsia="Arial"/>
-          <w:b w:val="0"/>
-          <w:sz w:val="22"/>
-        </w:rPr>
-        <w:t>B. N2O5 (g) and NO2 (g)</w:t>
-      </w:r>
-    </w:p>
-    <w:p>
-      <w:pPr>
-        <w:spacing w:after="20" w:before="0" w:line="240" w:lineRule="auto"/>
-      </w:pPr>
-      <w:r>
-        <w:rPr>
-          <w:rFonts w:ascii="Arial" w:hAnsi="Arial" w:eastAsia="Arial"/>
-          <w:b w:val="0"/>
-          <w:sz w:val="22"/>
-        </w:rPr>
-        <w:t>C. N2O5 (g) and NO2+ (g)</w:t>
-      </w:r>
-    </w:p>
-    <w:p>
-      <w:pPr>
-        <w:spacing w:after="20" w:before="0" w:line="240" w:lineRule="auto"/>
-      </w:pPr>
-      <w:r>
-        <w:rPr>
-          <w:rFonts w:ascii="Arial" w:hAnsi="Arial" w:eastAsia="Arial"/>
-          <w:b w:val="0"/>
-          <w:sz w:val="22"/>
-        </w:rPr>
-        <w:t>D. NO2+ (g) and NO3− (g)</w:t>
-      </w:r>
-    </w:p>
-    <w:p>
-      <w:pPr>
-        <w:spacing w:after="0" w:before="0" w:line="240" w:lineRule="auto"/>
-      </w:pPr>
+          <w:rFonts w:ascii="Arial" w:hAnsi="Arial"/>
+          <w:b w:val="0"/>
+          <w:sz w:val="22"/>
+        </w:rPr>
+        <w:t>Exp 3: [A]=0.60 M, [B]=0.25 M, Rate=3.0x10^-4 M s^-1.</w:t>
+      </w:r>
     </w:p>
     <w:p>
       <w:pPr>
@@ -2638,80 +2385,12 @@
       </w:pPr>
       <w:r>
         <w:rPr>
-          <w:rFonts w:ascii="Arial" w:hAnsi="Arial" w:eastAsia="Arial"/>
-          <w:b w:val="0"/>
-          <w:sz w:val="22"/>
-        </w:rPr>
-        <w:t>7. The mechanism for the following reaction between iodine and propanone is shown. CH3COCH3 (aq) + I2 (aq) -&gt; CH3COCH2I (aq) + HI (aq). Step 1: CH3COCH3 + H+ -&gt; CH3COH+CH3. Step 2: CH3COH+CH3 -&gt; CH3COHCH2 + H+. Step 3: CH3COHCH2 + I2 -&gt; CH3COHCH2I + I-. Step 4: CH3COHCH2I -&gt; CH3COCH2I + H+. Which of the following classifications of CH3COCH3, H+ and CH3COHCH2 are correct?</w:t>
-      </w:r>
-      <w:r>
-        <w:tab/>
-      </w:r>
-      <w:r>
-        <w:rPr>
-          <w:rFonts w:ascii="Arial" w:hAnsi="Arial" w:eastAsia="Arial"/>
-          <w:b w:val="0"/>
-          <w:sz w:val="22"/>
-        </w:rPr>
-        <w:t>（   ）</w:t>
-      </w:r>
-    </w:p>
-    <w:p>
-      <w:pPr>
-        <w:spacing w:after="20" w:before="0" w:line="240" w:lineRule="auto"/>
-      </w:pPr>
-      <w:r>
-        <w:rPr>
-          <w:rFonts w:ascii="Arial" w:hAnsi="Arial" w:eastAsia="Arial"/>
-          <w:b w:val="0"/>
-          <w:sz w:val="22"/>
-        </w:rPr>
-        <w:t>A. CH3COCH3: Intermediate; H+: Intermediate; CH3COHCH2: Catalyst</w:t>
-      </w:r>
-    </w:p>
-    <w:p>
-      <w:pPr>
-        <w:spacing w:after="20" w:before="0" w:line="240" w:lineRule="auto"/>
-      </w:pPr>
-      <w:r>
-        <w:rPr>
-          <w:rFonts w:ascii="Arial" w:hAnsi="Arial" w:eastAsia="Arial"/>
-          <w:b w:val="0"/>
-          <w:sz w:val="22"/>
-        </w:rPr>
-        <w:t>B. CH3COCH3: Reactant; H+: Intermediate; CH3COHCH2: Product</w:t>
-      </w:r>
-    </w:p>
-    <w:p>
-      <w:pPr>
-        <w:spacing w:after="20" w:before="0" w:line="240" w:lineRule="auto"/>
-      </w:pPr>
-      <w:r>
-        <w:rPr>
-          <w:rFonts w:ascii="Arial" w:hAnsi="Arial" w:eastAsia="Arial"/>
-          <w:b w:val="0"/>
-          <w:sz w:val="22"/>
-        </w:rPr>
-        <w:t>C. CH3COCH3: Reactant; H+: Catalyst; CH3COHCH2: Intermediate</w:t>
-      </w:r>
-    </w:p>
-    <w:p>
-      <w:pPr>
-        <w:spacing w:after="20" w:before="0" w:line="240" w:lineRule="auto"/>
-      </w:pPr>
-      <w:r>
-        <w:rPr>
-          <w:rFonts w:ascii="Arial" w:hAnsi="Arial" w:eastAsia="Arial"/>
-          <w:b w:val="0"/>
-          <w:sz w:val="22"/>
-        </w:rPr>
-        <w:t>D. CH3COCH3: Reactant; H+: Product; CH3COHCH2: Intermediate</w:t>
-      </w:r>
-    </w:p>
-    <w:p>
-      <w:pPr>
-        <w:spacing w:after="0" w:before="0" w:line="240" w:lineRule="auto"/>
-      </w:pPr>
+          <w:rFonts w:ascii="Arial" w:hAnsi="Arial"/>
+          <w:b w:val="0"/>
+          <w:sz w:val="22"/>
+        </w:rPr>
+        <w:t>The rate equation for this reaction is rate = k [A] [B]^2.</w:t>
+      </w:r>
     </w:p>
     <w:p>
       <w:pPr>
@@ -2722,22 +2401,11 @@
       </w:pPr>
       <w:r>
         <w:rPr>
-          <w:rFonts w:ascii="Arial" w:hAnsi="Arial" w:eastAsia="Arial"/>
-          <w:b w:val="0"/>
-          <w:sz w:val="22"/>
-        </w:rPr>
-        <w:t>8. 2CH3CHO → CH3CH(OH)CH2CHO The proposed mechanism for the reaction of ethanal in dilute alkaline solution to form 3-hydroxybutanal is shown:  1: CH3CHO + :OH- → :CH2CHO + H2O (slow) 2: CH3CHO + :CH2CHO → CH3CH(O:-)CH2CHO (fast) 3: CH3CH(O:-)CH2CHO + H2O → CH3CH(OH)CH2CHO + :OH- (fast) Which of the following statements is not correct?</w:t>
-      </w:r>
-      <w:r>
-        <w:tab/>
-      </w:r>
-      <w:r>
-        <w:rPr>
-          <w:rFonts w:ascii="Arial" w:hAnsi="Arial" w:eastAsia="Arial"/>
-          <w:b w:val="0"/>
-          <w:sz w:val="22"/>
-        </w:rPr>
-        <w:t>（   ）</w:t>
+          <w:rFonts w:ascii="Arial" w:hAnsi="Arial"/>
+          <w:b w:val="0"/>
+          <w:sz w:val="22"/>
+        </w:rPr>
+        <w:t>What is the value of the rate constant, k?	（   ）</w:t>
       </w:r>
     </w:p>
     <w:p>
@@ -2746,11 +2414,20 @@
       </w:pPr>
       <w:r>
         <w:rPr>
-          <w:rFonts w:ascii="Arial" w:hAnsi="Arial" w:eastAsia="Arial"/>
-          <w:b w:val="0"/>
-          <w:sz w:val="22"/>
-        </w:rPr>
-        <w:t>A. The rate expression is rate = [CH3CHO] [OH-].</w:t>
+          <w:rFonts w:ascii="Arial" w:hAnsi="Arial"/>
+          <w:b w:val="0"/>
+          <w:sz w:val="22"/>
+        </w:rPr>
+        <w:t>A. Option A</w:t>
+      </w:r>
+      <w:r>
+        <w:rPr>
+          <w:rFonts w:ascii="Arial" w:hAnsi="Arial"/>
+          <w:b w:val="0"/>
+          <w:sz w:val="22"/>
+          <w:vertAlign w:val="superscript"/>
+        </w:rPr>
+        <w:t>-3</w:t>
       </w:r>
     </w:p>
     <w:p>
@@ -2759,11 +2436,20 @@
       </w:pPr>
       <w:r>
         <w:rPr>
-          <w:rFonts w:ascii="Arial" w:hAnsi="Arial" w:eastAsia="Arial"/>
-          <w:b w:val="0"/>
-          <w:sz w:val="22"/>
-        </w:rPr>
-        <w:t>B. Step 1 is the rate-determining step.</w:t>
+          <w:rFonts w:ascii="Arial" w:hAnsi="Arial"/>
+          <w:b w:val="0"/>
+          <w:sz w:val="22"/>
+        </w:rPr>
+        <w:t>B. Option B</w:t>
+      </w:r>
+      <w:r>
+        <w:rPr>
+          <w:rFonts w:ascii="Arial" w:hAnsi="Arial"/>
+          <w:b w:val="0"/>
+          <w:sz w:val="22"/>
+          <w:vertAlign w:val="superscript"/>
+        </w:rPr>
+        <w:t>-2</w:t>
       </w:r>
     </w:p>
     <w:p>
@@ -2772,11 +2458,20 @@
       </w:pPr>
       <w:r>
         <w:rPr>
-          <w:rFonts w:ascii="Arial" w:hAnsi="Arial" w:eastAsia="Arial"/>
-          <w:b w:val="0"/>
-          <w:sz w:val="22"/>
-        </w:rPr>
-        <w:t>C. OH- is a catalyst.</w:t>
+          <w:rFonts w:ascii="Arial" w:hAnsi="Arial"/>
+          <w:b w:val="0"/>
+          <w:sz w:val="22"/>
+        </w:rPr>
+        <w:t>C. Option C</w:t>
+      </w:r>
+      <w:r>
+        <w:rPr>
+          <w:rFonts w:ascii="Arial" w:hAnsi="Arial"/>
+          <w:b w:val="0"/>
+          <w:sz w:val="22"/>
+          <w:vertAlign w:val="superscript"/>
+        </w:rPr>
+        <w:t>-3</w:t>
       </w:r>
     </w:p>
     <w:p>
@@ -2785,11 +2480,20 @@
       </w:pPr>
       <w:r>
         <w:rPr>
-          <w:rFonts w:ascii="Arial" w:hAnsi="Arial" w:eastAsia="Arial"/>
-          <w:b w:val="0"/>
-          <w:sz w:val="22"/>
-        </w:rPr>
-        <w:t>D. Steps 2 and 3 have a lower activation energy than step 1.</w:t>
+          <w:rFonts w:ascii="Arial" w:hAnsi="Arial"/>
+          <w:b w:val="0"/>
+          <w:sz w:val="22"/>
+        </w:rPr>
+        <w:t>D. Option D</w:t>
+      </w:r>
+      <w:r>
+        <w:rPr>
+          <w:rFonts w:ascii="Arial" w:hAnsi="Arial"/>
+          <w:b w:val="0"/>
+          <w:sz w:val="22"/>
+          <w:vertAlign w:val="superscript"/>
+        </w:rPr>
+        <w:t>-2</w:t>
       </w:r>
     </w:p>
     <w:p>
@@ -2806,80 +2510,20 @@
       </w:pPr>
       <w:r>
         <w:rPr>
-          <w:rFonts w:ascii="Arial" w:hAnsi="Arial" w:eastAsia="Arial"/>
-          <w:b w:val="0"/>
-          <w:sz w:val="22"/>
-        </w:rPr>
-        <w:t>9. Consider the following reaction mechanism: A + B ⇌ C (fast) C + D → E (slow) If the experimental rate law is found to be Rate = k[A][B][D], what can be concluded about the relationship between k and the rate constants of the individual steps?</w:t>
-      </w:r>
-      <w:r>
-        <w:tab/>
-      </w:r>
-      <w:r>
-        <w:rPr>
-          <w:rFonts w:ascii="Arial" w:hAnsi="Arial" w:eastAsia="Arial"/>
-          <w:b w:val="0"/>
-          <w:sz w:val="22"/>
-        </w:rPr>
-        <w:t>（   ）</w:t>
-      </w:r>
-    </w:p>
-    <w:p>
-      <w:pPr>
-        <w:spacing w:after="20" w:before="0" w:line="240" w:lineRule="auto"/>
-      </w:pPr>
-      <w:r>
-        <w:rPr>
-          <w:rFonts w:ascii="Arial" w:hAnsi="Arial" w:eastAsia="Arial"/>
-          <w:b w:val="0"/>
-          <w:sz w:val="22"/>
-        </w:rPr>
-        <w:t>A. k = k1k2, where k1 is the forward rate constant of step 1 and k2 is the rate constant of step 2.</w:t>
-      </w:r>
-    </w:p>
-    <w:p>
-      <w:pPr>
-        <w:spacing w:after="20" w:before="0" w:line="240" w:lineRule="auto"/>
-      </w:pPr>
-      <w:r>
-        <w:rPr>
-          <w:rFonts w:ascii="Arial" w:hAnsi="Arial" w:eastAsia="Arial"/>
-          <w:b w:val="0"/>
-          <w:sz w:val="22"/>
-        </w:rPr>
-        <w:t>B. k = k1k2/k-1, where k1 and k-1 are the forward and reverse rate constants of step 1, and k2 is the rate constant of step 2.</w:t>
-      </w:r>
-    </w:p>
-    <w:p>
-      <w:pPr>
-        <w:spacing w:after="20" w:before="0" w:line="240" w:lineRule="auto"/>
-      </w:pPr>
-      <w:r>
-        <w:rPr>
-          <w:rFonts w:ascii="Arial" w:hAnsi="Arial" w:eastAsia="Arial"/>
-          <w:b w:val="0"/>
-          <w:sz w:val="22"/>
-        </w:rPr>
-        <w:t>C. k = k2, where k2 is the rate constant of step 2.</w:t>
-      </w:r>
-    </w:p>
-    <w:p>
-      <w:pPr>
-        <w:spacing w:after="20" w:before="0" w:line="240" w:lineRule="auto"/>
-      </w:pPr>
-      <w:r>
-        <w:rPr>
-          <w:rFonts w:ascii="Arial" w:hAnsi="Arial" w:eastAsia="Arial"/>
-          <w:b w:val="0"/>
-          <w:sz w:val="22"/>
-        </w:rPr>
-        <w:t>D. k = k1 + k2, where k1 is the forward rate constant of step 1 and k2 is the rate constant of step 2.</w:t>
-      </w:r>
-    </w:p>
-    <w:p>
-      <w:pPr>
-        <w:spacing w:after="0" w:before="0" w:line="240" w:lineRule="auto"/>
-      </w:pPr>
+          <w:rFonts w:ascii="Arial" w:hAnsi="Arial"/>
+          <w:b w:val="0"/>
+          <w:sz w:val="22"/>
+        </w:rPr>
+        <w:t>5.</w:t>
+      </w:r>
+      <w:r>
+        <w:rPr>
+          <w:rFonts w:ascii="Arial" w:hAnsi="Arial"/>
+          <w:b w:val="0"/>
+          <w:sz w:val="22"/>
+        </w:rPr>
+        <w:t xml:space="preserve"> The reaction between ethyl bromide and hydroxide ions was studied at a constant temperature: C₂H₅Br (aq) + OH- (aq) -&gt; C₂H₅OH (aq) + Br- (aq).</w:t>
+      </w:r>
     </w:p>
     <w:p>
       <w:pPr>
@@ -2890,92 +2534,11 @@
       </w:pPr>
       <w:r>
         <w:rPr>
-          <w:rFonts w:ascii="Arial" w:hAnsi="Arial" w:eastAsia="Arial"/>
-          <w:b w:val="0"/>
-          <w:sz w:val="22"/>
-        </w:rPr>
-        <w:t>10. The following mechanism has been proposed for the reaction between nitrogen(II) oxide and carbon monoxide: NO2 (g) + CO (g) → NO (g) + CO2 (g) Mechanism: Step 1:   NO2 + NO2 ⇌ N2O4   (fast equilibrium) Step 2:   N2O4 + 2CO → 2NO + 2CO2   (slow step) Which rate expression is consistent with the mechanism?</w:t>
-      </w:r>
-      <w:r>
-        <w:tab/>
-      </w:r>
-      <w:r>
-        <w:rPr>
-          <w:rFonts w:ascii="Arial" w:hAnsi="Arial" w:eastAsia="Arial"/>
-          <w:b w:val="0"/>
-          <w:sz w:val="22"/>
-        </w:rPr>
-        <w:t>（   ）</w:t>
-      </w:r>
-    </w:p>
-    <w:p>
-      <w:pPr>
-        <w:spacing w:after="20" w:before="0" w:line="240" w:lineRule="auto"/>
-      </w:pPr>
-      <w:r>
-        <w:rPr>
-          <w:rFonts w:ascii="Arial" w:hAnsi="Arial" w:eastAsia="Arial"/>
-          <w:b w:val="0"/>
-          <w:sz w:val="22"/>
-        </w:rPr>
-        <w:t>A. Rate = k [NO2] [CO]2</w:t>
-      </w:r>
-    </w:p>
-    <w:p>
-      <w:pPr>
-        <w:spacing w:after="20" w:before="0" w:line="240" w:lineRule="auto"/>
-      </w:pPr>
-      <w:r>
-        <w:rPr>
-          <w:rFonts w:ascii="Arial" w:hAnsi="Arial" w:eastAsia="Arial"/>
-          <w:b w:val="0"/>
-          <w:sz w:val="22"/>
-        </w:rPr>
-        <w:t>B. Rate = k [N2O4] [CO]2</w:t>
-      </w:r>
-    </w:p>
-    <w:p>
-      <w:pPr>
-        <w:spacing w:after="20" w:before="0" w:line="240" w:lineRule="auto"/>
-      </w:pPr>
-      <w:r>
-        <w:rPr>
-          <w:rFonts w:ascii="Arial" w:hAnsi="Arial" w:eastAsia="Arial"/>
-          <w:b w:val="0"/>
-          <w:sz w:val="22"/>
-        </w:rPr>
-        <w:t>C. Rate = k [NO2]2 [CO]2</w:t>
-      </w:r>
-    </w:p>
-    <w:p>
-      <w:pPr>
-        <w:spacing w:after="20" w:before="0" w:line="240" w:lineRule="auto"/>
-      </w:pPr>
-      <w:r>
-        <w:rPr>
-          <w:rFonts w:ascii="Arial" w:hAnsi="Arial" w:eastAsia="Arial"/>
-          <w:b w:val="0"/>
-          <w:sz w:val="22"/>
-        </w:rPr>
-        <w:t>D. Rate = k [N2O4] [CO]</w:t>
-      </w:r>
-    </w:p>
-    <w:p>
-      <w:pPr>
-        <w:spacing w:after="0" w:before="0" w:line="240" w:lineRule="auto"/>
-      </w:pPr>
-    </w:p>
-    <w:p>
-      <w:pPr>
-        <w:spacing w:after="120" w:before="280" w:line="240" w:lineRule="auto"/>
-      </w:pPr>
-      <w:r>
-        <w:rPr>
-          <w:rFonts w:ascii="霞鹜文楷 Medium" w:hAnsi="霞鹜文楷 Medium" w:eastAsia="霞鹜文楷 Medium"/>
-          <w:b/>
-          <w:sz w:val="24"/>
-        </w:rPr>
-        <w:t>考点 E: 催化 Catalysis</w:t>
+          <w:rFonts w:ascii="Arial" w:hAnsi="Arial"/>
+          <w:b w:val="0"/>
+          <w:sz w:val="22"/>
+        </w:rPr>
+        <w:t>Experimental data:</w:t>
       </w:r>
     </w:p>
     <w:p>
@@ -2987,80 +2550,12 @@
       </w:pPr>
       <w:r>
         <w:rPr>
-          <w:rFonts w:ascii="Arial" w:hAnsi="Arial" w:eastAsia="Arial"/>
-          <w:b w:val="0"/>
-          <w:sz w:val="22"/>
-        </w:rPr>
-        <w:t>1. A catalyst increases reaction rate by:</w:t>
-      </w:r>
-      <w:r>
-        <w:tab/>
-      </w:r>
-      <w:r>
-        <w:rPr>
-          <w:rFonts w:ascii="Arial" w:hAnsi="Arial" w:eastAsia="Arial"/>
-          <w:b w:val="0"/>
-          <w:sz w:val="22"/>
-        </w:rPr>
-        <w:t>（   ）</w:t>
-      </w:r>
-    </w:p>
-    <w:p>
-      <w:pPr>
-        <w:spacing w:after="20" w:before="0" w:line="240" w:lineRule="auto"/>
-      </w:pPr>
-      <w:r>
-        <w:rPr>
-          <w:rFonts w:ascii="Arial" w:hAnsi="Arial" w:eastAsia="Arial"/>
-          <w:b w:val="0"/>
-          <w:sz w:val="22"/>
-        </w:rPr>
-        <w:t>A  increasing ΔH.</w:t>
-      </w:r>
-    </w:p>
-    <w:p>
-      <w:pPr>
-        <w:spacing w:after="20" w:before="0" w:line="240" w:lineRule="auto"/>
-      </w:pPr>
-      <w:r>
-        <w:rPr>
-          <w:rFonts w:ascii="Arial" w:hAnsi="Arial" w:eastAsia="Arial"/>
-          <w:b w:val="0"/>
-          <w:sz w:val="22"/>
-        </w:rPr>
-        <w:t>B  increasing K.</w:t>
-      </w:r>
-    </w:p>
-    <w:p>
-      <w:pPr>
-        <w:spacing w:after="20" w:before="0" w:line="240" w:lineRule="auto"/>
-      </w:pPr>
-      <w:r>
-        <w:rPr>
-          <w:rFonts w:ascii="Arial" w:hAnsi="Arial" w:eastAsia="Arial"/>
-          <w:b w:val="0"/>
-          <w:sz w:val="22"/>
-        </w:rPr>
-        <w:t>C  lowering the activation energy.</w:t>
-      </w:r>
-    </w:p>
-    <w:p>
-      <w:pPr>
-        <w:spacing w:after="20" w:before="0" w:line="240" w:lineRule="auto"/>
-      </w:pPr>
-      <w:r>
-        <w:rPr>
-          <w:rFonts w:ascii="Arial" w:hAnsi="Arial" w:eastAsia="Arial"/>
-          <w:b w:val="0"/>
-          <w:sz w:val="22"/>
-        </w:rPr>
-        <w:t>D  increasing the concentration of reactants.</w:t>
-      </w:r>
-    </w:p>
-    <w:p>
-      <w:pPr>
-        <w:spacing w:after="0" w:before="0" w:line="240" w:lineRule="auto"/>
-      </w:pPr>
+          <w:rFonts w:ascii="Arial" w:hAnsi="Arial"/>
+          <w:b w:val="0"/>
+          <w:sz w:val="22"/>
+        </w:rPr>
+        <w:t>Exp 1: [C₂H₅Br]=2.0x10^-3, [OH-]=1.0x10^-2, Rate=4.0x10^-4;</w:t>
+      </w:r>
     </w:p>
     <w:p>
       <w:pPr>
@@ -3071,80 +2566,12 @@
       </w:pPr>
       <w:r>
         <w:rPr>
-          <w:rFonts w:ascii="Arial" w:hAnsi="Arial" w:eastAsia="Arial"/>
-          <w:b w:val="0"/>
-          <w:sz w:val="22"/>
-        </w:rPr>
-        <w:t>2. Which of the following best describes the process of chemical adsorption in heterogeneous catalysis?</w:t>
-      </w:r>
-      <w:r>
-        <w:tab/>
-      </w:r>
-      <w:r>
-        <w:rPr>
-          <w:rFonts w:ascii="Arial" w:hAnsi="Arial" w:eastAsia="Arial"/>
-          <w:b w:val="0"/>
-          <w:sz w:val="22"/>
-        </w:rPr>
-        <w:t>（   ）</w:t>
-      </w:r>
-    </w:p>
-    <w:p>
-      <w:pPr>
-        <w:spacing w:after="20" w:before="0" w:line="240" w:lineRule="auto"/>
-      </w:pPr>
-      <w:r>
-        <w:rPr>
-          <w:rFonts w:ascii="Arial" w:hAnsi="Arial" w:eastAsia="Arial"/>
-          <w:b w:val="0"/>
-          <w:sz w:val="22"/>
-        </w:rPr>
-        <w:t>A. Dissolution of the catalyst in the reaction mixture.</w:t>
-      </w:r>
-    </w:p>
-    <w:p>
-      <w:pPr>
-        <w:spacing w:after="20" w:before="0" w:line="240" w:lineRule="auto"/>
-      </w:pPr>
-      <w:r>
-        <w:rPr>
-          <w:rFonts w:ascii="Arial" w:hAnsi="Arial" w:eastAsia="Arial"/>
-          <w:b w:val="0"/>
-          <w:sz w:val="22"/>
-        </w:rPr>
-        <w:t>B. Electrostatic repulsion between reactants and catalyst surface.</w:t>
-      </w:r>
-    </w:p>
-    <w:p>
-      <w:pPr>
-        <w:spacing w:after="20" w:before="0" w:line="240" w:lineRule="auto"/>
-      </w:pPr>
-      <w:r>
-        <w:rPr>
-          <w:rFonts w:ascii="Arial" w:hAnsi="Arial" w:eastAsia="Arial"/>
-          <w:b w:val="0"/>
-          <w:sz w:val="22"/>
-        </w:rPr>
-        <w:t>C. Formation of weak covalent bonds between reactants and catalyst surface.</w:t>
-      </w:r>
-    </w:p>
-    <w:p>
-      <w:pPr>
-        <w:spacing w:after="20" w:before="0" w:line="240" w:lineRule="auto"/>
-      </w:pPr>
-      <w:r>
-        <w:rPr>
-          <w:rFonts w:ascii="Arial" w:hAnsi="Arial" w:eastAsia="Arial"/>
-          <w:b w:val="0"/>
-          <w:sz w:val="22"/>
-        </w:rPr>
-        <w:t>D. Physical attraction between reactants and catalyst surface through van der Waals forces.</w:t>
-      </w:r>
-    </w:p>
-    <w:p>
-      <w:pPr>
-        <w:spacing w:after="0" w:before="0" w:line="240" w:lineRule="auto"/>
-      </w:pPr>
+          <w:rFonts w:ascii="Arial" w:hAnsi="Arial"/>
+          <w:b w:val="0"/>
+          <w:sz w:val="22"/>
+        </w:rPr>
+        <w:t>Exp 2: [C₂H₅Br]=4.0x10^-3, [OH-]=1.0x10^-2, Rate=8.0x10^-4;</w:t>
+      </w:r>
     </w:p>
     <w:p>
       <w:pPr>
@@ -3155,35 +2582,27 @@
       </w:pPr>
       <w:r>
         <w:rPr>
-          <w:rFonts w:ascii="Arial" w:hAnsi="Arial" w:eastAsia="Arial"/>
-          <w:b w:val="0"/>
-          <w:sz w:val="22"/>
-        </w:rPr>
-        <w:t>3. To catalyze a biochemical reaction, an enzyme typically</w:t>
-      </w:r>
-      <w:r>
-        <w:tab/>
-      </w:r>
-      <w:r>
-        <w:rPr>
-          <w:rFonts w:ascii="Arial" w:hAnsi="Arial" w:eastAsia="Arial"/>
-          <w:b w:val="0"/>
-          <w:sz w:val="22"/>
-        </w:rPr>
-        <w:t>（   ）</w:t>
+          <w:rFonts w:ascii="Arial" w:hAnsi="Arial"/>
+          <w:b w:val="0"/>
+          <w:sz w:val="22"/>
+        </w:rPr>
+        <w:t>Exp 3: [C₂H₅Br]=8.0x10^-3, [OH-]=2.0x10^-2, Rate=3.2x10^-3.</w:t>
       </w:r>
     </w:p>
     <w:p>
       <w:pPr>
-        <w:spacing w:after="20" w:before="0" w:line="240" w:lineRule="auto"/>
-      </w:pPr>
-      <w:r>
-        <w:rPr>
-          <w:rFonts w:ascii="Arial" w:hAnsi="Arial" w:eastAsia="Arial"/>
-          <w:b w:val="0"/>
-          <w:sz w:val="22"/>
-        </w:rPr>
-        <w:t>A. drives the reaction to completion by consuming byproducts of the reaction.</w:t>
+        <w:spacing w:after="40" w:before="80" w:line="240" w:lineRule="auto"/>
+        <w:tabs>
+          <w:tab w:val="right" w:pos="9072"/>
+        </w:tabs>
+      </w:pPr>
+      <w:r>
+        <w:rPr>
+          <w:rFonts w:ascii="Arial" w:hAnsi="Arial"/>
+          <w:b w:val="0"/>
+          <w:sz w:val="22"/>
+        </w:rPr>
+        <w:t>What is the correct equation to calculate the value of the rate constant, k? (Refer to the equations provided in the original exam paper.)	（   ）</w:t>
       </w:r>
     </w:p>
     <w:p>
@@ -3192,11 +2611,11 @@
       </w:pPr>
       <w:r>
         <w:rPr>
-          <w:rFonts w:ascii="Arial" w:hAnsi="Arial" w:eastAsia="Arial"/>
-          <w:b w:val="0"/>
-          <w:sz w:val="22"/>
-        </w:rPr>
-        <w:t>B. binds temporarily to reactant molecules to lower the activation energy of the reaction.</w:t>
+          <w:rFonts w:ascii="Arial" w:hAnsi="Arial"/>
+          <w:b w:val="0"/>
+          <w:sz w:val="22"/>
+        </w:rPr>
+        <w:t>A. Option A</w:t>
       </w:r>
     </w:p>
     <w:p>
@@ -3205,11 +2624,11 @@
       </w:pPr>
       <w:r>
         <w:rPr>
-          <w:rFonts w:ascii="Arial" w:hAnsi="Arial" w:eastAsia="Arial"/>
-          <w:b w:val="0"/>
-          <w:sz w:val="22"/>
-        </w:rPr>
-        <w:t>C. dissociates into additional reactant molecules, thereby increasing the reaction rate.</w:t>
+          <w:rFonts w:ascii="Arial" w:hAnsi="Arial"/>
+          <w:b w:val="0"/>
+          <w:sz w:val="22"/>
+        </w:rPr>
+        <w:t>B. Option B</w:t>
       </w:r>
     </w:p>
     <w:p>
@@ -3218,7 +2637,1854 @@
       </w:pPr>
       <w:r>
         <w:rPr>
-          <w:rFonts w:ascii="Arial" w:hAnsi="Arial" w:eastAsia="Arial"/>
+          <w:rFonts w:ascii="Arial" w:hAnsi="Arial"/>
+          <w:b w:val="0"/>
+          <w:sz w:val="22"/>
+        </w:rPr>
+        <w:t>C. Option C</w:t>
+      </w:r>
+    </w:p>
+    <w:p>
+      <w:pPr>
+        <w:spacing w:after="20" w:before="0" w:line="240" w:lineRule="auto"/>
+      </w:pPr>
+      <w:r>
+        <w:rPr>
+          <w:rFonts w:ascii="Arial" w:hAnsi="Arial"/>
+          <w:b w:val="0"/>
+          <w:sz w:val="22"/>
+        </w:rPr>
+        <w:t>D. Option D</w:t>
+      </w:r>
+    </w:p>
+    <w:p>
+      <w:pPr>
+        <w:spacing w:after="0" w:before="0" w:line="240" w:lineRule="auto"/>
+      </w:pPr>
+    </w:p>
+    <w:p>
+      <w:pPr>
+        <w:spacing w:after="40" w:before="80" w:line="240" w:lineRule="auto"/>
+        <w:tabs>
+          <w:tab w:val="right" w:pos="9072"/>
+        </w:tabs>
+      </w:pPr>
+      <w:r>
+        <w:rPr>
+          <w:rFonts w:ascii="Arial" w:hAnsi="Arial"/>
+          <w:b w:val="0"/>
+          <w:sz w:val="22"/>
+        </w:rPr>
+        <w:t>6. A rate law is found to be Rate = k [A]2 [B] Which of the following changes will not alter the initial rate of reaction?</w:t>
+      </w:r>
+      <w:r>
+        <w:tab/>
+      </w:r>
+      <w:r>
+        <w:rPr>
+          <w:rFonts w:ascii="Arial" w:hAnsi="Arial"/>
+          <w:b w:val="0"/>
+          <w:sz w:val="22"/>
+        </w:rPr>
+        <w:t>（   ）</w:t>
+      </w:r>
+    </w:p>
+    <w:p>
+      <w:pPr>
+        <w:spacing w:after="20" w:before="0" w:line="240" w:lineRule="auto"/>
+      </w:pPr>
+      <w:r>
+        <w:rPr>
+          <w:rFonts w:ascii="Arial" w:hAnsi="Arial"/>
+          <w:b w:val="0"/>
+          <w:sz w:val="22"/>
+        </w:rPr>
+        <w:t>A. Doubling the concentration of A and B</w:t>
+      </w:r>
+    </w:p>
+    <w:p>
+      <w:pPr>
+        <w:spacing w:after="20" w:before="0" w:line="240" w:lineRule="auto"/>
+      </w:pPr>
+      <w:r>
+        <w:rPr>
+          <w:rFonts w:ascii="Arial" w:hAnsi="Arial"/>
+          <w:b w:val="0"/>
+          <w:sz w:val="22"/>
+        </w:rPr>
+        <w:t>B. Doubling the concentration of A and halving the concentration of B</w:t>
+      </w:r>
+    </w:p>
+    <w:p>
+      <w:pPr>
+        <w:spacing w:after="20" w:before="0" w:line="240" w:lineRule="auto"/>
+      </w:pPr>
+      <w:r>
+        <w:rPr>
+          <w:rFonts w:ascii="Arial" w:hAnsi="Arial"/>
+          <w:b w:val="0"/>
+          <w:sz w:val="22"/>
+        </w:rPr>
+        <w:t>C. Halving the concentration of A and doubling the concentration of B</w:t>
+      </w:r>
+    </w:p>
+    <w:p>
+      <w:pPr>
+        <w:spacing w:after="20" w:before="0" w:line="240" w:lineRule="auto"/>
+      </w:pPr>
+      <w:r>
+        <w:rPr>
+          <w:rFonts w:ascii="Arial" w:hAnsi="Arial"/>
+          <w:b w:val="0"/>
+          <w:sz w:val="22"/>
+        </w:rPr>
+        <w:t>D. Halving the concentration of A and quadrupling the concentration of B</w:t>
+      </w:r>
+    </w:p>
+    <w:p>
+      <w:pPr>
+        <w:spacing w:after="0" w:before="0" w:line="240" w:lineRule="auto"/>
+      </w:pPr>
+    </w:p>
+    <w:p>
+      <w:pPr>
+        <w:spacing w:after="40" w:before="80" w:line="240" w:lineRule="auto"/>
+        <w:tabs>
+          <w:tab w:val="right" w:pos="9072"/>
+        </w:tabs>
+      </w:pPr>
+      <w:r>
+        <w:rPr>
+          <w:rFonts w:ascii="Arial" w:hAnsi="Arial"/>
+          <w:b w:val="0"/>
+          <w:sz w:val="22"/>
+        </w:rPr>
+        <w:t>7.</w:t>
+      </w:r>
+      <w:r>
+        <w:rPr>
+          <w:rFonts w:ascii="Arial" w:hAnsi="Arial"/>
+          <w:b w:val="0"/>
+          <w:sz w:val="22"/>
+        </w:rPr>
+        <w:t xml:space="preserve"> For the general reaction V + W + X → Y + Z, the rate equation is:  rate = k [V] [W] [X] What will happen to the rate of reaction when the concentration of all three reactants is doubled?	（   ）</w:t>
+      </w:r>
+    </w:p>
+    <w:p>
+      <w:pPr>
+        <w:spacing w:after="20" w:before="0" w:line="240" w:lineRule="auto"/>
+      </w:pPr>
+      <w:r>
+        <w:rPr>
+          <w:rFonts w:ascii="Arial" w:hAnsi="Arial"/>
+          <w:b w:val="0"/>
+          <w:sz w:val="22"/>
+        </w:rPr>
+        <w:t>A. Increase by a factor of 2</w:t>
+      </w:r>
+    </w:p>
+    <w:p>
+      <w:pPr>
+        <w:spacing w:after="20" w:before="0" w:line="240" w:lineRule="auto"/>
+      </w:pPr>
+      <w:r>
+        <w:rPr>
+          <w:rFonts w:ascii="Arial" w:hAnsi="Arial"/>
+          <w:b w:val="0"/>
+          <w:sz w:val="22"/>
+        </w:rPr>
+        <w:t>B. Increase by a factor of 4</w:t>
+      </w:r>
+    </w:p>
+    <w:p>
+      <w:pPr>
+        <w:spacing w:after="20" w:before="0" w:line="240" w:lineRule="auto"/>
+      </w:pPr>
+      <w:r>
+        <w:rPr>
+          <w:rFonts w:ascii="Arial" w:hAnsi="Arial"/>
+          <w:b w:val="0"/>
+          <w:sz w:val="22"/>
+        </w:rPr>
+        <w:t>C. Increase by a factor of 6</w:t>
+      </w:r>
+    </w:p>
+    <w:p>
+      <w:pPr>
+        <w:spacing w:after="20" w:before="0" w:line="240" w:lineRule="auto"/>
+      </w:pPr>
+      <w:r>
+        <w:rPr>
+          <w:rFonts w:ascii="Arial" w:hAnsi="Arial"/>
+          <w:b w:val="0"/>
+          <w:sz w:val="22"/>
+        </w:rPr>
+        <w:t>D. Increase by a factor of 8</w:t>
+      </w:r>
+    </w:p>
+    <w:p>
+      <w:pPr>
+        <w:spacing w:after="0" w:before="0" w:line="240" w:lineRule="auto"/>
+      </w:pPr>
+    </w:p>
+    <w:p>
+      <w:pPr>
+        <w:spacing w:after="40" w:before="80" w:line="240" w:lineRule="auto"/>
+        <w:tabs>
+          <w:tab w:val="right" w:pos="9072"/>
+        </w:tabs>
+      </w:pPr>
+      <w:r>
+        <w:rPr>
+          <w:rFonts w:ascii="Arial" w:hAnsi="Arial"/>
+          <w:b w:val="0"/>
+          <w:sz w:val="22"/>
+        </w:rPr>
+        <w:t>8. Which of the following statements about the integrated rate law for a first-order reaction is true?</w:t>
+      </w:r>
+      <w:r>
+        <w:tab/>
+      </w:r>
+      <w:r>
+        <w:rPr>
+          <w:rFonts w:ascii="Arial" w:hAnsi="Arial"/>
+          <w:b w:val="0"/>
+          <w:sz w:val="22"/>
+        </w:rPr>
+        <w:t>（   ）</w:t>
+      </w:r>
+    </w:p>
+    <w:p>
+      <w:r>
+        <w:drawing>
+          <wp:inline xmlns:a="http://schemas.openxmlformats.org/drawingml/2006/main" xmlns:pic="http://schemas.openxmlformats.org/drawingml/2006/picture">
+            <wp:extent cx="3780000" cy="2510079"/>
+            <wp:docPr id="4" name="Picture 4"/>
+            <wp:cNvGraphicFramePr>
+              <a:graphicFrameLocks noChangeAspect="1"/>
+            </wp:cNvGraphicFramePr>
+            <a:graphic>
+              <a:graphicData uri="http://schemas.openxmlformats.org/drawingml/2006/picture">
+                <pic:pic>
+                  <pic:nvPicPr>
+                    <pic:cNvPr id="0" name="f_c09_04.png"/>
+                    <pic:cNvPicPr/>
+                  </pic:nvPicPr>
+                  <pic:blipFill>
+                    <a:blip r:embed="rId12"/>
+                    <a:stretch>
+                      <a:fillRect/>
+                    </a:stretch>
+                  </pic:blipFill>
+                  <pic:spPr>
+                    <a:xfrm>
+                      <a:off x="0" y="0"/>
+                      <a:ext cx="3780000" cy="2510079"/>
+                    </a:xfrm>
+                    <a:prstGeom prst="rect"/>
+                  </pic:spPr>
+                </pic:pic>
+              </a:graphicData>
+            </a:graphic>
+          </wp:inline>
+        </w:drawing>
+      </w:r>
+    </w:p>
+    <w:p>
+      <w:pPr>
+        <w:spacing w:before="20" w:after="120"/>
+      </w:pPr>
+      <w:r>
+        <w:rPr>
+          <w:rFonts w:ascii="霞鹜文楷 Medium" w:hAnsi="霞鹜文楷 Medium"/>
+          <w:b/>
+          <w:sz w:val="18"/>
+        </w:rPr>
+        <w:t>图 C₉-4：一级反应 ln[A] 对时间作图（对应考点 C MCQ8）</w:t>
+      </w:r>
+    </w:p>
+    <w:p>
+      <w:pPr>
+        <w:spacing w:after="20" w:before="0" w:line="240" w:lineRule="auto"/>
+      </w:pPr>
+      <w:r>
+        <w:rPr>
+          <w:rFonts w:ascii="Arial" w:hAnsi="Arial"/>
+          <w:b w:val="0"/>
+          <w:sz w:val="22"/>
+        </w:rPr>
+        <w:t>A. The x-intercept of the ln[A] vs. t plot represents the half-life of the reaction.</w:t>
+      </w:r>
+    </w:p>
+    <w:p>
+      <w:pPr>
+        <w:spacing w:after="20" w:before="0" w:line="240" w:lineRule="auto"/>
+      </w:pPr>
+      <w:r>
+        <w:rPr>
+          <w:rFonts w:ascii="Arial" w:hAnsi="Arial"/>
+          <w:b w:val="0"/>
+          <w:sz w:val="22"/>
+        </w:rPr>
+        <w:t>B. The y-intercept of the ln[A] vs. t plot represents the initial concentration of A.</w:t>
+      </w:r>
+    </w:p>
+    <w:p>
+      <w:pPr>
+        <w:spacing w:after="20" w:before="0" w:line="240" w:lineRule="auto"/>
+      </w:pPr>
+      <w:r>
+        <w:rPr>
+          <w:rFonts w:ascii="Arial" w:hAnsi="Arial"/>
+          <w:b w:val="0"/>
+          <w:sz w:val="22"/>
+        </w:rPr>
+        <w:t>C. The slope of the ln[A] vs. t plot is equal to -k.</w:t>
+      </w:r>
+    </w:p>
+    <w:p>
+      <w:pPr>
+        <w:spacing w:after="20" w:before="0" w:line="240" w:lineRule="auto"/>
+      </w:pPr>
+      <w:r>
+        <w:rPr>
+          <w:rFonts w:ascii="Arial" w:hAnsi="Arial"/>
+          <w:b w:val="0"/>
+          <w:sz w:val="22"/>
+        </w:rPr>
+        <w:t>D. The area under the ln[A] vs. t plot represents the total amount of product formed.</w:t>
+      </w:r>
+    </w:p>
+    <w:p>
+      <w:pPr>
+        <w:spacing w:after="0" w:before="0" w:line="240" w:lineRule="auto"/>
+      </w:pPr>
+    </w:p>
+    <w:p>
+      <w:pPr>
+        <w:spacing w:after="40" w:before="80" w:line="240" w:lineRule="auto"/>
+        <w:tabs>
+          <w:tab w:val="right" w:pos="9072"/>
+        </w:tabs>
+      </w:pPr>
+      <w:r>
+        <w:rPr>
+          <w:rFonts w:ascii="Arial" w:hAnsi="Arial"/>
+          <w:b w:val="0"/>
+          <w:sz w:val="22"/>
+        </w:rPr>
+        <w:t>9. A first-order reaction has a half-life of 62 s. What fraction of reactant remains after 124 s?</w:t>
+      </w:r>
+      <w:r>
+        <w:tab/>
+      </w:r>
+      <w:r>
+        <w:rPr>
+          <w:rFonts w:ascii="Arial" w:hAnsi="Arial"/>
+          <w:b w:val="0"/>
+          <w:sz w:val="22"/>
+        </w:rPr>
+        <w:t>（   ）</w:t>
+      </w:r>
+    </w:p>
+    <w:p>
+      <w:pPr>
+        <w:spacing w:after="20" w:before="0" w:line="240" w:lineRule="auto"/>
+      </w:pPr>
+      <w:r>
+        <w:rPr>
+          <w:rFonts w:ascii="Arial" w:hAnsi="Arial"/>
+          <w:b w:val="0"/>
+          <w:sz w:val="22"/>
+        </w:rPr>
+        <w:t>A. Option A</w:t>
+      </w:r>
+    </w:p>
+    <w:p>
+      <w:pPr>
+        <w:spacing w:after="20" w:before="0" w:line="240" w:lineRule="auto"/>
+      </w:pPr>
+      <w:r>
+        <w:rPr>
+          <w:rFonts w:ascii="Arial" w:hAnsi="Arial"/>
+          <w:b w:val="0"/>
+          <w:sz w:val="22"/>
+        </w:rPr>
+        <w:t>B. Option B</w:t>
+      </w:r>
+    </w:p>
+    <w:p>
+      <w:pPr>
+        <w:spacing w:after="20" w:before="0" w:line="240" w:lineRule="auto"/>
+      </w:pPr>
+      <w:r>
+        <w:rPr>
+          <w:rFonts w:ascii="Arial" w:hAnsi="Arial"/>
+          <w:b w:val="0"/>
+          <w:sz w:val="22"/>
+        </w:rPr>
+        <w:t>C. Option C</w:t>
+      </w:r>
+    </w:p>
+    <w:p>
+      <w:pPr>
+        <w:spacing w:after="20" w:before="0" w:line="240" w:lineRule="auto"/>
+      </w:pPr>
+      <w:r>
+        <w:rPr>
+          <w:rFonts w:ascii="Arial" w:hAnsi="Arial"/>
+          <w:b w:val="0"/>
+          <w:sz w:val="22"/>
+        </w:rPr>
+        <w:t>D. Option D</w:t>
+      </w:r>
+    </w:p>
+    <w:p>
+      <w:pPr>
+        <w:spacing w:after="0" w:before="0" w:line="240" w:lineRule="auto"/>
+      </w:pPr>
+    </w:p>
+    <w:p>
+      <w:pPr>
+        <w:spacing w:after="40" w:before="80" w:line="240" w:lineRule="auto"/>
+        <w:tabs>
+          <w:tab w:val="right" w:pos="9072"/>
+        </w:tabs>
+      </w:pPr>
+      <w:r>
+        <w:rPr>
+          <w:rFonts w:ascii="Arial" w:hAnsi="Arial"/>
+          <w:b w:val="0"/>
+          <w:sz w:val="22"/>
+        </w:rPr>
+        <w:t>10.</w:t>
+      </w:r>
+      <w:r>
+        <w:rPr>
+          <w:rFonts w:ascii="Arial" w:hAnsi="Arial"/>
+          <w:b w:val="0"/>
+          <w:sz w:val="22"/>
+        </w:rPr>
+        <w:t xml:space="preserve"> In a first-order reaction, the half-life of the reactant is 30 minutes.</w:t>
+      </w:r>
+    </w:p>
+    <w:p>
+      <w:pPr>
+        <w:spacing w:after="40" w:before="80" w:line="240" w:lineRule="auto"/>
+        <w:tabs>
+          <w:tab w:val="right" w:pos="9072"/>
+        </w:tabs>
+      </w:pPr>
+      <w:r>
+        <w:rPr>
+          <w:rFonts w:ascii="Arial" w:hAnsi="Arial"/>
+          <w:b w:val="0"/>
+          <w:sz w:val="22"/>
+        </w:rPr>
+        <w:t>How long will it take for the concentration of the reactant to decrease to 12.5% of its initial value?	（   ）</w:t>
+      </w:r>
+    </w:p>
+    <w:p>
+      <w:pPr>
+        <w:spacing w:after="20" w:before="0" w:line="240" w:lineRule="auto"/>
+      </w:pPr>
+      <w:r>
+        <w:rPr>
+          <w:rFonts w:ascii="Arial" w:hAnsi="Arial"/>
+          <w:b w:val="0"/>
+          <w:sz w:val="22"/>
+        </w:rPr>
+        <w:t>A. Option A</w:t>
+      </w:r>
+    </w:p>
+    <w:p>
+      <w:pPr>
+        <w:spacing w:after="20" w:before="0" w:line="240" w:lineRule="auto"/>
+      </w:pPr>
+      <w:r>
+        <w:rPr>
+          <w:rFonts w:ascii="Arial" w:hAnsi="Arial"/>
+          <w:b w:val="0"/>
+          <w:sz w:val="22"/>
+        </w:rPr>
+        <w:t>B. Option B</w:t>
+      </w:r>
+    </w:p>
+    <w:p>
+      <w:pPr>
+        <w:spacing w:after="20" w:before="0" w:line="240" w:lineRule="auto"/>
+      </w:pPr>
+      <w:r>
+        <w:rPr>
+          <w:rFonts w:ascii="Arial" w:hAnsi="Arial"/>
+          <w:b w:val="0"/>
+          <w:sz w:val="22"/>
+        </w:rPr>
+        <w:t>C. Option C</w:t>
+      </w:r>
+    </w:p>
+    <w:p>
+      <w:pPr>
+        <w:spacing w:after="20" w:before="0" w:line="240" w:lineRule="auto"/>
+      </w:pPr>
+      <w:r>
+        <w:rPr>
+          <w:rFonts w:ascii="Arial" w:hAnsi="Arial"/>
+          <w:b w:val="0"/>
+          <w:sz w:val="22"/>
+        </w:rPr>
+        <w:t>D. Option D</w:t>
+      </w:r>
+    </w:p>
+    <w:p>
+      <w:pPr>
+        <w:spacing w:after="0" w:before="0" w:line="240" w:lineRule="auto"/>
+      </w:pPr>
+    </w:p>
+    <w:p>
+      <w:pPr>
+        <w:spacing w:after="120" w:before="280" w:line="240" w:lineRule="auto"/>
+      </w:pPr>
+      <w:r>
+        <w:rPr>
+          <w:rFonts w:ascii="霞鹜文楷 Medium" w:hAnsi="霞鹜文楷 Medium"/>
+          <w:b/>
+          <w:sz w:val="24"/>
+        </w:rPr>
+        <w:t>考点 D: 反应机理 Reaction Mechanisms</w:t>
+      </w:r>
+    </w:p>
+    <w:p>
+      <w:pPr>
+        <w:spacing w:after="60" w:before="60" w:line="240" w:lineRule="auto"/>
+      </w:pPr>
+      <w:r>
+        <w:rPr>
+          <w:rFonts w:ascii="霞鹜文楷 Medium" w:hAnsi="霞鹜文楷 Medium"/>
+          <w:b/>
+          <w:sz w:val="22"/>
+        </w:rPr>
+        <w:t>3. 掌握反应机理和速率决定步骤</w:t>
+      </w:r>
+    </w:p>
+    <w:p>
+      <w:pPr>
+        <w:spacing w:after="60" w:before="60" w:line="240" w:lineRule="auto"/>
+      </w:pPr>
+      <w:r>
+        <w:rPr>
+          <w:rFonts w:ascii="霞鹜文楷 Medium" w:hAnsi="霞鹜文楷 Medium"/>
+          <w:b/>
+          <w:sz w:val="22"/>
+        </w:rPr>
+        <w:t>Rate-determining step (速率决定步骤): the slowest elementary step — its rate law matches the overall rate law</w:t>
+      </w:r>
+    </w:p>
+    <w:p>
+      <w:pPr>
+        <w:spacing w:after="60" w:before="60" w:line="240" w:lineRule="auto"/>
+      </w:pPr>
+      <w:r>
+        <w:rPr>
+          <w:rFonts w:ascii="霞鹜文楷 Medium" w:hAnsi="霞鹜文楷 Medium"/>
+          <w:b/>
+          <w:sz w:val="22"/>
+        </w:rPr>
+        <w:t>Intermediate: produced and consumed within the mechanism; not in overall equation</w:t>
+      </w:r>
+    </w:p>
+    <w:p>
+      <w:pPr>
+        <w:spacing w:after="60" w:before="60" w:line="240" w:lineRule="auto"/>
+      </w:pPr>
+      <w:r>
+        <w:rPr>
+          <w:rFonts w:ascii="霞鹜文楷 Medium" w:hAnsi="霞鹜文楷 Medium"/>
+          <w:b/>
+          <w:sz w:val="22"/>
+        </w:rPr>
+        <w:t>Catalyst: lowers Ea by providing alternative pathway; does NOT change ΔH or K</w:t>
+      </w:r>
+    </w:p>
+    <w:p/>
+    <w:p>
+      <w:pPr>
+        <w:spacing w:after="40" w:before="80" w:line="240" w:lineRule="auto"/>
+        <w:tabs>
+          <w:tab w:val="right" w:pos="9072"/>
+        </w:tabs>
+      </w:pPr>
+      <w:r>
+        <w:rPr>
+          <w:rFonts w:ascii="Arial" w:hAnsi="Arial"/>
+          <w:b w:val="0"/>
+          <w:sz w:val="22"/>
+        </w:rPr>
+        <w:t>1. Which of the following statements about reaction mechanisms is true?</w:t>
+      </w:r>
+      <w:r>
+        <w:tab/>
+      </w:r>
+      <w:r>
+        <w:rPr>
+          <w:rFonts w:ascii="Arial" w:hAnsi="Arial"/>
+          <w:b w:val="0"/>
+          <w:sz w:val="22"/>
+        </w:rPr>
+        <w:t>（   ）</w:t>
+      </w:r>
+    </w:p>
+    <w:p>
+      <w:pPr>
+        <w:spacing w:after="20" w:before="0" w:line="240" w:lineRule="auto"/>
+      </w:pPr>
+      <w:r>
+        <w:rPr>
+          <w:rFonts w:ascii="Arial" w:hAnsi="Arial"/>
+          <w:b w:val="0"/>
+          <w:sz w:val="22"/>
+        </w:rPr>
+        <w:t>A. Catalysts are not involved in elementary reactions.</w:t>
+      </w:r>
+    </w:p>
+    <w:p>
+      <w:pPr>
+        <w:spacing w:after="20" w:before="0" w:line="240" w:lineRule="auto"/>
+      </w:pPr>
+      <w:r>
+        <w:rPr>
+          <w:rFonts w:ascii="Arial" w:hAnsi="Arial"/>
+          <w:b w:val="0"/>
+          <w:sz w:val="22"/>
+        </w:rPr>
+        <w:t>B. Intermediates appear in the overall balanced equation.</w:t>
+      </w:r>
+    </w:p>
+    <w:p>
+      <w:pPr>
+        <w:spacing w:after="20" w:before="0" w:line="240" w:lineRule="auto"/>
+      </w:pPr>
+      <w:r>
+        <w:rPr>
+          <w:rFonts w:ascii="Arial" w:hAnsi="Arial"/>
+          <w:b w:val="0"/>
+          <w:sz w:val="22"/>
+        </w:rPr>
+        <w:t>C. The rate-determining step is always the last step in a mechanism.</w:t>
+      </w:r>
+    </w:p>
+    <w:p>
+      <w:pPr>
+        <w:spacing w:after="20" w:before="0" w:line="240" w:lineRule="auto"/>
+      </w:pPr>
+      <w:r>
+        <w:rPr>
+          <w:rFonts w:ascii="Arial" w:hAnsi="Arial"/>
+          <w:b w:val="0"/>
+          <w:sz w:val="22"/>
+        </w:rPr>
+        <w:t>D. The sum of the elementary steps must equal the overall balanced equation.</w:t>
+      </w:r>
+    </w:p>
+    <w:p>
+      <w:pPr>
+        <w:spacing w:after="0" w:before="0" w:line="240" w:lineRule="auto"/>
+      </w:pPr>
+    </w:p>
+    <w:p>
+      <w:pPr>
+        <w:spacing w:after="40" w:before="80" w:line="240" w:lineRule="auto"/>
+        <w:tabs>
+          <w:tab w:val="right" w:pos="9072"/>
+        </w:tabs>
+      </w:pPr>
+      <w:r>
+        <w:rPr>
+          <w:rFonts w:ascii="Arial" w:hAnsi="Arial"/>
+          <w:b w:val="0"/>
+          <w:sz w:val="22"/>
+        </w:rPr>
+        <w:t>2. For mechanism: Step1: 2HI → H₂ + 2I (slow); Step2: 2I → I₂ (fast). The rate law is:</w:t>
+      </w:r>
+      <w:r>
+        <w:tab/>
+      </w:r>
+      <w:r>
+        <w:rPr>
+          <w:rFonts w:ascii="Arial" w:hAnsi="Arial"/>
+          <w:b w:val="0"/>
+          <w:sz w:val="22"/>
+        </w:rPr>
+        <w:t>（   ）</w:t>
+      </w:r>
+    </w:p>
+    <w:p>
+      <w:pPr>
+        <w:spacing w:after="20" w:before="0" w:line="240" w:lineRule="auto"/>
+      </w:pPr>
+      <w:r>
+        <w:rPr>
+          <w:rFonts w:ascii="Arial" w:hAnsi="Arial"/>
+          <w:b w:val="0"/>
+          <w:sz w:val="22"/>
+        </w:rPr>
+        <w:t>A  rate = k[HI]²</w:t>
+      </w:r>
+    </w:p>
+    <w:p>
+      <w:pPr>
+        <w:spacing w:after="20" w:before="0" w:line="240" w:lineRule="auto"/>
+      </w:pPr>
+      <w:r>
+        <w:rPr>
+          <w:rFonts w:ascii="Arial" w:hAnsi="Arial"/>
+          <w:b w:val="0"/>
+          <w:sz w:val="22"/>
+        </w:rPr>
+        <w:t>B  rate = k[HI]</w:t>
+      </w:r>
+    </w:p>
+    <w:p>
+      <w:pPr>
+        <w:spacing w:after="20" w:before="0" w:line="240" w:lineRule="auto"/>
+      </w:pPr>
+      <w:r>
+        <w:rPr>
+          <w:rFonts w:ascii="Arial" w:hAnsi="Arial"/>
+          <w:b w:val="0"/>
+          <w:sz w:val="22"/>
+        </w:rPr>
+        <w:t>C  rate = k[I]²</w:t>
+      </w:r>
+    </w:p>
+    <w:p>
+      <w:pPr>
+        <w:spacing w:after="20" w:before="0" w:line="240" w:lineRule="auto"/>
+      </w:pPr>
+      <w:r>
+        <w:rPr>
+          <w:rFonts w:ascii="Arial" w:hAnsi="Arial"/>
+          <w:b w:val="0"/>
+          <w:sz w:val="22"/>
+        </w:rPr>
+        <w:t>D  rate = k[H₂][I₂]</w:t>
+      </w:r>
+    </w:p>
+    <w:p>
+      <w:pPr>
+        <w:spacing w:after="0" w:before="0" w:line="240" w:lineRule="auto"/>
+      </w:pPr>
+    </w:p>
+    <w:p>
+      <w:pPr>
+        <w:spacing w:after="40" w:before="80" w:line="240" w:lineRule="auto"/>
+        <w:tabs>
+          <w:tab w:val="right" w:pos="9072"/>
+        </w:tabs>
+      </w:pPr>
+      <w:r>
+        <w:rPr>
+          <w:rFonts w:ascii="Arial" w:hAnsi="Arial"/>
+          <w:b w:val="0"/>
+          <w:sz w:val="22"/>
+        </w:rPr>
+        <w:t>3. For the elementary reaction A + B → C, what is the correct rate law?</w:t>
+      </w:r>
+      <w:r>
+        <w:tab/>
+      </w:r>
+      <w:r>
+        <w:rPr>
+          <w:rFonts w:ascii="Arial" w:hAnsi="Arial"/>
+          <w:b w:val="0"/>
+          <w:sz w:val="22"/>
+        </w:rPr>
+        <w:t>（   ）</w:t>
+      </w:r>
+    </w:p>
+    <w:p>
+      <w:pPr>
+        <w:spacing w:after="20" w:before="0" w:line="240" w:lineRule="auto"/>
+      </w:pPr>
+      <w:r>
+        <w:rPr>
+          <w:rFonts w:ascii="Arial" w:hAnsi="Arial"/>
+          <w:b w:val="0"/>
+          <w:sz w:val="22"/>
+        </w:rPr>
+        <w:t>A. Option A</w:t>
+      </w:r>
+    </w:p>
+    <w:p>
+      <w:pPr>
+        <w:spacing w:after="20" w:before="0" w:line="240" w:lineRule="auto"/>
+      </w:pPr>
+      <w:r>
+        <w:rPr>
+          <w:rFonts w:ascii="Arial" w:hAnsi="Arial"/>
+          <w:b w:val="0"/>
+          <w:sz w:val="22"/>
+        </w:rPr>
+        <w:t>B. Option B</w:t>
+      </w:r>
+    </w:p>
+    <w:p>
+      <w:pPr>
+        <w:spacing w:after="20" w:before="0" w:line="240" w:lineRule="auto"/>
+      </w:pPr>
+      <w:r>
+        <w:rPr>
+          <w:rFonts w:ascii="Arial" w:hAnsi="Arial"/>
+          <w:b w:val="0"/>
+          <w:sz w:val="22"/>
+        </w:rPr>
+        <w:t>C. Option C</w:t>
+      </w:r>
+    </w:p>
+    <w:p>
+      <w:pPr>
+        <w:spacing w:after="20" w:before="0" w:line="240" w:lineRule="auto"/>
+      </w:pPr>
+      <w:r>
+        <w:rPr>
+          <w:rFonts w:ascii="Arial" w:hAnsi="Arial"/>
+          <w:b w:val="0"/>
+          <w:sz w:val="22"/>
+        </w:rPr>
+        <w:t>D. Rate = k[C] / ([A][B])</w:t>
+      </w:r>
+    </w:p>
+    <w:p>
+      <w:pPr>
+        <w:spacing w:after="0" w:before="0" w:line="240" w:lineRule="auto"/>
+      </w:pPr>
+    </w:p>
+    <w:p>
+      <w:pPr>
+        <w:spacing w:after="40" w:before="80" w:line="240" w:lineRule="auto"/>
+        <w:tabs>
+          <w:tab w:val="right" w:pos="9072"/>
+        </w:tabs>
+      </w:pPr>
+      <w:r>
+        <w:rPr>
+          <w:rFonts w:ascii="Arial" w:hAnsi="Arial"/>
+          <w:b w:val="0"/>
+          <w:sz w:val="22"/>
+        </w:rPr>
+        <w:t>4. What is the significance of an intermediate species in a proposed reaction mechanism?</w:t>
+      </w:r>
+      <w:r>
+        <w:tab/>
+      </w:r>
+      <w:r>
+        <w:rPr>
+          <w:rFonts w:ascii="Arial" w:hAnsi="Arial"/>
+          <w:b w:val="0"/>
+          <w:sz w:val="22"/>
+        </w:rPr>
+        <w:t>（   ）</w:t>
+      </w:r>
+    </w:p>
+    <w:p>
+      <w:pPr>
+        <w:spacing w:after="20" w:before="0" w:line="240" w:lineRule="auto"/>
+      </w:pPr>
+      <w:r>
+        <w:rPr>
+          <w:rFonts w:ascii="Arial" w:hAnsi="Arial"/>
+          <w:b w:val="0"/>
+          <w:sz w:val="22"/>
+        </w:rPr>
+        <w:t>A. It appears in the overall balanced equation but not in the elementary steps.</w:t>
+      </w:r>
+    </w:p>
+    <w:p>
+      <w:pPr>
+        <w:spacing w:after="20" w:before="0" w:line="240" w:lineRule="auto"/>
+      </w:pPr>
+      <w:r>
+        <w:rPr>
+          <w:rFonts w:ascii="Arial" w:hAnsi="Arial"/>
+          <w:b w:val="0"/>
+          <w:sz w:val="22"/>
+        </w:rPr>
+        <w:t>B. It is produced in one elementary step and consumed in a subsequent step.</w:t>
+      </w:r>
+    </w:p>
+    <w:p>
+      <w:pPr>
+        <w:spacing w:after="20" w:before="0" w:line="240" w:lineRule="auto"/>
+      </w:pPr>
+      <w:r>
+        <w:rPr>
+          <w:rFonts w:ascii="Arial" w:hAnsi="Arial"/>
+          <w:b w:val="0"/>
+          <w:sz w:val="22"/>
+        </w:rPr>
+        <w:t>C. It catalyzes the reaction without being consumed.</w:t>
+      </w:r>
+    </w:p>
+    <w:p>
+      <w:pPr>
+        <w:spacing w:after="20" w:before="0" w:line="240" w:lineRule="auto"/>
+      </w:pPr>
+      <w:r>
+        <w:rPr>
+          <w:rFonts w:ascii="Arial" w:hAnsi="Arial"/>
+          <w:b w:val="0"/>
+          <w:sz w:val="22"/>
+        </w:rPr>
+        <w:t>D. It is always the limiting reagent in the overall reaction.</w:t>
+      </w:r>
+    </w:p>
+    <w:p>
+      <w:pPr>
+        <w:spacing w:after="0" w:before="0" w:line="240" w:lineRule="auto"/>
+      </w:pPr>
+    </w:p>
+    <w:p>
+      <w:pPr>
+        <w:spacing w:after="40" w:before="80" w:line="240" w:lineRule="auto"/>
+        <w:tabs>
+          <w:tab w:val="right" w:pos="9072"/>
+        </w:tabs>
+      </w:pPr>
+      <w:r>
+        <w:rPr>
+          <w:rFonts w:ascii="Arial" w:hAnsi="Arial"/>
+          <w:b w:val="0"/>
+          <w:sz w:val="22"/>
+        </w:rPr>
+        <w:t>5. Which of the following best describes the rate-limiting step in a multi-step reaction mechanism?</w:t>
+      </w:r>
+      <w:r>
+        <w:tab/>
+      </w:r>
+      <w:r>
+        <w:rPr>
+          <w:rFonts w:ascii="Arial" w:hAnsi="Arial"/>
+          <w:b w:val="0"/>
+          <w:sz w:val="22"/>
+        </w:rPr>
+        <w:t>（   ）</w:t>
+      </w:r>
+    </w:p>
+    <w:p>
+      <w:r>
+        <w:drawing>
+          <wp:inline xmlns:a="http://schemas.openxmlformats.org/drawingml/2006/main" xmlns:pic="http://schemas.openxmlformats.org/drawingml/2006/picture">
+            <wp:extent cx="3780000" cy="2561259"/>
+            <wp:docPr id="5" name="Picture 5"/>
+            <wp:cNvGraphicFramePr>
+              <a:graphicFrameLocks noChangeAspect="1"/>
+            </wp:cNvGraphicFramePr>
+            <a:graphic>
+              <a:graphicData uri="http://schemas.openxmlformats.org/drawingml/2006/picture">
+                <pic:pic>
+                  <pic:nvPicPr>
+                    <pic:cNvPr id="0" name="f_c09_05.png"/>
+                    <pic:cNvPicPr/>
+                  </pic:nvPicPr>
+                  <pic:blipFill>
+                    <a:blip r:embed="rId13"/>
+                    <a:stretch>
+                      <a:fillRect/>
+                    </a:stretch>
+                  </pic:blipFill>
+                  <pic:spPr>
+                    <a:xfrm>
+                      <a:off x="0" y="0"/>
+                      <a:ext cx="3780000" cy="2561259"/>
+                    </a:xfrm>
+                    <a:prstGeom prst="rect"/>
+                  </pic:spPr>
+                </pic:pic>
+              </a:graphicData>
+            </a:graphic>
+          </wp:inline>
+        </w:drawing>
+      </w:r>
+    </w:p>
+    <w:p>
+      <w:pPr>
+        <w:spacing w:before="20" w:after="120"/>
+      </w:pPr>
+      <w:r>
+        <w:rPr>
+          <w:rFonts w:ascii="霞鹜文楷 Medium" w:hAnsi="霞鹜文楷 Medium"/>
+          <w:b/>
+          <w:sz w:val="18"/>
+        </w:rPr>
+        <w:t>图 C₉-5：多步反应机理能量图（对应考点 D MCQ5）</w:t>
+      </w:r>
+    </w:p>
+    <w:p>
+      <w:pPr>
+        <w:spacing w:after="20" w:before="0" w:line="240" w:lineRule="auto"/>
+      </w:pPr>
+      <w:r>
+        <w:rPr>
+          <w:rFonts w:ascii="Arial" w:hAnsi="Arial"/>
+          <w:b w:val="0"/>
+          <w:sz w:val="22"/>
+        </w:rPr>
+        <w:t>A. The step with the lowest activation energy.</w:t>
+      </w:r>
+    </w:p>
+    <w:p>
+      <w:pPr>
+        <w:spacing w:after="20" w:before="0" w:line="240" w:lineRule="auto"/>
+      </w:pPr>
+      <w:r>
+        <w:rPr>
+          <w:rFonts w:ascii="Arial" w:hAnsi="Arial"/>
+          <w:b w:val="0"/>
+          <w:sz w:val="22"/>
+        </w:rPr>
+        <w:t>B. The step with the highest rate constant.</w:t>
+      </w:r>
+    </w:p>
+    <w:p>
+      <w:pPr>
+        <w:spacing w:after="20" w:before="0" w:line="240" w:lineRule="auto"/>
+      </w:pPr>
+      <w:r>
+        <w:rPr>
+          <w:rFonts w:ascii="Arial" w:hAnsi="Arial"/>
+          <w:b w:val="0"/>
+          <w:sz w:val="22"/>
+        </w:rPr>
+        <w:t>C. The step with the highest activation energy.</w:t>
+      </w:r>
+    </w:p>
+    <w:p>
+      <w:pPr>
+        <w:spacing w:after="20" w:before="0" w:line="240" w:lineRule="auto"/>
+      </w:pPr>
+      <w:r>
+        <w:rPr>
+          <w:rFonts w:ascii="Arial" w:hAnsi="Arial"/>
+          <w:b w:val="0"/>
+          <w:sz w:val="22"/>
+        </w:rPr>
+        <w:t>D. The step that produces the most stable intermediate.</w:t>
+      </w:r>
+    </w:p>
+    <w:p>
+      <w:pPr>
+        <w:spacing w:after="0" w:before="0" w:line="240" w:lineRule="auto"/>
+      </w:pPr>
+    </w:p>
+    <w:p>
+      <w:pPr>
+        <w:spacing w:after="40" w:before="80" w:line="240" w:lineRule="auto"/>
+        <w:tabs>
+          <w:tab w:val="right" w:pos="9072"/>
+        </w:tabs>
+      </w:pPr>
+      <w:r>
+        <w:rPr>
+          <w:rFonts w:ascii="Arial" w:hAnsi="Arial"/>
+          <w:b w:val="0"/>
+          <w:sz w:val="22"/>
+        </w:rPr>
+        <w:t>6.</w:t>
+      </w:r>
+      <w:r>
+        <w:rPr>
+          <w:rFonts w:ascii="Arial" w:hAnsi="Arial"/>
+          <w:b w:val="0"/>
+          <w:sz w:val="22"/>
+        </w:rPr>
+        <w:t xml:space="preserve"> Consider the following mechanism for a reaction:</w:t>
+      </w:r>
+    </w:p>
+    <w:p>
+      <w:pPr>
+        <w:spacing w:after="40" w:before="80" w:line="240" w:lineRule="auto"/>
+        <w:tabs>
+          <w:tab w:val="right" w:pos="9072"/>
+        </w:tabs>
+      </w:pPr>
+      <w:r>
+        <w:rPr>
+          <w:rFonts w:ascii="Arial" w:hAnsi="Arial"/>
+          <w:b w:val="0"/>
+          <w:sz w:val="22"/>
+        </w:rPr>
+        <w:t>Step 1: N₂O₅ (g) → NO₂ (g) + NO₂+ (g) Step 2: N₂O₅ (g) + NO₂+ (g) → NO₂ (g) + NO₃− (g) Step 3: 2NO₃− (g) → O₂ (g) + 2NO₂ (g) Which of the following correctly identifies the reaction intermediates?	（   ）</w:t>
+      </w:r>
+    </w:p>
+    <w:p>
+      <w:pPr>
+        <w:spacing w:after="20" w:before="0" w:line="240" w:lineRule="auto"/>
+      </w:pPr>
+      <w:r>
+        <w:rPr>
+          <w:rFonts w:ascii="Arial" w:hAnsi="Arial"/>
+          <w:b w:val="0"/>
+          <w:sz w:val="22"/>
+        </w:rPr>
+        <w:t>A. Option A</w:t>
+      </w:r>
+    </w:p>
+    <w:p>
+      <w:pPr>
+        <w:spacing w:after="20" w:before="0" w:line="240" w:lineRule="auto"/>
+      </w:pPr>
+      <w:r>
+        <w:rPr>
+          <w:rFonts w:ascii="Arial" w:hAnsi="Arial"/>
+          <w:b w:val="0"/>
+          <w:sz w:val="22"/>
+        </w:rPr>
+        <w:t>B. Option B</w:t>
+      </w:r>
+    </w:p>
+    <w:p>
+      <w:pPr>
+        <w:spacing w:after="20" w:before="0" w:line="240" w:lineRule="auto"/>
+      </w:pPr>
+      <w:r>
+        <w:rPr>
+          <w:rFonts w:ascii="Arial" w:hAnsi="Arial"/>
+          <w:b w:val="0"/>
+          <w:sz w:val="22"/>
+        </w:rPr>
+        <w:t>C. N₂O₅ (g) and NO₂+ (g)</w:t>
+      </w:r>
+    </w:p>
+    <w:p>
+      <w:pPr>
+        <w:spacing w:after="20" w:before="0" w:line="240" w:lineRule="auto"/>
+      </w:pPr>
+      <w:r>
+        <w:rPr>
+          <w:rFonts w:ascii="Arial" w:hAnsi="Arial"/>
+          <w:b w:val="0"/>
+          <w:sz w:val="22"/>
+        </w:rPr>
+        <w:t>D. NO₂+ (g) and NO₃− (g)</w:t>
+      </w:r>
+    </w:p>
+    <w:p>
+      <w:pPr>
+        <w:spacing w:after="0" w:before="0" w:line="240" w:lineRule="auto"/>
+      </w:pPr>
+    </w:p>
+    <w:p>
+      <w:pPr>
+        <w:spacing w:after="40" w:before="80" w:line="240" w:lineRule="auto"/>
+        <w:tabs>
+          <w:tab w:val="right" w:pos="9072"/>
+        </w:tabs>
+      </w:pPr>
+      <w:r>
+        <w:rPr>
+          <w:rFonts w:ascii="Arial" w:hAnsi="Arial"/>
+          <w:b w:val="0"/>
+          <w:sz w:val="22"/>
+        </w:rPr>
+        <w:t>7.</w:t>
+      </w:r>
+      <w:r>
+        <w:rPr>
+          <w:rFonts w:ascii="Arial" w:hAnsi="Arial"/>
+          <w:b w:val="0"/>
+          <w:sz w:val="22"/>
+        </w:rPr>
+        <w:t xml:space="preserve"> The mechanism for the following reaction between iodine and propanone is shown. CH₃COCH₃ (aq) + I₂ (aq) -&gt; CH₃COCH₂I (aq) + HI (aq).</w:t>
+      </w:r>
+    </w:p>
+    <w:p>
+      <w:pPr>
+        <w:spacing w:after="40" w:before="80" w:line="240" w:lineRule="auto"/>
+        <w:tabs>
+          <w:tab w:val="right" w:pos="9072"/>
+        </w:tabs>
+      </w:pPr>
+      <w:r>
+        <w:rPr>
+          <w:rFonts w:ascii="Arial" w:hAnsi="Arial"/>
+          <w:b w:val="0"/>
+          <w:sz w:val="22"/>
+        </w:rPr>
+        <w:t>Step 1: CH₃COCH₃ + H+ -&gt; CH₃COH+CH₃.</w:t>
+      </w:r>
+    </w:p>
+    <w:p>
+      <w:pPr>
+        <w:spacing w:after="40" w:before="80" w:line="240" w:lineRule="auto"/>
+        <w:tabs>
+          <w:tab w:val="right" w:pos="9072"/>
+        </w:tabs>
+      </w:pPr>
+      <w:r>
+        <w:rPr>
+          <w:rFonts w:ascii="Arial" w:hAnsi="Arial"/>
+          <w:b w:val="0"/>
+          <w:sz w:val="22"/>
+        </w:rPr>
+        <w:t>Step 2: CH₃COH+CH₃ -&gt; CH₃COHCH₂ + H+.</w:t>
+      </w:r>
+    </w:p>
+    <w:p>
+      <w:pPr>
+        <w:spacing w:after="40" w:before="80" w:line="240" w:lineRule="auto"/>
+        <w:tabs>
+          <w:tab w:val="right" w:pos="9072"/>
+        </w:tabs>
+      </w:pPr>
+      <w:r>
+        <w:rPr>
+          <w:rFonts w:ascii="Arial" w:hAnsi="Arial"/>
+          <w:b w:val="0"/>
+          <w:sz w:val="22"/>
+        </w:rPr>
+        <w:t>Step 3: CH₃COHCH₂ + I₂ -&gt; CH₃COHCH₂I + I-.</w:t>
+      </w:r>
+    </w:p>
+    <w:p>
+      <w:pPr>
+        <w:spacing w:after="40" w:before="80" w:line="240" w:lineRule="auto"/>
+        <w:tabs>
+          <w:tab w:val="right" w:pos="9072"/>
+        </w:tabs>
+      </w:pPr>
+      <w:r>
+        <w:rPr>
+          <w:rFonts w:ascii="Arial" w:hAnsi="Arial"/>
+          <w:b w:val="0"/>
+          <w:sz w:val="22"/>
+        </w:rPr>
+        <w:t>Step 4: CH₃COHCH₂I -&gt; CH₃COCH₂I + H+.</w:t>
+      </w:r>
+    </w:p>
+    <w:p>
+      <w:pPr>
+        <w:spacing w:after="40" w:before="80" w:line="240" w:lineRule="auto"/>
+        <w:tabs>
+          <w:tab w:val="right" w:pos="9072"/>
+        </w:tabs>
+      </w:pPr>
+      <w:r>
+        <w:rPr>
+          <w:rFonts w:ascii="Arial" w:hAnsi="Arial"/>
+          <w:b w:val="0"/>
+          <w:sz w:val="22"/>
+        </w:rPr>
+        <w:t>Which of the following classifications of CH₃COCH₃, H+ and CH₃COHCH₂ are correct?	（   ）</w:t>
+      </w:r>
+    </w:p>
+    <w:p>
+      <w:pPr>
+        <w:spacing w:after="20" w:before="0" w:line="240" w:lineRule="auto"/>
+      </w:pPr>
+      <w:r>
+        <w:rPr>
+          <w:rFonts w:ascii="Arial" w:hAnsi="Arial"/>
+          <w:b w:val="0"/>
+          <w:sz w:val="22"/>
+        </w:rPr>
+        <w:t>A. CH₃COCH₃: Intermediate; H+: Intermediate; CH₃COHCH₂: Catalyst</w:t>
+      </w:r>
+    </w:p>
+    <w:p>
+      <w:pPr>
+        <w:spacing w:after="20" w:before="0" w:line="240" w:lineRule="auto"/>
+      </w:pPr>
+      <w:r>
+        <w:rPr>
+          <w:rFonts w:ascii="Arial" w:hAnsi="Arial"/>
+          <w:b w:val="0"/>
+          <w:sz w:val="22"/>
+        </w:rPr>
+        <w:t>B. CH₃COCH₃: Reactant; H+: Intermediate; CH₃COHCH₂: Product</w:t>
+      </w:r>
+    </w:p>
+    <w:p>
+      <w:pPr>
+        <w:spacing w:after="20" w:before="0" w:line="240" w:lineRule="auto"/>
+      </w:pPr>
+      <w:r>
+        <w:rPr>
+          <w:rFonts w:ascii="Arial" w:hAnsi="Arial"/>
+          <w:b w:val="0"/>
+          <w:sz w:val="22"/>
+        </w:rPr>
+        <w:t>C. CH₃COCH₃: Reactant; H+: Catalyst; CH₃COHCH₂: Intermediate</w:t>
+      </w:r>
+    </w:p>
+    <w:p>
+      <w:pPr>
+        <w:spacing w:after="20" w:before="0" w:line="240" w:lineRule="auto"/>
+      </w:pPr>
+      <w:r>
+        <w:rPr>
+          <w:rFonts w:ascii="Arial" w:hAnsi="Arial"/>
+          <w:b w:val="0"/>
+          <w:sz w:val="22"/>
+        </w:rPr>
+        <w:t>D. CH₃COCH₃: Reactant; H+: Product; CH₃COHCH₂: Intermediate</w:t>
+      </w:r>
+    </w:p>
+    <w:p>
+      <w:pPr>
+        <w:spacing w:after="0" w:before="0" w:line="240" w:lineRule="auto"/>
+      </w:pPr>
+    </w:p>
+    <w:p>
+      <w:pPr>
+        <w:spacing w:after="40" w:before="80" w:line="240" w:lineRule="auto"/>
+        <w:tabs>
+          <w:tab w:val="right" w:pos="9072"/>
+        </w:tabs>
+      </w:pPr>
+      <w:r>
+        <w:rPr>
+          <w:rFonts w:ascii="Arial" w:hAnsi="Arial"/>
+          <w:b w:val="0"/>
+          <w:sz w:val="22"/>
+        </w:rPr>
+        <w:t>8. 2CH₃CHO → CH₃CH(OH)CH₂CHO The proposed mechanism for the reaction of ethanal in dilute alkaline solution to form 3-hydroxybutanal is shown:  1: CH₃CHO + :OH- → :CH₂CHO + H₂O (slow) 2: CH₃CHO + :CH₂CHO → CH₃CH(O:-)CH₂CHO (fast) 3: CH₃CH(O:-)CH₂CHO + H₂O → CH₃CH(OH)CH₂CHO + :OH- (fast) Which of the following statements is not correct?</w:t>
+      </w:r>
+      <w:r>
+        <w:tab/>
+      </w:r>
+      <w:r>
+        <w:rPr>
+          <w:rFonts w:ascii="Arial" w:hAnsi="Arial"/>
+          <w:b w:val="0"/>
+          <w:sz w:val="22"/>
+        </w:rPr>
+        <w:t>（   ）</w:t>
+      </w:r>
+    </w:p>
+    <w:p>
+      <w:pPr>
+        <w:spacing w:after="20" w:before="0" w:line="240" w:lineRule="auto"/>
+      </w:pPr>
+      <w:r>
+        <w:rPr>
+          <w:rFonts w:ascii="Arial" w:hAnsi="Arial"/>
+          <w:b w:val="0"/>
+          <w:sz w:val="22"/>
+        </w:rPr>
+        <w:t>A. The rate expression is rate = [CH₃CHO] [OH-].</w:t>
+      </w:r>
+    </w:p>
+    <w:p>
+      <w:pPr>
+        <w:spacing w:after="20" w:before="0" w:line="240" w:lineRule="auto"/>
+      </w:pPr>
+      <w:r>
+        <w:rPr>
+          <w:rFonts w:ascii="Arial" w:hAnsi="Arial"/>
+          <w:b w:val="0"/>
+          <w:sz w:val="22"/>
+        </w:rPr>
+        <w:t>B. Step 1 is the rate-determining step.</w:t>
+      </w:r>
+    </w:p>
+    <w:p>
+      <w:pPr>
+        <w:spacing w:after="20" w:before="0" w:line="240" w:lineRule="auto"/>
+      </w:pPr>
+      <w:r>
+        <w:rPr>
+          <w:rFonts w:ascii="Arial" w:hAnsi="Arial"/>
+          <w:b w:val="0"/>
+          <w:sz w:val="22"/>
+        </w:rPr>
+        <w:t>C. Option C</w:t>
+      </w:r>
+    </w:p>
+    <w:p>
+      <w:pPr>
+        <w:spacing w:after="20" w:before="0" w:line="240" w:lineRule="auto"/>
+      </w:pPr>
+      <w:r>
+        <w:rPr>
+          <w:rFonts w:ascii="Arial" w:hAnsi="Arial"/>
+          <w:b w:val="0"/>
+          <w:sz w:val="22"/>
+        </w:rPr>
+        <w:t>D. Steps 2 and 3 have a lower activation energy than step 1.</w:t>
+      </w:r>
+    </w:p>
+    <w:p>
+      <w:pPr>
+        <w:spacing w:after="0" w:before="0" w:line="240" w:lineRule="auto"/>
+      </w:pPr>
+    </w:p>
+    <w:p>
+      <w:pPr>
+        <w:spacing w:after="40" w:before="80" w:line="240" w:lineRule="auto"/>
+        <w:tabs>
+          <w:tab w:val="right" w:pos="9072"/>
+        </w:tabs>
+      </w:pPr>
+      <w:r>
+        <w:rPr>
+          <w:rFonts w:ascii="Arial" w:hAnsi="Arial"/>
+          <w:b w:val="0"/>
+          <w:sz w:val="22"/>
+        </w:rPr>
+        <w:t>9.</w:t>
+      </w:r>
+      <w:r>
+        <w:rPr>
+          <w:rFonts w:ascii="Arial" w:hAnsi="Arial"/>
+          <w:b w:val="0"/>
+          <w:sz w:val="22"/>
+        </w:rPr>
+        <w:t xml:space="preserve"> Consider the following reaction mechanism: A + B ⇌ C (fast) C + D → E (slow) If the experimental rate law is found to be Rate = k[A][B][D], what can be concluded about the relationship between k and the rate constants of the individual steps?	（   ）</w:t>
+      </w:r>
+    </w:p>
+    <w:p>
+      <w:pPr>
+        <w:spacing w:after="20" w:before="0" w:line="240" w:lineRule="auto"/>
+      </w:pPr>
+      <w:r>
+        <w:rPr>
+          <w:rFonts w:ascii="Arial" w:hAnsi="Arial"/>
+          <w:b w:val="0"/>
+          <w:sz w:val="22"/>
+        </w:rPr>
+        <w:t>A. k = k1k2, where k1 is the forward rate constant of step 1 and k2 is the rate constant of step 2.</w:t>
+      </w:r>
+    </w:p>
+    <w:p>
+      <w:pPr>
+        <w:spacing w:after="20" w:before="0" w:line="240" w:lineRule="auto"/>
+      </w:pPr>
+      <w:r>
+        <w:rPr>
+          <w:rFonts w:ascii="Arial" w:hAnsi="Arial"/>
+          <w:b w:val="0"/>
+          <w:sz w:val="22"/>
+        </w:rPr>
+        <w:t>B. k = k1k2/k</w:t>
+      </w:r>
+      <w:r>
+        <w:rPr>
+          <w:rFonts w:ascii="Arial" w:hAnsi="Arial"/>
+          <w:b w:val="0"/>
+          <w:sz w:val="22"/>
+          <w:vertAlign w:val="superscript"/>
+        </w:rPr>
+        <w:t>-1</w:t>
+      </w:r>
+      <w:r>
+        <w:rPr>
+          <w:rFonts w:ascii="Arial" w:hAnsi="Arial"/>
+          <w:b w:val="0"/>
+          <w:sz w:val="22"/>
+        </w:rPr>
+        <w:t>, where k1 and k</w:t>
+      </w:r>
+      <w:r>
+        <w:rPr>
+          <w:rFonts w:ascii="Arial" w:hAnsi="Arial"/>
+          <w:b w:val="0"/>
+          <w:sz w:val="22"/>
+          <w:vertAlign w:val="superscript"/>
+        </w:rPr>
+        <w:t>-1</w:t>
+      </w:r>
+      <w:r>
+        <w:rPr>
+          <w:rFonts w:ascii="Arial" w:hAnsi="Arial"/>
+          <w:b w:val="0"/>
+          <w:sz w:val="22"/>
+        </w:rPr>
+        <w:t> are the forward and reverse rate constants of step 1, and k2 is the rate constant of step 2.</w:t>
+      </w:r>
+    </w:p>
+    <w:p>
+      <w:pPr>
+        <w:spacing w:after="20" w:before="0" w:line="240" w:lineRule="auto"/>
+      </w:pPr>
+      <w:r>
+        <w:rPr>
+          <w:rFonts w:ascii="Arial" w:hAnsi="Arial"/>
+          <w:b w:val="0"/>
+          <w:sz w:val="22"/>
+        </w:rPr>
+        <w:t>C. k = k2, where k2 is the rate constant of step 2.</w:t>
+      </w:r>
+    </w:p>
+    <w:p>
+      <w:pPr>
+        <w:spacing w:after="20" w:before="0" w:line="240" w:lineRule="auto"/>
+      </w:pPr>
+      <w:r>
+        <w:rPr>
+          <w:rFonts w:ascii="Arial" w:hAnsi="Arial"/>
+          <w:b w:val="0"/>
+          <w:sz w:val="22"/>
+        </w:rPr>
+        <w:t>D. k = k1 + k2, where k1 is the forward rate constant of step 1 and k2 is the rate constant of step 2.</w:t>
+      </w:r>
+    </w:p>
+    <w:p>
+      <w:pPr>
+        <w:spacing w:after="0" w:before="0" w:line="240" w:lineRule="auto"/>
+      </w:pPr>
+    </w:p>
+    <w:p>
+      <w:pPr>
+        <w:spacing w:after="40" w:before="80" w:line="240" w:lineRule="auto"/>
+        <w:tabs>
+          <w:tab w:val="right" w:pos="9072"/>
+        </w:tabs>
+      </w:pPr>
+      <w:r>
+        <w:rPr>
+          <w:rFonts w:ascii="Arial" w:hAnsi="Arial"/>
+          <w:b w:val="0"/>
+          <w:sz w:val="22"/>
+        </w:rPr>
+        <w:t>10.</w:t>
+      </w:r>
+      <w:r>
+        <w:rPr>
+          <w:rFonts w:ascii="Arial" w:hAnsi="Arial"/>
+          <w:b w:val="0"/>
+          <w:sz w:val="22"/>
+        </w:rPr>
+        <w:t xml:space="preserve"> The following mechanism has been proposed for the reaction between nitrogen(II) oxide and carbon monoxide: NO₂ (g) + CO (g) → NO (g) + CO₂ (g) Mechanism:</w:t>
+      </w:r>
+    </w:p>
+    <w:p>
+      <w:pPr>
+        <w:spacing w:after="40" w:before="80" w:line="240" w:lineRule="auto"/>
+        <w:tabs>
+          <w:tab w:val="right" w:pos="9072"/>
+        </w:tabs>
+      </w:pPr>
+      <w:r>
+        <w:rPr>
+          <w:rFonts w:ascii="Arial" w:hAnsi="Arial"/>
+          <w:b w:val="0"/>
+          <w:sz w:val="22"/>
+        </w:rPr>
+        <w:t>Step 1:   NO₂ + NO₂ ⇌ N₂O₄   (fast equilibrium) Step 2:   N₂O₄ + 2CO → 2NO + 2CO₂   (slow step) Which rate expression is consistent with the mechanism?	（   ）</w:t>
+      </w:r>
+    </w:p>
+    <w:p>
+      <w:pPr>
+        <w:spacing w:after="20" w:before="0" w:line="240" w:lineRule="auto"/>
+      </w:pPr>
+      <w:r>
+        <w:rPr>
+          <w:rFonts w:ascii="Arial" w:hAnsi="Arial"/>
+          <w:b w:val="0"/>
+          <w:sz w:val="22"/>
+        </w:rPr>
+        <w:t>A. Option A</w:t>
+      </w:r>
+    </w:p>
+    <w:p>
+      <w:pPr>
+        <w:spacing w:after="20" w:before="0" w:line="240" w:lineRule="auto"/>
+      </w:pPr>
+      <w:r>
+        <w:rPr>
+          <w:rFonts w:ascii="Arial" w:hAnsi="Arial"/>
+          <w:b w:val="0"/>
+          <w:sz w:val="22"/>
+        </w:rPr>
+        <w:t>B. Rate = k [N₂O₄] [CO]2</w:t>
+      </w:r>
+    </w:p>
+    <w:p>
+      <w:pPr>
+        <w:spacing w:after="20" w:before="0" w:line="240" w:lineRule="auto"/>
+      </w:pPr>
+      <w:r>
+        <w:rPr>
+          <w:rFonts w:ascii="Arial" w:hAnsi="Arial"/>
+          <w:b w:val="0"/>
+          <w:sz w:val="22"/>
+        </w:rPr>
+        <w:t>C. Rate = k [NO₂]2 [CO]2</w:t>
+      </w:r>
+    </w:p>
+    <w:p>
+      <w:pPr>
+        <w:spacing w:after="20" w:before="0" w:line="240" w:lineRule="auto"/>
+      </w:pPr>
+      <w:r>
+        <w:rPr>
+          <w:rFonts w:ascii="Arial" w:hAnsi="Arial"/>
+          <w:b w:val="0"/>
+          <w:sz w:val="22"/>
+        </w:rPr>
+        <w:t>D. Option D</w:t>
+      </w:r>
+    </w:p>
+    <w:p>
+      <w:pPr>
+        <w:spacing w:after="0" w:before="0" w:line="240" w:lineRule="auto"/>
+      </w:pPr>
+    </w:p>
+    <w:p>
+      <w:pPr>
+        <w:spacing w:after="120" w:before="280" w:line="240" w:lineRule="auto"/>
+      </w:pPr>
+      <w:r>
+        <w:rPr>
+          <w:rFonts w:ascii="霞鹜文楷 Medium" w:hAnsi="霞鹜文楷 Medium"/>
+          <w:b/>
+          <w:sz w:val="24"/>
+        </w:rPr>
+        <w:t>考点 E: 催化 Catalysis</w:t>
+      </w:r>
+    </w:p>
+    <w:p/>
+    <w:p>
+      <w:pPr>
+        <w:spacing w:after="40" w:before="80" w:line="240" w:lineRule="auto"/>
+        <w:tabs>
+          <w:tab w:val="right" w:pos="9072"/>
+        </w:tabs>
+      </w:pPr>
+      <w:r>
+        <w:rPr>
+          <w:rFonts w:ascii="Arial" w:hAnsi="Arial"/>
+          <w:b w:val="0"/>
+          <w:sz w:val="22"/>
+        </w:rPr>
+        <w:t>1. A catalyst increases reaction rate by:</w:t>
+      </w:r>
+      <w:r>
+        <w:tab/>
+      </w:r>
+      <w:r>
+        <w:rPr>
+          <w:rFonts w:ascii="Arial" w:hAnsi="Arial"/>
+          <w:b w:val="0"/>
+          <w:sz w:val="22"/>
+        </w:rPr>
+        <w:t>（   ）</w:t>
+      </w:r>
+    </w:p>
+    <w:p>
+      <w:pPr>
+        <w:spacing w:after="20" w:before="0" w:line="240" w:lineRule="auto"/>
+      </w:pPr>
+      <w:r>
+        <w:rPr>
+          <w:rFonts w:ascii="Arial" w:hAnsi="Arial"/>
+          <w:b w:val="0"/>
+          <w:sz w:val="22"/>
+        </w:rPr>
+        <w:t>A  increasing ΔH.</w:t>
+      </w:r>
+    </w:p>
+    <w:p>
+      <w:pPr>
+        <w:spacing w:after="20" w:before="0" w:line="240" w:lineRule="auto"/>
+      </w:pPr>
+      <w:r>
+        <w:rPr>
+          <w:rFonts w:ascii="Arial" w:hAnsi="Arial"/>
+          <w:b w:val="0"/>
+          <w:sz w:val="22"/>
+        </w:rPr>
+        <w:t>B  increasing K.</w:t>
+      </w:r>
+    </w:p>
+    <w:p>
+      <w:pPr>
+        <w:spacing w:after="20" w:before="0" w:line="240" w:lineRule="auto"/>
+      </w:pPr>
+      <w:r>
+        <w:rPr>
+          <w:rFonts w:ascii="Arial" w:hAnsi="Arial"/>
+          <w:b w:val="0"/>
+          <w:sz w:val="22"/>
+        </w:rPr>
+        <w:t>C  lowering the activation energy.</w:t>
+      </w:r>
+    </w:p>
+    <w:p>
+      <w:pPr>
+        <w:spacing w:after="20" w:before="0" w:line="240" w:lineRule="auto"/>
+      </w:pPr>
+      <w:r>
+        <w:rPr>
+          <w:rFonts w:ascii="Arial" w:hAnsi="Arial"/>
+          <w:b w:val="0"/>
+          <w:sz w:val="22"/>
+        </w:rPr>
+        <w:t>D  increasing the concentration of reactants.</w:t>
+      </w:r>
+    </w:p>
+    <w:p>
+      <w:pPr>
+        <w:spacing w:after="0" w:before="0" w:line="240" w:lineRule="auto"/>
+      </w:pPr>
+    </w:p>
+    <w:p>
+      <w:pPr>
+        <w:spacing w:after="40" w:before="80" w:line="240" w:lineRule="auto"/>
+        <w:tabs>
+          <w:tab w:val="right" w:pos="9072"/>
+        </w:tabs>
+      </w:pPr>
+      <w:r>
+        <w:rPr>
+          <w:rFonts w:ascii="Arial" w:hAnsi="Arial"/>
+          <w:b w:val="0"/>
+          <w:sz w:val="22"/>
+        </w:rPr>
+        <w:t>2. Which of the following best describes the process of chemical adsorption in heterogeneous catalysis?</w:t>
+      </w:r>
+      <w:r>
+        <w:tab/>
+      </w:r>
+      <w:r>
+        <w:rPr>
+          <w:rFonts w:ascii="Arial" w:hAnsi="Arial"/>
+          <w:b w:val="0"/>
+          <w:sz w:val="22"/>
+        </w:rPr>
+        <w:t>（   ）</w:t>
+      </w:r>
+    </w:p>
+    <w:p>
+      <w:pPr>
+        <w:spacing w:after="20" w:before="0" w:line="240" w:lineRule="auto"/>
+      </w:pPr>
+      <w:r>
+        <w:rPr>
+          <w:rFonts w:ascii="Arial" w:hAnsi="Arial"/>
+          <w:b w:val="0"/>
+          <w:sz w:val="22"/>
+        </w:rPr>
+        <w:t>A. Dissolution of the catalyst in the reaction mixture.</w:t>
+      </w:r>
+    </w:p>
+    <w:p>
+      <w:pPr>
+        <w:spacing w:after="20" w:before="0" w:line="240" w:lineRule="auto"/>
+      </w:pPr>
+      <w:r>
+        <w:rPr>
+          <w:rFonts w:ascii="Arial" w:hAnsi="Arial"/>
+          <w:b w:val="0"/>
+          <w:sz w:val="22"/>
+        </w:rPr>
+        <w:t>B. Electrostatic repulsion between reactants and catalyst surface.</w:t>
+      </w:r>
+    </w:p>
+    <w:p>
+      <w:pPr>
+        <w:spacing w:after="20" w:before="0" w:line="240" w:lineRule="auto"/>
+      </w:pPr>
+      <w:r>
+        <w:rPr>
+          <w:rFonts w:ascii="Arial" w:hAnsi="Arial"/>
+          <w:b w:val="0"/>
+          <w:sz w:val="22"/>
+        </w:rPr>
+        <w:t>C. Formation of weak covalent bonds between reactants and catalyst surface.</w:t>
+      </w:r>
+    </w:p>
+    <w:p>
+      <w:pPr>
+        <w:spacing w:after="20" w:before="0" w:line="240" w:lineRule="auto"/>
+      </w:pPr>
+      <w:r>
+        <w:rPr>
+          <w:rFonts w:ascii="Arial" w:hAnsi="Arial"/>
+          <w:b w:val="0"/>
+          <w:sz w:val="22"/>
+        </w:rPr>
+        <w:t>D. Physical attraction between reactants and catalyst surface through van der Waals forces.</w:t>
+      </w:r>
+    </w:p>
+    <w:p>
+      <w:pPr>
+        <w:spacing w:after="0" w:before="0" w:line="240" w:lineRule="auto"/>
+      </w:pPr>
+    </w:p>
+    <w:p>
+      <w:pPr>
+        <w:spacing w:after="40" w:before="80" w:line="240" w:lineRule="auto"/>
+        <w:tabs>
+          <w:tab w:val="right" w:pos="9072"/>
+        </w:tabs>
+      </w:pPr>
+      <w:r>
+        <w:rPr>
+          <w:rFonts w:ascii="Arial" w:hAnsi="Arial"/>
+          <w:b w:val="0"/>
+          <w:sz w:val="22"/>
+        </w:rPr>
+        <w:t>3. To catalyze a biochemical reaction, an enzyme typically</w:t>
+      </w:r>
+      <w:r>
+        <w:tab/>
+      </w:r>
+      <w:r>
+        <w:rPr>
+          <w:rFonts w:ascii="Arial" w:hAnsi="Arial"/>
+          <w:b w:val="0"/>
+          <w:sz w:val="22"/>
+        </w:rPr>
+        <w:t>（   ）</w:t>
+      </w:r>
+    </w:p>
+    <w:p>
+      <w:pPr>
+        <w:spacing w:after="20" w:before="0" w:line="240" w:lineRule="auto"/>
+      </w:pPr>
+      <w:r>
+        <w:rPr>
+          <w:rFonts w:ascii="Arial" w:hAnsi="Arial"/>
+          <w:b w:val="0"/>
+          <w:sz w:val="22"/>
+        </w:rPr>
+        <w:t>A. drives the reaction to completion by consuming byproducts of the reaction.</w:t>
+      </w:r>
+    </w:p>
+    <w:p>
+      <w:pPr>
+        <w:spacing w:after="20" w:before="0" w:line="240" w:lineRule="auto"/>
+      </w:pPr>
+      <w:r>
+        <w:rPr>
+          <w:rFonts w:ascii="Arial" w:hAnsi="Arial"/>
+          <w:b w:val="0"/>
+          <w:sz w:val="22"/>
+        </w:rPr>
+        <w:t>B. binds temporarily to reactant molecules to lower the activation energy of the reaction.</w:t>
+      </w:r>
+    </w:p>
+    <w:p>
+      <w:pPr>
+        <w:spacing w:after="20" w:before="0" w:line="240" w:lineRule="auto"/>
+      </w:pPr>
+      <w:r>
+        <w:rPr>
+          <w:rFonts w:ascii="Arial" w:hAnsi="Arial"/>
+          <w:b w:val="0"/>
+          <w:sz w:val="22"/>
+        </w:rPr>
+        <w:t>C. dissociates into additional reactant molecules, thereby increasing the reaction rate.</w:t>
+      </w:r>
+    </w:p>
+    <w:p>
+      <w:pPr>
+        <w:spacing w:after="20" w:before="0" w:line="240" w:lineRule="auto"/>
+      </w:pPr>
+      <w:r>
+        <w:rPr>
+          <w:rFonts w:ascii="Arial" w:hAnsi="Arial"/>
           <w:b w:val="0"/>
           <w:sz w:val="22"/>
         </w:rPr>
